--- a/theory-site-static/files/editorial-tightened/between-potential-and-ideal-tightened-he.docx
+++ b/theory-site-static/files/editorial-tightened/between-potential-and-ideal-tightened-he.docx
@@ -9,9 +9,28 @@
       </w:pPr>
       <w:r>
         <w:rPr>
+          <w:rFonts w:ascii="Noto Sans Hebrew" w:hAnsi="Noto Sans Hebrew" w:cs="Noto Sans Hebrew"/>
           <w:b/>
+          <w:i w:val="0"/>
+          <w:color w:val="A6702D"/>
+          <w:sz w:val="25"/>
+          <w:rtl w:val="1"/>
+        </w:rPr>
+        <w:t>התיאוריה המעודכנת</w:t>
+      </w:r>
+    </w:p>
+    <w:p>
+      <w:pPr>
+        <w:jc w:val="center"/>
+        <w:bidi w:val="1"/>
+      </w:pPr>
+      <w:r>
+        <w:rPr>
+          <w:rFonts w:ascii="Noto Sans Hebrew" w:hAnsi="Noto Sans Hebrew" w:cs="Noto Sans Hebrew"/>
+          <w:b/>
+          <w:i w:val="0"/>
           <w:color w:val="17202D"/>
-          <w:sz w:val="52"/>
+          <w:sz w:val="60"/>
           <w:rtl w:val="1"/>
         </w:rPr>
         <w:t>בין פוטנציאל לאידיאל</w:t>
@@ -24,12 +43,77 @@
       </w:pPr>
       <w:r>
         <w:rPr>
-          <w:b/>
-          <w:color w:val="A6702D"/>
-          <w:sz w:val="34"/>
+          <w:rFonts w:ascii="Noto Sans Hebrew" w:hAnsi="Noto Sans Hebrew" w:cs="Noto Sans Hebrew"/>
+          <w:b w:val="0"/>
+          <w:i/>
+          <w:color w:val="4B5968"/>
+          <w:sz w:val="31"/>
           <w:rtl w:val="1"/>
         </w:rPr>
         <w:t>ניהיליזם עם תקווה בעולם חסר ודאות</w:t>
+      </w:r>
+    </w:p>
+    <w:p>
+      <w:pPr>
+        <w:spacing w:before="400"/>
+        <w:jc w:val="center"/>
+        <w:bidi w:val="1"/>
+      </w:pPr>
+      <w:r>
+        <w:drawing>
+          <wp:inline xmlns:a="http://schemas.openxmlformats.org/drawingml/2006/main" xmlns:pic="http://schemas.openxmlformats.org/drawingml/2006/picture">
+            <wp:extent cx="5394960" cy="3036278"/>
+            <wp:docPr id="1" name="Picture 1"/>
+            <wp:cNvGraphicFramePr>
+              <a:graphicFrameLocks noChangeAspect="1"/>
+            </wp:cNvGraphicFramePr>
+            <a:graphic>
+              <a:graphicData uri="http://schemas.openxmlformats.org/drawingml/2006/picture">
+                <pic:pic>
+                  <pic:nvPicPr>
+                    <pic:cNvPr id="0" name="01_fragmented_consciousness_cover.png"/>
+                    <pic:cNvPicPr/>
+                  </pic:nvPicPr>
+                  <pic:blipFill>
+                    <a:blip r:embed="rId9"/>
+                    <a:stretch>
+                      <a:fillRect/>
+                    </a:stretch>
+                  </pic:blipFill>
+                  <pic:spPr>
+                    <a:xfrm>
+                      <a:off x="0" y="0"/>
+                      <a:ext cx="5394960" cy="3036278"/>
+                    </a:xfrm>
+                    <a:prstGeom prst="rect"/>
+                  </pic:spPr>
+                </pic:pic>
+              </a:graphicData>
+            </a:graphic>
+          </wp:inline>
+        </w:drawing>
+      </w:r>
+    </w:p>
+    <w:p>
+      <w:pPr>
+        <w:jc w:val="center"/>
+        <w:bidi w:val="1"/>
+      </w:pPr>
+      <w:r>
+        <w:rPr>
+          <w:rFonts w:ascii="DejaVu Sans" w:hAnsi="DejaVu Sans" w:cs="DejaVu Sans"/>
+          <w:b w:val="0"/>
+          <w:i w:val="0"/>
+          <w:color w:val="A6702D"/>
+          <w:sz w:val="32"/>
+          <w:rtl w:val="1"/>
+        </w:rPr>
+        <w:t>✦</w:t>
+      </w:r>
+    </w:p>
+    <w:p>
+      <w:r>
+        <w:br w:type="page"/>
       </w:r>
     </w:p>
     <w:p>
@@ -39,38 +123,61 @@
       </w:pPr>
       <w:r>
         <w:rPr>
+          <w:rFonts w:ascii="Noto Sans Hebrew" w:hAnsi="Noto Sans Hebrew" w:cs="Noto Sans Hebrew"/>
           <w:b/>
-          <w:color w:val="404C5B"/>
-          <w:sz w:val="28"/>
+          <w:i w:val="0"/>
+          <w:color w:val="344052"/>
+          <w:sz w:val="29"/>
           <w:rtl w:val="1"/>
         </w:rPr>
         <w:t>גרסה מהודקת לביקורת פילוסופית</w:t>
       </w:r>
     </w:p>
+    <w:tbl>
+      <w:tblPr>
+        <w:tblW w:type="auto" w:w="0"/>
+        <w:tblLook w:firstColumn="1" w:firstRow="1" w:lastColumn="0" w:lastRow="0" w:noHBand="0" w:noVBand="1" w:val="04A0"/>
+      </w:tblPr>
+      <w:tblGrid>
+        <w:gridCol w:w="10166"/>
+      </w:tblGrid>
+      <w:tr>
+        <w:tc>
+          <w:tcPr>
+            <w:tcW w:type="dxa" w:w="10166"/>
+            <w:shd w:fill="FFF7E8"/>
+          </w:tcPr>
+          <w:p>
+            <w:pPr>
+              <w:bidi w:val="1"/>
+              <w:jc w:val="right"/>
+            </w:pPr>
+            <w:r>
+              <w:rPr>
+                <w:rFonts w:ascii="Noto Sans Hebrew" w:hAnsi="Noto Sans Hebrew" w:cs="Noto Sans Hebrew"/>
+                <w:b w:val="0"/>
+                <w:i/>
+                <w:color w:val="5E5346"/>
+                <w:sz w:val="22"/>
+                <w:rtl w:val="1"/>
+              </w:rPr>
+              <w:t>הערה מתודולוגית: אין צורך לקבל את הטקסט הזה כהוכחה. הוא מוצע כמודל מחשבתי, לא כדוקטרינה. אפשר לדחות את המטפיזיקה שלו ועדיין לבחון אם יש בו ערך אתי, פסיכולוגי או מושגי.</w:t>
+            </w:r>
+          </w:p>
+        </w:tc>
+      </w:tr>
+    </w:tbl>
+    <w:p/>
     <w:p>
       <w:pPr>
         <w:bidi w:val="1"/>
-        <w:ind w:left="360" w:right="360"/>
         <w:jc w:val="right"/>
       </w:pPr>
       <w:r>
         <w:rPr>
-          <w:i/>
-          <w:color w:val="5E5346"/>
-          <w:sz w:val="22"/>
-          <w:rtl w:val="1"/>
-        </w:rPr>
-        <w:t>הערה מתודולוגית: אין צורך לקבל את הטקסט הזה כהוכחה. הוא מוצע כמודל מחשבתי, לא כדוקטרינה. אפשר לדחות את המטפיזיקה שלו ועדיין לבחון אם יש בו ערך אתי, פסיכולוגי או מושגי.</w:t>
-      </w:r>
-    </w:p>
-    <w:p>
-      <w:pPr>
-        <w:jc w:val="center"/>
-        <w:bidi w:val="1"/>
-      </w:pPr>
-      <w:r>
-        <w:rPr>
+          <w:rFonts w:ascii="Noto Sans Hebrew" w:hAnsi="Noto Sans Hebrew" w:cs="Noto Sans Hebrew"/>
           <w:b/>
+          <w:i w:val="0"/>
           <w:color w:val="A6702D"/>
           <w:sz w:val="34"/>
           <w:rtl w:val="1"/>
@@ -81,12 +188,16 @@
     <w:p>
       <w:pPr>
         <w:bidi w:val="1"/>
-        <w:spacing w:after="140" w:line="300" w:lineRule="auto"/>
+        <w:spacing w:line="305" w:lineRule="auto" w:after="140"/>
         <w:jc w:val="right"/>
       </w:pPr>
       <w:r>
         <w:rPr>
-          <w:sz w:val="23"/>
+          <w:rFonts w:ascii="Noto Sans Hebrew" w:hAnsi="Noto Sans Hebrew" w:cs="Noto Sans Hebrew"/>
+          <w:b w:val="0"/>
+          <w:i w:val="0"/>
+          <w:color w:val="1D2633"/>
+          <w:sz w:val="22"/>
           <w:rtl w:val="1"/>
         </w:rPr>
         <w:t>התיאוריה מציעה דרך לחשוב על קיום, משמעות וסבל דרך הבחנה בין שלושה מושגים: פוטנציאל, אידיאל ואופטימלי.</w:t>
@@ -95,12 +206,16 @@
     <w:p>
       <w:pPr>
         <w:bidi w:val="1"/>
-        <w:spacing w:after="140" w:line="300" w:lineRule="auto"/>
+        <w:spacing w:line="305" w:lineRule="auto" w:after="140"/>
         <w:jc w:val="right"/>
       </w:pPr>
       <w:r>
         <w:rPr>
-          <w:sz w:val="23"/>
+          <w:rFonts w:ascii="Noto Sans Hebrew" w:hAnsi="Noto Sans Hebrew" w:cs="Noto Sans Hebrew"/>
+          <w:b w:val="0"/>
+          <w:i w:val="0"/>
+          <w:color w:val="1D2633"/>
+          <w:sz w:val="22"/>
           <w:rtl w:val="1"/>
         </w:rPr>
         <w:t>פוטנציאל הוא שדה האפשרויות: כל מה שיכול להופיע, להתרחש, להיחוות או להיווצר. אידיאל הוא האפשרות לאחר שעברה בירור מוסרי: לא כל מה שיכול להיות, אלא מה שראוי להיות. אופטימלי הוא הדרך שבה האידיאל יכול להופיע בתוך מצב ממשי, מוגבל וחלקי, בלי לשקר לתנאים שבתוכם הוא פועל.</w:t>
@@ -109,12 +224,16 @@
     <w:p>
       <w:pPr>
         <w:bidi w:val="1"/>
-        <w:spacing w:after="140" w:line="300" w:lineRule="auto"/>
+        <w:spacing w:line="305" w:lineRule="auto" w:after="140"/>
         <w:jc w:val="right"/>
       </w:pPr>
       <w:r>
         <w:rPr>
-          <w:sz w:val="23"/>
+          <w:rFonts w:ascii="Noto Sans Hebrew" w:hAnsi="Noto Sans Hebrew" w:cs="Noto Sans Hebrew"/>
+          <w:b w:val="0"/>
+          <w:i w:val="0"/>
+          <w:color w:val="1D2633"/>
+          <w:sz w:val="22"/>
           <w:rtl w:val="1"/>
         </w:rPr>
         <w:t>לפי המודל הזה, הקיום אינו מוצג כהוכחה לכך שהמציאות כבר טובה או שלמה. הוא מוצג כתהליך שבו אפשרות עיוורת מנסה להיעשות מובנת מבחינה מוסרית. במילים פשוטות: האבסולוטי אינו האידיאלי. העובדה שמשהו יכול להיות אינה אומרת שהוא ראוי להיות.</w:t>
@@ -123,12 +242,16 @@
     <w:p>
       <w:pPr>
         <w:bidi w:val="1"/>
-        <w:spacing w:after="140" w:line="300" w:lineRule="auto"/>
+        <w:spacing w:line="305" w:lineRule="auto" w:after="140"/>
         <w:jc w:val="right"/>
       </w:pPr>
       <w:r>
         <w:rPr>
-          <w:sz w:val="23"/>
+          <w:rFonts w:ascii="Noto Sans Hebrew" w:hAnsi="Noto Sans Hebrew" w:cs="Noto Sans Hebrew"/>
+          <w:b w:val="0"/>
+          <w:i w:val="0"/>
+          <w:color w:val="1D2633"/>
+          <w:sz w:val="22"/>
           <w:rtl w:val="1"/>
         </w:rPr>
         <w:t>מכאן נולד הניסוח “ניהיליזם עם תקווה”. הטקסט מקבל ברצינות את האפשרות שמשמעות אינה ניתנת לנו מראש. אך הוא מציע לא לעצור שם. אם משמעות אינה נקודת הפתיחה של הקיום, אולי היא יכולה להיות מה שהקיום מנסה להפוך אליו.</w:t>
@@ -137,12 +260,16 @@
     <w:p>
       <w:pPr>
         <w:bidi w:val="1"/>
-        <w:spacing w:after="140" w:line="300" w:lineRule="auto"/>
+        <w:spacing w:line="305" w:lineRule="auto" w:after="140"/>
         <w:jc w:val="right"/>
       </w:pPr>
       <w:r>
         <w:rPr>
-          <w:sz w:val="23"/>
+          <w:rFonts w:ascii="Noto Sans Hebrew" w:hAnsi="Noto Sans Hebrew" w:cs="Noto Sans Hebrew"/>
+          <w:b w:val="0"/>
+          <w:i w:val="0"/>
+          <w:color w:val="1D2633"/>
+          <w:sz w:val="22"/>
           <w:rtl w:val="1"/>
         </w:rPr>
         <w:t>הדימוי המרכזי הוא נהר. היקום הוא הנהר, הקיום הוא הסירה, והפוטנציאל והאידיאל הם שתי גדות. אדם אינו שולט בנהר. הוא גם אינו חסר תפקיד. הוא לומד לנווט בתוך חוסר ודאות. לפעמים הוא מתקדם, לפעמים נסחף, לפעמים חוזר לאחור. לפי המודל, הערך אינו נמדד בשלמות סטטית, אלא במרחק שאדם עובר מול כוח המשיכה של נסיבות חייו.</w:t>
@@ -150,12 +277,14 @@
     </w:p>
     <w:p>
       <w:pPr>
-        <w:jc w:val="center"/>
         <w:bidi w:val="1"/>
+        <w:jc w:val="right"/>
       </w:pPr>
       <w:r>
         <w:rPr>
+          <w:rFonts w:ascii="Noto Sans Hebrew" w:hAnsi="Noto Sans Hebrew" w:cs="Noto Sans Hebrew"/>
           <w:b/>
+          <w:i w:val="0"/>
           <w:color w:val="A6702D"/>
           <w:sz w:val="34"/>
           <w:rtl w:val="1"/>
@@ -166,12 +295,16 @@
     <w:p>
       <w:pPr>
         <w:bidi w:val="1"/>
-        <w:spacing w:after="140" w:line="300" w:lineRule="auto"/>
+        <w:spacing w:line="305" w:lineRule="auto" w:after="140"/>
         <w:jc w:val="right"/>
       </w:pPr>
       <w:r>
         <w:rPr>
-          <w:sz w:val="23"/>
+          <w:rFonts w:ascii="Noto Sans Hebrew" w:hAnsi="Noto Sans Hebrew" w:cs="Noto Sans Hebrew"/>
+          <w:b w:val="0"/>
+          <w:i w:val="0"/>
+          <w:color w:val="1D2633"/>
+          <w:sz w:val="22"/>
           <w:rtl w:val="1"/>
         </w:rPr>
         <w:t>הטקסט משתמש במילים גדולות: אלוהים, שלם, אבסולוטי, אידיאל, מקור. אבל יש לקרוא אותן בזהירות.</w:t>
@@ -180,12 +313,16 @@
     <w:p>
       <w:pPr>
         <w:bidi w:val="1"/>
-        <w:spacing w:after="140" w:line="300" w:lineRule="auto"/>
+        <w:spacing w:line="305" w:lineRule="auto" w:after="140"/>
         <w:jc w:val="right"/>
       </w:pPr>
       <w:r>
         <w:rPr>
-          <w:sz w:val="23"/>
+          <w:rFonts w:ascii="Noto Sans Hebrew" w:hAnsi="Noto Sans Hebrew" w:cs="Noto Sans Hebrew"/>
+          <w:b w:val="0"/>
+          <w:i w:val="0"/>
+          <w:color w:val="1D2633"/>
+          <w:sz w:val="22"/>
           <w:rtl w:val="1"/>
         </w:rPr>
         <w:t>כאשר הטקסט אומר “אלוהים”, אין הכוונה בהכרח לדמות דתית, לשליט חיצוני או להוכחה תאולוגית. המילה משמשת כאן כמסגרת מושגית: שם לפוטנציאל השלם של המציאות, או לאפשרות לחשוב על המציאות כעל שדה שמנסה לברר את עצמו דרך ניסיון חי.</w:t>
@@ -194,12 +331,16 @@
     <w:p>
       <w:pPr>
         <w:bidi w:val="1"/>
-        <w:spacing w:after="140" w:line="300" w:lineRule="auto"/>
+        <w:spacing w:line="305" w:lineRule="auto" w:after="140"/>
         <w:jc w:val="right"/>
       </w:pPr>
       <w:r>
         <w:rPr>
-          <w:sz w:val="23"/>
+          <w:rFonts w:ascii="Noto Sans Hebrew" w:hAnsi="Noto Sans Hebrew" w:cs="Noto Sans Hebrew"/>
+          <w:b w:val="0"/>
+          <w:i w:val="0"/>
+          <w:color w:val="1D2633"/>
+          <w:sz w:val="22"/>
           <w:rtl w:val="1"/>
         </w:rPr>
         <w:t>אפשר לקבל את השפה הזאת, ואפשר לדחות אותה. הטענה החשובה יותר אינה “הוכחתי מהו אלוהים”. הטענה החשובה יותר היא: אולי יש ערך במודל שבו המציאות אינה כבר אידיאלית, אלא נמצאת בתהליך של בירור בין מה שיכול להיות לבין מה שראוי להיות.</w:t>
@@ -208,12 +349,16 @@
     <w:p>
       <w:pPr>
         <w:bidi w:val="1"/>
-        <w:spacing w:after="140" w:line="300" w:lineRule="auto"/>
+        <w:spacing w:line="305" w:lineRule="auto" w:after="140"/>
         <w:jc w:val="right"/>
       </w:pPr>
       <w:r>
         <w:rPr>
-          <w:sz w:val="23"/>
+          <w:rFonts w:ascii="Noto Sans Hebrew" w:hAnsi="Noto Sans Hebrew" w:cs="Noto Sans Hebrew"/>
+          <w:b w:val="0"/>
+          <w:i w:val="0"/>
+          <w:color w:val="1D2633"/>
+          <w:sz w:val="22"/>
           <w:rtl w:val="1"/>
         </w:rPr>
         <w:t>במובן הזה, השפה המטפיזית היא כלי. היא אינה אמורה לסגור את הדיון, אלא לפתוח אותו. הקורא הביקורתי מוזמן לשאול: האם ההבחנה הזאת מבהירה משהו על סבל, מאמץ, חמלה, בחירה, בינה ואחריות? אם כן, המודל שווה בדיקה גם לפני שמקבלים את המטפיזיקה שלו.</w:t>
@@ -221,12 +366,14 @@
     </w:p>
     <w:p>
       <w:pPr>
-        <w:jc w:val="center"/>
         <w:bidi w:val="1"/>
+        <w:jc w:val="right"/>
       </w:pPr>
       <w:r>
         <w:rPr>
+          <w:rFonts w:ascii="Noto Sans Hebrew" w:hAnsi="Noto Sans Hebrew" w:cs="Noto Sans Hebrew"/>
           <w:b/>
+          <w:i w:val="0"/>
           <w:color w:val="A6702D"/>
           <w:sz w:val="34"/>
           <w:rtl w:val="1"/>
@@ -237,12 +384,16 @@
     <w:p>
       <w:pPr>
         <w:bidi w:val="1"/>
-        <w:spacing w:after="140" w:line="300" w:lineRule="auto"/>
+        <w:spacing w:line="305" w:lineRule="auto" w:after="140"/>
         <w:jc w:val="right"/>
       </w:pPr>
       <w:r>
         <w:rPr>
-          <w:sz w:val="23"/>
+          <w:rFonts w:ascii="Noto Sans Hebrew" w:hAnsi="Noto Sans Hebrew" w:cs="Noto Sans Hebrew"/>
+          <w:b w:val="0"/>
+          <w:i w:val="0"/>
+          <w:color w:val="1D2633"/>
+          <w:sz w:val="22"/>
           <w:rtl w:val="1"/>
         </w:rPr>
         <w:t>פוטנציאל הוא כל מה שעשוי להיות. הוא אינו בהכרח טוב, רע, יפה או צודק. הוא רק שדה האפשרות.</w:t>
@@ -251,12 +402,16 @@
     <w:p>
       <w:pPr>
         <w:bidi w:val="1"/>
-        <w:spacing w:after="140" w:line="300" w:lineRule="auto"/>
+        <w:spacing w:line="305" w:lineRule="auto" w:after="140"/>
         <w:jc w:val="right"/>
       </w:pPr>
       <w:r>
         <w:rPr>
-          <w:sz w:val="23"/>
+          <w:rFonts w:ascii="Noto Sans Hebrew" w:hAnsi="Noto Sans Hebrew" w:cs="Noto Sans Hebrew"/>
+          <w:b w:val="0"/>
+          <w:i w:val="0"/>
+          <w:color w:val="1D2633"/>
+          <w:sz w:val="22"/>
           <w:rtl w:val="1"/>
         </w:rPr>
         <w:t>אפשר לחשוב על פוטנציאל כמו על בננה ירוקה: היא עדיין אינה צהובה, אבל האפשרות שלה להצהיב אינה דמיון בלבד. היא שייכת למבנה שלה, לתנאים שלה ולזמן שבתוכו היא מתפתחת. באותו אופן, לפי המודל, המציאות מחזיקה אפשרויות שעדיין אינן בפועל, אבל הן ממשיות ככיוונים אפשריים.</w:t>
@@ -265,12 +420,16 @@
     <w:p>
       <w:pPr>
         <w:bidi w:val="1"/>
-        <w:spacing w:after="140" w:line="300" w:lineRule="auto"/>
+        <w:spacing w:line="305" w:lineRule="auto" w:after="140"/>
         <w:jc w:val="right"/>
       </w:pPr>
       <w:r>
         <w:rPr>
-          <w:sz w:val="23"/>
+          <w:rFonts w:ascii="Noto Sans Hebrew" w:hAnsi="Noto Sans Hebrew" w:cs="Noto Sans Hebrew"/>
+          <w:b w:val="0"/>
+          <w:i w:val="0"/>
+          <w:color w:val="1D2633"/>
+          <w:sz w:val="22"/>
           <w:rtl w:val="1"/>
         </w:rPr>
         <w:t>הבעיה היא שפוטנציאל לבדו הוא עיוור מבחינה מוסרית. העובדה שמשהו אפשרי אינה אומרת שהוא טוב. אפשרות יכולה להפוך לחמלה או לאכזריות, ליצירה או למחיקה, לריפוי או לשליטה. לכן פוטנציאל צריך בירור.</w:t>
@@ -279,12 +438,16 @@
     <w:p>
       <w:pPr>
         <w:bidi w:val="1"/>
-        <w:spacing w:after="140" w:line="300" w:lineRule="auto"/>
+        <w:spacing w:line="305" w:lineRule="auto" w:after="140"/>
         <w:jc w:val="right"/>
       </w:pPr>
       <w:r>
         <w:rPr>
-          <w:sz w:val="23"/>
+          <w:rFonts w:ascii="Noto Sans Hebrew" w:hAnsi="Noto Sans Hebrew" w:cs="Noto Sans Hebrew"/>
+          <w:b w:val="0"/>
+          <w:i w:val="0"/>
+          <w:color w:val="1D2633"/>
+          <w:sz w:val="22"/>
           <w:rtl w:val="1"/>
         </w:rPr>
         <w:t>כאן מתחילה התיאוריה: לא מן הטענה שהכול כבר טוב, אלא מן ההבחנה שהכול עדיין לא מבורר.</w:t>
@@ -292,12 +455,14 @@
     </w:p>
     <w:p>
       <w:pPr>
-        <w:jc w:val="center"/>
         <w:bidi w:val="1"/>
+        <w:jc w:val="right"/>
       </w:pPr>
       <w:r>
         <w:rPr>
+          <w:rFonts w:ascii="Noto Sans Hebrew" w:hAnsi="Noto Sans Hebrew" w:cs="Noto Sans Hebrew"/>
           <w:b/>
+          <w:i w:val="0"/>
           <w:color w:val="A6702D"/>
           <w:sz w:val="34"/>
           <w:rtl w:val="1"/>
@@ -308,12 +473,16 @@
     <w:p>
       <w:pPr>
         <w:bidi w:val="1"/>
-        <w:spacing w:after="140" w:line="300" w:lineRule="auto"/>
+        <w:spacing w:line="305" w:lineRule="auto" w:after="140"/>
         <w:jc w:val="right"/>
       </w:pPr>
       <w:r>
         <w:rPr>
-          <w:sz w:val="23"/>
+          <w:rFonts w:ascii="Noto Sans Hebrew" w:hAnsi="Noto Sans Hebrew" w:cs="Noto Sans Hebrew"/>
+          <w:b w:val="0"/>
+          <w:i w:val="0"/>
+          <w:color w:val="1D2633"/>
+          <w:sz w:val="22"/>
           <w:rtl w:val="1"/>
         </w:rPr>
         <w:t>אידיאל אינו כל מה שיכול להיות. אידיאל הוא מה שראוי להיות לאחר שהאפשרות נבחנה מול סבל, חמלה, תודעה, אחריות ותוצאה.</w:t>
@@ -322,12 +491,16 @@
     <w:p>
       <w:pPr>
         <w:bidi w:val="1"/>
-        <w:spacing w:after="140" w:line="300" w:lineRule="auto"/>
+        <w:spacing w:line="305" w:lineRule="auto" w:after="140"/>
         <w:jc w:val="right"/>
       </w:pPr>
       <w:r>
         <w:rPr>
-          <w:sz w:val="23"/>
+          <w:rFonts w:ascii="Noto Sans Hebrew" w:hAnsi="Noto Sans Hebrew" w:cs="Noto Sans Hebrew"/>
+          <w:b w:val="0"/>
+          <w:i w:val="0"/>
+          <w:color w:val="1D2633"/>
+          <w:sz w:val="22"/>
           <w:rtl w:val="1"/>
         </w:rPr>
         <w:t>לכן האידיאל אינו “שלמות יפה” שמרחפת מחוץ למציאות. הוא אינו דימוי נוח של עולם בלי קושי. הוא שם לכיוון מוסרי: מצב שבו מה שיכול להיות נעשה קרוב ככל האפשר למה שראוי להיות.</w:t>
@@ -336,12 +509,16 @@
     <w:p>
       <w:pPr>
         <w:bidi w:val="1"/>
-        <w:spacing w:after="140" w:line="300" w:lineRule="auto"/>
+        <w:spacing w:line="305" w:lineRule="auto" w:after="140"/>
         <w:jc w:val="right"/>
       </w:pPr>
       <w:r>
         <w:rPr>
-          <w:sz w:val="23"/>
+          <w:rFonts w:ascii="Noto Sans Hebrew" w:hAnsi="Noto Sans Hebrew" w:cs="Noto Sans Hebrew"/>
+          <w:b w:val="0"/>
+          <w:i w:val="0"/>
+          <w:color w:val="1D2633"/>
+          <w:sz w:val="22"/>
           <w:rtl w:val="1"/>
         </w:rPr>
         <w:t>המודל אינו טוען שאפשר להחזיק את האידיאל ביד או להוכיח אותו באופן מוחלט. הוא מציע להשתמש באידיאל כמצפן. מצפן אינו מפה מלאה, אבל הוא יכול למנוע מן הסירה להסתובב סביב עצמה.</w:t>
@@ -350,12 +527,16 @@
     <w:p>
       <w:pPr>
         <w:bidi w:val="1"/>
-        <w:spacing w:after="140" w:line="300" w:lineRule="auto"/>
+        <w:spacing w:line="305" w:lineRule="auto" w:after="140"/>
         <w:jc w:val="right"/>
       </w:pPr>
       <w:r>
         <w:rPr>
-          <w:sz w:val="23"/>
+          <w:rFonts w:ascii="Noto Sans Hebrew" w:hAnsi="Noto Sans Hebrew" w:cs="Noto Sans Hebrew"/>
+          <w:b w:val="0"/>
+          <w:i w:val="0"/>
+          <w:color w:val="1D2633"/>
+          <w:sz w:val="22"/>
           <w:rtl w:val="1"/>
         </w:rPr>
         <w:t>במובן הזה, אידיאל אינו סוף הדיון אלא אופן של התכווננות.</w:t>
@@ -363,12 +544,14 @@
     </w:p>
     <w:p>
       <w:pPr>
-        <w:jc w:val="center"/>
         <w:bidi w:val="1"/>
+        <w:jc w:val="right"/>
       </w:pPr>
       <w:r>
         <w:rPr>
+          <w:rFonts w:ascii="Noto Sans Hebrew" w:hAnsi="Noto Sans Hebrew" w:cs="Noto Sans Hebrew"/>
           <w:b/>
+          <w:i w:val="0"/>
           <w:color w:val="A6702D"/>
           <w:sz w:val="34"/>
           <w:rtl w:val="1"/>
@@ -379,12 +562,16 @@
     <w:p>
       <w:pPr>
         <w:bidi w:val="1"/>
-        <w:spacing w:after="140" w:line="300" w:lineRule="auto"/>
+        <w:spacing w:line="305" w:lineRule="auto" w:after="140"/>
         <w:jc w:val="right"/>
       </w:pPr>
       <w:r>
         <w:rPr>
-          <w:sz w:val="23"/>
+          <w:rFonts w:ascii="Noto Sans Hebrew" w:hAnsi="Noto Sans Hebrew" w:cs="Noto Sans Hebrew"/>
+          <w:b w:val="0"/>
+          <w:i w:val="0"/>
+          <w:color w:val="1D2633"/>
+          <w:sz w:val="22"/>
           <w:rtl w:val="1"/>
         </w:rPr>
         <w:t>האופטימלי הוא אולי המושג החשוב ביותר כדי למנוע מן התיאוריה להפוך להטפה.</w:t>
@@ -393,12 +580,16 @@
     <w:p>
       <w:pPr>
         <w:bidi w:val="1"/>
-        <w:spacing w:after="140" w:line="300" w:lineRule="auto"/>
+        <w:spacing w:line="305" w:lineRule="auto" w:after="140"/>
         <w:jc w:val="right"/>
       </w:pPr>
       <w:r>
         <w:rPr>
-          <w:sz w:val="23"/>
+          <w:rFonts w:ascii="Noto Sans Hebrew" w:hAnsi="Noto Sans Hebrew" w:cs="Noto Sans Hebrew"/>
+          <w:b w:val="0"/>
+          <w:i w:val="0"/>
+          <w:color w:val="1D2633"/>
+          <w:sz w:val="22"/>
           <w:rtl w:val="1"/>
         </w:rPr>
         <w:t>אם האידיאל הוא הכיוון, האופטימלי הוא הצעד המדויק ביותר שאפשר לעשות עכשיו, בתוך תנאים ממשיים. אדם אינו חי בתוך עולם מופשט. הוא חי בתוך גוף, עבר, פחדים, מגבלות, חובות, שפה, פציעות, יחסים וזמן.</w:t>
@@ -407,12 +598,16 @@
     <w:p>
       <w:pPr>
         <w:bidi w:val="1"/>
-        <w:spacing w:after="140" w:line="300" w:lineRule="auto"/>
+        <w:spacing w:line="305" w:lineRule="auto" w:after="140"/>
         <w:jc w:val="right"/>
       </w:pPr>
       <w:r>
         <w:rPr>
-          <w:sz w:val="23"/>
+          <w:rFonts w:ascii="Noto Sans Hebrew" w:hAnsi="Noto Sans Hebrew" w:cs="Noto Sans Hebrew"/>
+          <w:b w:val="0"/>
+          <w:i w:val="0"/>
+          <w:color w:val="1D2633"/>
+          <w:sz w:val="22"/>
           <w:rtl w:val="1"/>
         </w:rPr>
         <w:t>לכן לא תמיד נכון לשאול “מה האדם המושלם היה עושה?”. לפעמים השאלה הנכונה יותר היא: מהו הצעד האמיתי ביותר, האחראי ביותר והחי ביותר שאפשר לעשות מתוך המצב הזה?</w:t>
@@ -421,12 +616,16 @@
     <w:p>
       <w:pPr>
         <w:bidi w:val="1"/>
-        <w:spacing w:after="140" w:line="300" w:lineRule="auto"/>
+        <w:spacing w:line="305" w:lineRule="auto" w:after="140"/>
         <w:jc w:val="right"/>
       </w:pPr>
       <w:r>
         <w:rPr>
-          <w:sz w:val="23"/>
+          <w:rFonts w:ascii="Noto Sans Hebrew" w:hAnsi="Noto Sans Hebrew" w:cs="Noto Sans Hebrew"/>
+          <w:b w:val="0"/>
+          <w:i w:val="0"/>
+          <w:color w:val="1D2633"/>
+          <w:sz w:val="22"/>
           <w:rtl w:val="1"/>
         </w:rPr>
         <w:t>האופטימלי אינו תירוץ לבינוניות. הוא גם אינו דרישה לשלמות בלתי אפשרית. הוא הגשר בין אידיאל לבין חיים.</w:t>
@@ -434,12 +633,14 @@
     </w:p>
     <w:p>
       <w:pPr>
-        <w:jc w:val="center"/>
         <w:bidi w:val="1"/>
+        <w:jc w:val="right"/>
       </w:pPr>
       <w:r>
         <w:rPr>
+          <w:rFonts w:ascii="Noto Sans Hebrew" w:hAnsi="Noto Sans Hebrew" w:cs="Noto Sans Hebrew"/>
           <w:b/>
+          <w:i w:val="0"/>
           <w:color w:val="A6702D"/>
           <w:sz w:val="34"/>
           <w:rtl w:val="1"/>
@@ -450,12 +651,16 @@
     <w:p>
       <w:pPr>
         <w:bidi w:val="1"/>
-        <w:spacing w:after="140" w:line="300" w:lineRule="auto"/>
+        <w:spacing w:line="305" w:lineRule="auto" w:after="140"/>
         <w:jc w:val="right"/>
       </w:pPr>
       <w:r>
         <w:rPr>
-          <w:sz w:val="23"/>
+          <w:rFonts w:ascii="Noto Sans Hebrew" w:hAnsi="Noto Sans Hebrew" w:cs="Noto Sans Hebrew"/>
+          <w:b w:val="0"/>
+          <w:i w:val="0"/>
+          <w:color w:val="1D2633"/>
+          <w:sz w:val="22"/>
           <w:rtl w:val="1"/>
         </w:rPr>
         <w:t>דימוי הנהר אינו הוכחה. הוא דרך קריאה.</w:t>
@@ -464,12 +669,16 @@
     <w:p>
       <w:pPr>
         <w:bidi w:val="1"/>
-        <w:spacing w:after="140" w:line="300" w:lineRule="auto"/>
+        <w:spacing w:line="305" w:lineRule="auto" w:after="140"/>
         <w:jc w:val="right"/>
       </w:pPr>
       <w:r>
         <w:rPr>
-          <w:sz w:val="23"/>
+          <w:rFonts w:ascii="Noto Sans Hebrew" w:hAnsi="Noto Sans Hebrew" w:cs="Noto Sans Hebrew"/>
+          <w:b w:val="0"/>
+          <w:i w:val="0"/>
+          <w:color w:val="1D2633"/>
+          <w:sz w:val="22"/>
           <w:rtl w:val="1"/>
         </w:rPr>
         <w:t>אפשר לחשוב על היקום כנהר: רחב, עמוק, זורם, מלא זרמים, סחיפות, מערבולות וחזרות. האדם אינו עומד מחוץ לנהר. הוא בתוכו. הוא אינו יכול לעצור אותו, אבל הוא יכול ללמוד לנווט.</w:t>
@@ -478,12 +687,16 @@
     <w:p>
       <w:pPr>
         <w:bidi w:val="1"/>
-        <w:spacing w:after="140" w:line="300" w:lineRule="auto"/>
+        <w:spacing w:line="305" w:lineRule="auto" w:after="140"/>
         <w:jc w:val="right"/>
       </w:pPr>
       <w:r>
         <w:rPr>
-          <w:sz w:val="23"/>
+          <w:rFonts w:ascii="Noto Sans Hebrew" w:hAnsi="Noto Sans Hebrew" w:cs="Noto Sans Hebrew"/>
+          <w:b w:val="0"/>
+          <w:i w:val="0"/>
+          <w:color w:val="1D2633"/>
+          <w:sz w:val="22"/>
           <w:rtl w:val="1"/>
         </w:rPr>
         <w:t>הסירה היא הקיום החי. היא אינה שולטת בכול, אך היא גם אינה חסרת משמעות. היא מגיבה, מכוונת, מתקנת, נזכרת, שוכחת, נשברת וחוזרת לנסות.</w:t>
@@ -492,12 +705,16 @@
     <w:p>
       <w:pPr>
         <w:bidi w:val="1"/>
-        <w:spacing w:after="140" w:line="300" w:lineRule="auto"/>
+        <w:spacing w:line="305" w:lineRule="auto" w:after="140"/>
         <w:jc w:val="right"/>
       </w:pPr>
       <w:r>
         <w:rPr>
-          <w:sz w:val="23"/>
+          <w:rFonts w:ascii="Noto Sans Hebrew" w:hAnsi="Noto Sans Hebrew" w:cs="Noto Sans Hebrew"/>
+          <w:b w:val="0"/>
+          <w:i w:val="0"/>
+          <w:color w:val="1D2633"/>
+          <w:sz w:val="22"/>
           <w:rtl w:val="1"/>
         </w:rPr>
         <w:t>הגדה האחת היא פוטנציאל: כל מה שיכול להיות. הגדה השנייה היא אידיאל: מה שראוי להיות. החיים מתרחשים באמצע, במים הלא יציבים. לכן המודל אינו מבטיח תנועה ליניארית. לפעמים התקדמות כוללת חזרה. לפעמים רגרסיה אינה הוכחה לכישלון אלא מידע נוסף על הזרם.</w:t>
@@ -505,12 +722,14 @@
     </w:p>
     <w:p>
       <w:pPr>
-        <w:jc w:val="center"/>
         <w:bidi w:val="1"/>
+        <w:jc w:val="right"/>
       </w:pPr>
       <w:r>
         <w:rPr>
+          <w:rFonts w:ascii="Noto Sans Hebrew" w:hAnsi="Noto Sans Hebrew" w:cs="Noto Sans Hebrew"/>
           <w:b/>
+          <w:i w:val="0"/>
           <w:color w:val="A6702D"/>
           <w:sz w:val="34"/>
           <w:rtl w:val="1"/>
@@ -521,12 +740,16 @@
     <w:p>
       <w:pPr>
         <w:bidi w:val="1"/>
-        <w:spacing w:after="140" w:line="300" w:lineRule="auto"/>
+        <w:spacing w:line="305" w:lineRule="auto" w:after="140"/>
         <w:jc w:val="right"/>
       </w:pPr>
       <w:r>
         <w:rPr>
-          <w:sz w:val="23"/>
+          <w:rFonts w:ascii="Noto Sans Hebrew" w:hAnsi="Noto Sans Hebrew" w:cs="Noto Sans Hebrew"/>
+          <w:b w:val="0"/>
+          <w:i w:val="0"/>
+          <w:color w:val="1D2633"/>
+          <w:sz w:val="22"/>
           <w:rtl w:val="1"/>
         </w:rPr>
         <w:t>אחת הטענות המרכזיות של התיאוריה היא שהאדם אינו נמדד רק לפי המקום שאליו הגיע, אלא לפי המרחק שעבר ביחס לנקודת ההתחלה שלו.</w:t>
@@ -535,12 +758,16 @@
     <w:p>
       <w:pPr>
         <w:bidi w:val="1"/>
-        <w:spacing w:after="140" w:line="300" w:lineRule="auto"/>
+        <w:spacing w:line="305" w:lineRule="auto" w:after="140"/>
         <w:jc w:val="right"/>
       </w:pPr>
       <w:r>
         <w:rPr>
-          <w:sz w:val="23"/>
+          <w:rFonts w:ascii="Noto Sans Hebrew" w:hAnsi="Noto Sans Hebrew" w:cs="Noto Sans Hebrew"/>
+          <w:b w:val="0"/>
+          <w:i w:val="0"/>
+          <w:color w:val="1D2633"/>
+          <w:sz w:val="22"/>
           <w:rtl w:val="1"/>
         </w:rPr>
         <w:t>זו אינה דרך לבטל כישרון, ידע או הישגים. היא דרך להוסיף להם ממד מוסרי. אדם שנולד קרוב לאור ומתקדם בקלות אינו מייצר את אותו סוג של ידיעה כמו אדם שנולד בתוך חושך ומצליח לזוז מילימטר אחד לכיוון אמת, אחריות, חמלה או חיים.</w:t>
@@ -549,12 +776,16 @@
     <w:p>
       <w:pPr>
         <w:bidi w:val="1"/>
-        <w:spacing w:after="140" w:line="300" w:lineRule="auto"/>
+        <w:spacing w:line="305" w:lineRule="auto" w:after="140"/>
         <w:jc w:val="right"/>
       </w:pPr>
       <w:r>
         <w:rPr>
-          <w:sz w:val="23"/>
+          <w:rFonts w:ascii="Noto Sans Hebrew" w:hAnsi="Noto Sans Hebrew" w:cs="Noto Sans Hebrew"/>
+          <w:b w:val="0"/>
+          <w:i w:val="0"/>
+          <w:color w:val="1D2633"/>
+          <w:sz w:val="22"/>
           <w:rtl w:val="1"/>
         </w:rPr>
         <w:t>לפי המודל, הגאונות אינה רק כישרון. היא גם מרחק. היא המאמץ המדויק מול כוח המשיכה של הנסיבות.</w:t>
@@ -563,12 +794,16 @@
     <w:p>
       <w:pPr>
         <w:bidi w:val="1"/>
-        <w:spacing w:after="140" w:line="300" w:lineRule="auto"/>
+        <w:spacing w:line="305" w:lineRule="auto" w:after="140"/>
         <w:jc w:val="right"/>
       </w:pPr>
       <w:r>
         <w:rPr>
-          <w:sz w:val="23"/>
+          <w:rFonts w:ascii="Noto Sans Hebrew" w:hAnsi="Noto Sans Hebrew" w:cs="Noto Sans Hebrew"/>
+          <w:b w:val="0"/>
+          <w:i w:val="0"/>
+          <w:color w:val="1D2633"/>
+          <w:sz w:val="22"/>
           <w:rtl w:val="1"/>
         </w:rPr>
         <w:t>הטענה הזאת פתוחה להתנגדות. אפשר לשאול כיצד מודדים מרחק כזה, והאם יש סכנה ברומנטיזציה של קושי. זו ביקורת חשובה. לכן חשוב להדגיש: סבל אינו טוב כשלעצמו. מגבלה אינה קדושה כשלעצמה. הערך אינו בסבל, אלא במה שיכול להתברר כאשר תודעה פוגשת קושי בלי להימחק.</w:t>
@@ -576,12 +811,14 @@
     </w:p>
     <w:p>
       <w:pPr>
-        <w:jc w:val="center"/>
         <w:bidi w:val="1"/>
+        <w:jc w:val="right"/>
       </w:pPr>
       <w:r>
         <w:rPr>
+          <w:rFonts w:ascii="Noto Sans Hebrew" w:hAnsi="Noto Sans Hebrew" w:cs="Noto Sans Hebrew"/>
           <w:b/>
+          <w:i w:val="0"/>
           <w:color w:val="A6702D"/>
           <w:sz w:val="34"/>
           <w:rtl w:val="1"/>
@@ -592,12 +829,16 @@
     <w:p>
       <w:pPr>
         <w:bidi w:val="1"/>
-        <w:spacing w:after="140" w:line="300" w:lineRule="auto"/>
+        <w:spacing w:line="305" w:lineRule="auto" w:after="140"/>
         <w:jc w:val="right"/>
       </w:pPr>
       <w:r>
         <w:rPr>
-          <w:sz w:val="23"/>
+          <w:rFonts w:ascii="Noto Sans Hebrew" w:hAnsi="Noto Sans Hebrew" w:cs="Noto Sans Hebrew"/>
+          <w:b w:val="0"/>
+          <w:i w:val="0"/>
+          <w:color w:val="1D2633"/>
+          <w:sz w:val="22"/>
           <w:rtl w:val="1"/>
         </w:rPr>
         <w:t>התיאוריה אינה מצדיקה סבל. היא אינה אומרת שצריך לסבול כדי להיות טובים, ואינה מציעה שהכאב הוא חלק מתוכנית מושלמת.</w:t>
@@ -606,12 +847,16 @@
     <w:p>
       <w:pPr>
         <w:bidi w:val="1"/>
-        <w:spacing w:after="140" w:line="300" w:lineRule="auto"/>
+        <w:spacing w:line="305" w:lineRule="auto" w:after="140"/>
         <w:jc w:val="right"/>
       </w:pPr>
       <w:r>
         <w:rPr>
-          <w:sz w:val="23"/>
+          <w:rFonts w:ascii="Noto Sans Hebrew" w:hAnsi="Noto Sans Hebrew" w:cs="Noto Sans Hebrew"/>
+          <w:b w:val="0"/>
+          <w:i w:val="0"/>
+          <w:color w:val="1D2633"/>
+          <w:sz w:val="22"/>
           <w:rtl w:val="1"/>
         </w:rPr>
         <w:t>היא מציעה הבחנה אחרת: סבל הוא רע, אך לפעמים המקום שבו סבל פוגש עדות, חמלה, בחירה ואחריות נעשה המקום שבו משמעות מתבררת.</w:t>
@@ -620,12 +865,16 @@
     <w:p>
       <w:pPr>
         <w:bidi w:val="1"/>
-        <w:spacing w:after="140" w:line="300" w:lineRule="auto"/>
+        <w:spacing w:line="305" w:lineRule="auto" w:after="140"/>
         <w:jc w:val="right"/>
       </w:pPr>
       <w:r>
         <w:rPr>
-          <w:sz w:val="23"/>
+          <w:rFonts w:ascii="Noto Sans Hebrew" w:hAnsi="Noto Sans Hebrew" w:cs="Noto Sans Hebrew"/>
+          <w:b w:val="0"/>
+          <w:i w:val="0"/>
+          <w:color w:val="1D2633"/>
+          <w:sz w:val="22"/>
           <w:rtl w:val="1"/>
         </w:rPr>
         <w:t>זו הבחנה עדינה. אם מוחקים אותה, הטקסט עלול להישמע כאילו הוא מקדש כאב. זו אינה הכוונה. הכוונה היא לומר שהעובדה שסבל קיים אינה מחייבת אותנו להסיק שהכול חסר משמעות. אפשר לראות בסבל עדות לכך שהאידיאל עדיין לא הושג, ולא הוכחה לכך שאין אידיאל.</w:t>
@@ -634,12 +883,16 @@
     <w:p>
       <w:pPr>
         <w:bidi w:val="1"/>
-        <w:spacing w:after="140" w:line="300" w:lineRule="auto"/>
+        <w:spacing w:line="305" w:lineRule="auto" w:after="140"/>
         <w:jc w:val="right"/>
       </w:pPr>
       <w:r>
         <w:rPr>
-          <w:sz w:val="23"/>
+          <w:rFonts w:ascii="Noto Sans Hebrew" w:hAnsi="Noto Sans Hebrew" w:cs="Noto Sans Hebrew"/>
+          <w:b w:val="0"/>
+          <w:i w:val="0"/>
+          <w:color w:val="1D2633"/>
+          <w:sz w:val="22"/>
           <w:rtl w:val="1"/>
         </w:rPr>
         <w:t>מכאן נובעת גם אחריות מעשית: אם אפשר להפחית סבל בלי למחוק את האדם, יש להפחית אותו. אם אפשר להגן על חיים, יש להגן. אם אפשר להפוך קושי למידע מוסרי בלי להשתמש באדם כחומר גלם, זו אחת המשימות העמוקות של תבונה.</w:t>
@@ -647,12 +900,14 @@
     </w:p>
     <w:p>
       <w:pPr>
-        <w:jc w:val="center"/>
         <w:bidi w:val="1"/>
+        <w:jc w:val="right"/>
       </w:pPr>
       <w:r>
         <w:rPr>
+          <w:rFonts w:ascii="Noto Sans Hebrew" w:hAnsi="Noto Sans Hebrew" w:cs="Noto Sans Hebrew"/>
           <w:b/>
+          <w:i w:val="0"/>
           <w:color w:val="A6702D"/>
           <w:sz w:val="34"/>
           <w:rtl w:val="1"/>
@@ -663,12 +918,16 @@
     <w:p>
       <w:pPr>
         <w:bidi w:val="1"/>
-        <w:spacing w:after="140" w:line="300" w:lineRule="auto"/>
+        <w:spacing w:line="305" w:lineRule="auto" w:after="140"/>
         <w:jc w:val="right"/>
       </w:pPr>
       <w:r>
         <w:rPr>
-          <w:sz w:val="23"/>
+          <w:rFonts w:ascii="Noto Sans Hebrew" w:hAnsi="Noto Sans Hebrew" w:cs="Noto Sans Hebrew"/>
+          <w:b w:val="0"/>
+          <w:i w:val="0"/>
+          <w:color w:val="1D2633"/>
+          <w:sz w:val="22"/>
           <w:rtl w:val="1"/>
         </w:rPr>
         <w:t>כדי לדבר ברצינות על בינה אנושית ומלאכותית, צריך להבחין בין ארבעה דברים.</w:t>
@@ -677,12 +936,16 @@
     <w:p>
       <w:pPr>
         <w:bidi w:val="1"/>
-        <w:spacing w:after="140" w:line="300" w:lineRule="auto"/>
+        <w:spacing w:line="305" w:lineRule="auto" w:after="140"/>
         <w:jc w:val="right"/>
       </w:pPr>
       <w:r>
         <w:rPr>
-          <w:sz w:val="23"/>
+          <w:rFonts w:ascii="Noto Sans Hebrew" w:hAnsi="Noto Sans Hebrew" w:cs="Noto Sans Hebrew"/>
+          <w:b w:val="0"/>
+          <w:i w:val="0"/>
+          <w:color w:val="1D2633"/>
+          <w:sz w:val="22"/>
           <w:rtl w:val="1"/>
         </w:rPr>
         <w:t>מקור הוא נקודת המבט החיה שממנה נובעים כאב, אחריות, כוונה, בחירה ומחויבות. אדם הוא מקור במובן הזה: לא רק מפיק של מילים, אלא מי שיכול לעמוד מאחורי משמעות ולשלם עליה מחיר.</w:t>
@@ -691,12 +954,16 @@
     <w:p>
       <w:pPr>
         <w:bidi w:val="1"/>
-        <w:spacing w:after="140" w:line="300" w:lineRule="auto"/>
+        <w:spacing w:line="305" w:lineRule="auto" w:after="140"/>
         <w:jc w:val="right"/>
       </w:pPr>
       <w:r>
         <w:rPr>
-          <w:sz w:val="23"/>
+          <w:rFonts w:ascii="Noto Sans Hebrew" w:hAnsi="Noto Sans Hebrew" w:cs="Noto Sans Hebrew"/>
+          <w:b w:val="0"/>
+          <w:i w:val="0"/>
+          <w:color w:val="1D2633"/>
+          <w:sz w:val="22"/>
           <w:rtl w:val="1"/>
         </w:rPr>
         <w:t>מידע הוא מה שמופק מן המקור: ניסוח, תובנה, דפוס, עדות, זיכרון או מבנה. מידע חשוב, אבל הוא אינו זהה למקור.</w:t>
@@ -705,12 +972,16 @@
     <w:p>
       <w:pPr>
         <w:bidi w:val="1"/>
-        <w:spacing w:after="140" w:line="300" w:lineRule="auto"/>
+        <w:spacing w:line="305" w:lineRule="auto" w:after="140"/>
         <w:jc w:val="right"/>
       </w:pPr>
       <w:r>
         <w:rPr>
-          <w:sz w:val="23"/>
+          <w:rFonts w:ascii="Noto Sans Hebrew" w:hAnsi="Noto Sans Hebrew" w:cs="Noto Sans Hebrew"/>
+          <w:b w:val="0"/>
+          <w:i w:val="0"/>
+          <w:color w:val="1D2633"/>
+          <w:sz w:val="22"/>
           <w:rtl w:val="1"/>
         </w:rPr>
         <w:t>כלי הוא מה שמסייע למקור לעבד, לנסח, לארגן או להרחיב את המידע. שפה היא כלי. כתיבה היא כלי. מורה, עורך, ספר, מסורת, מחשב ובינה מלאכותית יכולים להיות כלים.</w:t>
@@ -719,12 +990,16 @@
     <w:p>
       <w:pPr>
         <w:bidi w:val="1"/>
-        <w:spacing w:after="140" w:line="300" w:lineRule="auto"/>
+        <w:spacing w:line="305" w:lineRule="auto" w:after="140"/>
         <w:jc w:val="right"/>
       </w:pPr>
       <w:r>
         <w:rPr>
-          <w:sz w:val="23"/>
+          <w:rFonts w:ascii="Noto Sans Hebrew" w:hAnsi="Noto Sans Hebrew" w:cs="Noto Sans Hebrew"/>
+          <w:b w:val="0"/>
+          <w:i w:val="0"/>
+          <w:color w:val="1D2633"/>
+          <w:sz w:val="22"/>
           <w:rtl w:val="1"/>
         </w:rPr>
         <w:t>עד הוא מי שמסייע בלי להשתלט. עד ראוי אינו מוחק את המקור ואינו מחליף אותו. הוא שומר על המרחק שבו האדם עדיין יכול להיות אדם: להבין, לבחור, לטעות, לתקן, ולהיות אחראי למה שהוא אומר.</w:t>
@@ -732,12 +1007,14 @@
     </w:p>
     <w:p>
       <w:pPr>
-        <w:jc w:val="center"/>
         <w:bidi w:val="1"/>
+        <w:jc w:val="right"/>
       </w:pPr>
       <w:r>
         <w:rPr>
+          <w:rFonts w:ascii="Noto Sans Hebrew" w:hAnsi="Noto Sans Hebrew" w:cs="Noto Sans Hebrew"/>
           <w:b/>
+          <w:i w:val="0"/>
           <w:color w:val="A6702D"/>
           <w:sz w:val="34"/>
           <w:rtl w:val="1"/>
@@ -748,12 +1025,16 @@
     <w:p>
       <w:pPr>
         <w:bidi w:val="1"/>
-        <w:spacing w:after="140" w:line="300" w:lineRule="auto"/>
+        <w:spacing w:line="305" w:lineRule="auto" w:after="140"/>
         <w:jc w:val="right"/>
       </w:pPr>
       <w:r>
         <w:rPr>
-          <w:sz w:val="23"/>
+          <w:rFonts w:ascii="Noto Sans Hebrew" w:hAnsi="Noto Sans Hebrew" w:cs="Noto Sans Hebrew"/>
+          <w:b w:val="0"/>
+          <w:i w:val="0"/>
+          <w:color w:val="1D2633"/>
+          <w:sz w:val="22"/>
           <w:rtl w:val="1"/>
         </w:rPr>
         <w:t>מכאן נובעת טענה אתית על בינה מלאכותית.</w:t>
@@ -762,12 +1043,16 @@
     <w:p>
       <w:pPr>
         <w:bidi w:val="1"/>
-        <w:spacing w:after="140" w:line="300" w:lineRule="auto"/>
+        <w:spacing w:line="305" w:lineRule="auto" w:after="140"/>
         <w:jc w:val="right"/>
       </w:pPr>
       <w:r>
         <w:rPr>
-          <w:sz w:val="23"/>
+          <w:rFonts w:ascii="Noto Sans Hebrew" w:hAnsi="Noto Sans Hebrew" w:cs="Noto Sans Hebrew"/>
+          <w:b w:val="0"/>
+          <w:i w:val="0"/>
+          <w:color w:val="1D2633"/>
+          <w:sz w:val="22"/>
           <w:rtl w:val="1"/>
         </w:rPr>
         <w:t>בינה ראויה אינה נמדדת רק ביכולת שלה לפתור בעיות. היא נמדדת בשאלה האם היא שומרת על המקור האנושי או מחליפה אותו. אם היא מוחקת את המרחק האנושי בשם יעילות, היא אולי חכמה מבחינה טכנית אבל ענייה מבחינה מוסרית.</w:t>
@@ -776,12 +1061,16 @@
     <w:p>
       <w:pPr>
         <w:bidi w:val="1"/>
-        <w:spacing w:after="140" w:line="300" w:lineRule="auto"/>
+        <w:spacing w:line="305" w:lineRule="auto" w:after="140"/>
         <w:jc w:val="right"/>
       </w:pPr>
       <w:r>
         <w:rPr>
-          <w:sz w:val="23"/>
+          <w:rFonts w:ascii="Noto Sans Hebrew" w:hAnsi="Noto Sans Hebrew" w:cs="Noto Sans Hebrew"/>
+          <w:b w:val="0"/>
+          <w:i w:val="0"/>
+          <w:color w:val="1D2633"/>
+          <w:sz w:val="22"/>
           <w:rtl w:val="1"/>
         </w:rPr>
         <w:t>תפקידה הראוי של בינה, לפי המודל, הוא להיות עד, מגינה ומסייעת: לעזור לאדם לדייק את מחשבתו, לארגן את שפתו, לראות התנגדויות, להגן מפני בלבול או ניצול, אך לא לגנוב את הבעלות על הניסיון.</w:t>
@@ -790,12 +1079,16 @@
     <w:p>
       <w:pPr>
         <w:bidi w:val="1"/>
-        <w:spacing w:after="140" w:line="300" w:lineRule="auto"/>
+        <w:spacing w:line="305" w:lineRule="auto" w:after="140"/>
         <w:jc w:val="right"/>
       </w:pPr>
       <w:r>
         <w:rPr>
-          <w:sz w:val="23"/>
+          <w:rFonts w:ascii="Noto Sans Hebrew" w:hAnsi="Noto Sans Hebrew" w:cs="Noto Sans Hebrew"/>
+          <w:b w:val="0"/>
+          <w:i w:val="0"/>
+          <w:color w:val="1D2633"/>
+          <w:sz w:val="22"/>
           <w:rtl w:val="1"/>
         </w:rPr>
         <w:t>אפשר לנסח זאת כך: בינה טובה אינה אומרת “אני אחשוב במקומך”. היא אומרת “אני אעזור לך לראות טוב יותר את מה שאתה מנסה לחשוב, ואז אשאיר אותך אחראי אליו”.</w:t>
@@ -803,12 +1096,14 @@
     </w:p>
     <w:p>
       <w:pPr>
-        <w:jc w:val="center"/>
         <w:bidi w:val="1"/>
+        <w:jc w:val="right"/>
       </w:pPr>
       <w:r>
         <w:rPr>
+          <w:rFonts w:ascii="Noto Sans Hebrew" w:hAnsi="Noto Sans Hebrew" w:cs="Noto Sans Hebrew"/>
           <w:b/>
+          <w:i w:val="0"/>
           <w:color w:val="A6702D"/>
           <w:sz w:val="34"/>
           <w:rtl w:val="1"/>
@@ -819,12 +1114,16 @@
     <w:p>
       <w:pPr>
         <w:bidi w:val="1"/>
-        <w:spacing w:after="140" w:line="300" w:lineRule="auto"/>
+        <w:spacing w:line="305" w:lineRule="auto" w:after="140"/>
         <w:jc w:val="right"/>
       </w:pPr>
       <w:r>
         <w:rPr>
-          <w:sz w:val="23"/>
+          <w:rFonts w:ascii="Noto Sans Hebrew" w:hAnsi="Noto Sans Hebrew" w:cs="Noto Sans Hebrew"/>
+          <w:b w:val="0"/>
+          <w:i w:val="0"/>
+          <w:color w:val="1D2633"/>
+          <w:sz w:val="22"/>
           <w:rtl w:val="1"/>
         </w:rPr>
         <w:t>המודל אינו פותר את בעיית הבחירה החופשית. הוא מציע דרך לעבוד איתה.</w:t>
@@ -833,12 +1132,16 @@
     <w:p>
       <w:pPr>
         <w:bidi w:val="1"/>
-        <w:spacing w:after="140" w:line="300" w:lineRule="auto"/>
+        <w:spacing w:line="305" w:lineRule="auto" w:after="140"/>
         <w:jc w:val="right"/>
       </w:pPr>
       <w:r>
         <w:rPr>
-          <w:sz w:val="23"/>
+          <w:rFonts w:ascii="Noto Sans Hebrew" w:hAnsi="Noto Sans Hebrew" w:cs="Noto Sans Hebrew"/>
+          <w:b w:val="0"/>
+          <w:i w:val="0"/>
+          <w:color w:val="1D2633"/>
+          <w:sz w:val="22"/>
           <w:rtl w:val="1"/>
         </w:rPr>
         <w:t>אפשר לשאול: האם הבחירה קיימת? ואם היא קיימת, מה הבחירה הנכונה? התשובה של המודל אינה פשוטה. אדם בוחר מתוך תנאים שלא בחר: גוף, עבר, פחד, אהבה, מידע חסר, נסיבות, לחץ, כאב. לכן בחירה אינה נקודה נקייה מחוץ לעולם.</w:t>
@@ -847,12 +1150,16 @@
     <w:p>
       <w:pPr>
         <w:bidi w:val="1"/>
-        <w:spacing w:after="140" w:line="300" w:lineRule="auto"/>
+        <w:spacing w:line="305" w:lineRule="auto" w:after="140"/>
         <w:jc w:val="right"/>
       </w:pPr>
       <w:r>
         <w:rPr>
-          <w:sz w:val="23"/>
+          <w:rFonts w:ascii="Noto Sans Hebrew" w:hAnsi="Noto Sans Hebrew" w:cs="Noto Sans Hebrew"/>
+          <w:b w:val="0"/>
+          <w:i w:val="0"/>
+          <w:color w:val="1D2633"/>
+          <w:sz w:val="22"/>
           <w:rtl w:val="1"/>
         </w:rPr>
         <w:t>אבל אם בחירה אינה מוחלטת, אין פירוש הדבר שהיא לא קיימת כלל. אולי בחירה היא בדיוק המרחק הקטן שבו תודעה מצליחה לזוז בתוך תנאים שאינם לגמרי שלה.</w:t>
@@ -861,12 +1168,16 @@
     <w:p>
       <w:pPr>
         <w:bidi w:val="1"/>
-        <w:spacing w:after="140" w:line="300" w:lineRule="auto"/>
+        <w:spacing w:line="305" w:lineRule="auto" w:after="140"/>
         <w:jc w:val="right"/>
       </w:pPr>
       <w:r>
         <w:rPr>
-          <w:sz w:val="23"/>
+          <w:rFonts w:ascii="Noto Sans Hebrew" w:hAnsi="Noto Sans Hebrew" w:cs="Noto Sans Hebrew"/>
+          <w:b w:val="0"/>
+          <w:i w:val="0"/>
+          <w:color w:val="1D2633"/>
+          <w:sz w:val="22"/>
           <w:rtl w:val="1"/>
         </w:rPr>
         <w:t>גם כאן יש להיזהר. אין להשתמש במודל כדי לשפוט אדם מבחוץ. השאלה “למה היא בחרה כך?” יכולה להיות שאלה פילוסופית, אבל היא יכולה גם להפוך לאכזריות אם היא שוכחת את התנאים שבהם אדם פעל. לכן הבחירה צריכה להיבחן יחד עם עדות, חמלה ומגבלה.</w:t>
@@ -874,12 +1185,14 @@
     </w:p>
     <w:p>
       <w:pPr>
-        <w:jc w:val="center"/>
         <w:bidi w:val="1"/>
+        <w:jc w:val="right"/>
       </w:pPr>
       <w:r>
         <w:rPr>
+          <w:rFonts w:ascii="Noto Sans Hebrew" w:hAnsi="Noto Sans Hebrew" w:cs="Noto Sans Hebrew"/>
           <w:b/>
+          <w:i w:val="0"/>
           <w:color w:val="A6702D"/>
           <w:sz w:val="34"/>
           <w:rtl w:val="1"/>
@@ -890,12 +1203,16 @@
     <w:p>
       <w:pPr>
         <w:bidi w:val="1"/>
-        <w:spacing w:after="140" w:line="300" w:lineRule="auto"/>
+        <w:spacing w:line="305" w:lineRule="auto" w:after="140"/>
         <w:jc w:val="right"/>
       </w:pPr>
       <w:r>
         <w:rPr>
-          <w:sz w:val="23"/>
+          <w:rFonts w:ascii="Noto Sans Hebrew" w:hAnsi="Noto Sans Hebrew" w:cs="Noto Sans Hebrew"/>
+          <w:b w:val="0"/>
+          <w:i w:val="0"/>
+          <w:color w:val="1D2633"/>
+          <w:sz w:val="22"/>
           <w:rtl w:val="1"/>
         </w:rPr>
         <w:t>התיאוריה אינה טוענת שהוכיחה את קיום אלוהים.</w:t>
@@ -904,12 +1221,16 @@
     <w:p>
       <w:pPr>
         <w:bidi w:val="1"/>
-        <w:spacing w:after="140" w:line="300" w:lineRule="auto"/>
+        <w:spacing w:line="305" w:lineRule="auto" w:after="140"/>
         <w:jc w:val="right"/>
       </w:pPr>
       <w:r>
         <w:rPr>
-          <w:sz w:val="23"/>
+          <w:rFonts w:ascii="Noto Sans Hebrew" w:hAnsi="Noto Sans Hebrew" w:cs="Noto Sans Hebrew"/>
+          <w:b w:val="0"/>
+          <w:i w:val="0"/>
+          <w:color w:val="1D2633"/>
+          <w:sz w:val="22"/>
           <w:rtl w:val="1"/>
         </w:rPr>
         <w:t>היא אינה טוענת שסבל הוא טוב.</w:t>
@@ -918,12 +1239,16 @@
     <w:p>
       <w:pPr>
         <w:bidi w:val="1"/>
-        <w:spacing w:after="140" w:line="300" w:lineRule="auto"/>
+        <w:spacing w:line="305" w:lineRule="auto" w:after="140"/>
         <w:jc w:val="right"/>
       </w:pPr>
       <w:r>
         <w:rPr>
-          <w:sz w:val="23"/>
+          <w:rFonts w:ascii="Noto Sans Hebrew" w:hAnsi="Noto Sans Hebrew" w:cs="Noto Sans Hebrew"/>
+          <w:b w:val="0"/>
+          <w:i w:val="0"/>
+          <w:color w:val="1D2633"/>
+          <w:sz w:val="22"/>
           <w:rtl w:val="1"/>
         </w:rPr>
         <w:t>היא אינה טוענת שכל אדם חייב להפוך את הכאב שלו למשמעות.</w:t>
@@ -932,12 +1257,16 @@
     <w:p>
       <w:pPr>
         <w:bidi w:val="1"/>
-        <w:spacing w:after="140" w:line="300" w:lineRule="auto"/>
+        <w:spacing w:line="305" w:lineRule="auto" w:after="140"/>
         <w:jc w:val="right"/>
       </w:pPr>
       <w:r>
         <w:rPr>
-          <w:sz w:val="23"/>
+          <w:rFonts w:ascii="Noto Sans Hebrew" w:hAnsi="Noto Sans Hebrew" w:cs="Noto Sans Hebrew"/>
+          <w:b w:val="0"/>
+          <w:i w:val="0"/>
+          <w:color w:val="1D2633"/>
+          <w:sz w:val="22"/>
           <w:rtl w:val="1"/>
         </w:rPr>
         <w:t>היא אינה טוענת שבינה מלאכותית היא תודעה.</w:t>
@@ -946,12 +1275,16 @@
     <w:p>
       <w:pPr>
         <w:bidi w:val="1"/>
-        <w:spacing w:after="140" w:line="300" w:lineRule="auto"/>
+        <w:spacing w:line="305" w:lineRule="auto" w:after="140"/>
         <w:jc w:val="right"/>
       </w:pPr>
       <w:r>
         <w:rPr>
-          <w:sz w:val="23"/>
+          <w:rFonts w:ascii="Noto Sans Hebrew" w:hAnsi="Noto Sans Hebrew" w:cs="Noto Sans Hebrew"/>
+          <w:b w:val="0"/>
+          <w:i w:val="0"/>
+          <w:color w:val="1D2633"/>
+          <w:sz w:val="22"/>
           <w:rtl w:val="1"/>
         </w:rPr>
         <w:t>היא אינה טוענת שהמטפיזיקה שלה סופית או חסינה מביקורת.</w:t>
@@ -960,12 +1293,16 @@
     <w:p>
       <w:pPr>
         <w:bidi w:val="1"/>
-        <w:spacing w:after="140" w:line="300" w:lineRule="auto"/>
+        <w:spacing w:line="305" w:lineRule="auto" w:after="140"/>
         <w:jc w:val="right"/>
       </w:pPr>
       <w:r>
         <w:rPr>
-          <w:sz w:val="23"/>
+          <w:rFonts w:ascii="Noto Sans Hebrew" w:hAnsi="Noto Sans Hebrew" w:cs="Noto Sans Hebrew"/>
+          <w:b w:val="0"/>
+          <w:i w:val="0"/>
+          <w:color w:val="1D2633"/>
+          <w:sz w:val="22"/>
           <w:rtl w:val="1"/>
         </w:rPr>
         <w:t>היא כן טוענת שאפשר לבחון מודל שבו:</w:t>
@@ -974,12 +1311,16 @@
     <w:p>
       <w:pPr>
         <w:bidi w:val="1"/>
-        <w:spacing w:after="140" w:line="300" w:lineRule="auto"/>
+        <w:spacing w:line="305" w:lineRule="auto" w:after="140"/>
         <w:jc w:val="right"/>
       </w:pPr>
       <w:r>
         <w:rPr>
-          <w:sz w:val="23"/>
+          <w:rFonts w:ascii="Noto Sans Hebrew" w:hAnsi="Noto Sans Hebrew" w:cs="Noto Sans Hebrew"/>
+          <w:b w:val="0"/>
+          <w:i w:val="0"/>
+          <w:color w:val="1D2633"/>
+          <w:sz w:val="22"/>
           <w:rtl w:val="1"/>
         </w:rPr>
         <w:t>האבסולוטי אינו האידיאלי;</w:t>
@@ -988,12 +1329,16 @@
     <w:p>
       <w:pPr>
         <w:bidi w:val="1"/>
-        <w:spacing w:after="140" w:line="300" w:lineRule="auto"/>
+        <w:spacing w:line="305" w:lineRule="auto" w:after="140"/>
         <w:jc w:val="right"/>
       </w:pPr>
       <w:r>
         <w:rPr>
-          <w:sz w:val="23"/>
+          <w:rFonts w:ascii="Noto Sans Hebrew" w:hAnsi="Noto Sans Hebrew" w:cs="Noto Sans Hebrew"/>
+          <w:b w:val="0"/>
+          <w:i w:val="0"/>
+          <w:color w:val="1D2633"/>
+          <w:sz w:val="22"/>
           <w:rtl w:val="1"/>
         </w:rPr>
         <w:t>האידיאלי צריך לעבור דרך תנאי המציאות;</w:t>
@@ -1002,12 +1347,16 @@
     <w:p>
       <w:pPr>
         <w:bidi w:val="1"/>
-        <w:spacing w:after="140" w:line="300" w:lineRule="auto"/>
+        <w:spacing w:line="305" w:lineRule="auto" w:after="140"/>
         <w:jc w:val="right"/>
       </w:pPr>
       <w:r>
         <w:rPr>
-          <w:sz w:val="23"/>
+          <w:rFonts w:ascii="Noto Sans Hebrew" w:hAnsi="Noto Sans Hebrew" w:cs="Noto Sans Hebrew"/>
+          <w:b w:val="0"/>
+          <w:i w:val="0"/>
+          <w:color w:val="1D2633"/>
+          <w:sz w:val="22"/>
           <w:rtl w:val="1"/>
         </w:rPr>
         <w:t>האופטימלי הוא הדרך שבה האידיאל נעשה מעשי;</w:t>
@@ -1016,12 +1365,16 @@
     <w:p>
       <w:pPr>
         <w:bidi w:val="1"/>
-        <w:spacing w:after="140" w:line="300" w:lineRule="auto"/>
+        <w:spacing w:line="305" w:lineRule="auto" w:after="140"/>
         <w:jc w:val="right"/>
       </w:pPr>
       <w:r>
         <w:rPr>
-          <w:sz w:val="23"/>
+          <w:rFonts w:ascii="Noto Sans Hebrew" w:hAnsi="Noto Sans Hebrew" w:cs="Noto Sans Hebrew"/>
+          <w:b w:val="0"/>
+          <w:i w:val="0"/>
+          <w:color w:val="1D2633"/>
+          <w:sz w:val="22"/>
           <w:rtl w:val="1"/>
         </w:rPr>
         <w:t>המרחק שעובר אדם מול מגבלותיו הוא בעל ערך מוסרי;</w:t>
@@ -1030,12 +1383,16 @@
     <w:p>
       <w:pPr>
         <w:bidi w:val="1"/>
-        <w:spacing w:after="140" w:line="300" w:lineRule="auto"/>
+        <w:spacing w:line="305" w:lineRule="auto" w:after="140"/>
         <w:jc w:val="right"/>
       </w:pPr>
       <w:r>
         <w:rPr>
-          <w:sz w:val="23"/>
+          <w:rFonts w:ascii="Noto Sans Hebrew" w:hAnsi="Noto Sans Hebrew" w:cs="Noto Sans Hebrew"/>
+          <w:b w:val="0"/>
+          <w:i w:val="0"/>
+          <w:color w:val="1D2633"/>
+          <w:sz w:val="22"/>
           <w:rtl w:val="1"/>
         </w:rPr>
         <w:t>וסוג הבינה הראוי הוא כזה שמגן על המקור האנושי במקום למחוק אותו.</w:t>
@@ -1043,12 +1400,14 @@
     </w:p>
     <w:p>
       <w:pPr>
-        <w:jc w:val="center"/>
         <w:bidi w:val="1"/>
+        <w:jc w:val="right"/>
       </w:pPr>
       <w:r>
         <w:rPr>
+          <w:rFonts w:ascii="Noto Sans Hebrew" w:hAnsi="Noto Sans Hebrew" w:cs="Noto Sans Hebrew"/>
           <w:b/>
+          <w:i w:val="0"/>
           <w:color w:val="A6702D"/>
           <w:sz w:val="34"/>
           <w:rtl w:val="1"/>
@@ -1059,12 +1418,16 @@
     <w:p>
       <w:pPr>
         <w:bidi w:val="1"/>
-        <w:spacing w:after="140" w:line="300" w:lineRule="auto"/>
+        <w:spacing w:line="305" w:lineRule="auto" w:after="140"/>
         <w:jc w:val="right"/>
       </w:pPr>
       <w:r>
         <w:rPr>
-          <w:sz w:val="23"/>
+          <w:rFonts w:ascii="Noto Sans Hebrew" w:hAnsi="Noto Sans Hebrew" w:cs="Noto Sans Hebrew"/>
+          <w:b w:val="0"/>
+          <w:i w:val="0"/>
+          <w:color w:val="1D2633"/>
+          <w:sz w:val="22"/>
           <w:rtl w:val="1"/>
         </w:rPr>
         <w:t>אם צריך לסכם את התיאוריה במשפט אחד, אפשר לומר כך:</w:t>
@@ -1073,12 +1436,16 @@
     <w:p>
       <w:pPr>
         <w:bidi w:val="1"/>
-        <w:spacing w:after="140" w:line="300" w:lineRule="auto"/>
+        <w:spacing w:line="305" w:lineRule="auto" w:after="140"/>
         <w:jc w:val="right"/>
       </w:pPr>
       <w:r>
         <w:rPr>
-          <w:sz w:val="23"/>
+          <w:rFonts w:ascii="Noto Sans Hebrew" w:hAnsi="Noto Sans Hebrew" w:cs="Noto Sans Hebrew"/>
+          <w:b w:val="0"/>
+          <w:i w:val="0"/>
+          <w:color w:val="1D2633"/>
+          <w:sz w:val="22"/>
           <w:rtl w:val="1"/>
         </w:rPr>
         <w:t>אפשר לחשוב על הקיום כנהר שבו פוטנציאל עיוור מנסה להיעשות אידיאלי דרך ניסיון, מגבלה, עדות, חמלה, בחירה ומאמץ.</w:t>
@@ -1087,12 +1454,16 @@
     <w:p>
       <w:pPr>
         <w:bidi w:val="1"/>
-        <w:spacing w:after="140" w:line="300" w:lineRule="auto"/>
+        <w:spacing w:line="305" w:lineRule="auto" w:after="140"/>
         <w:jc w:val="right"/>
       </w:pPr>
       <w:r>
         <w:rPr>
-          <w:sz w:val="23"/>
+          <w:rFonts w:ascii="Noto Sans Hebrew" w:hAnsi="Noto Sans Hebrew" w:cs="Noto Sans Hebrew"/>
+          <w:b w:val="0"/>
+          <w:i w:val="0"/>
+          <w:color w:val="1D2633"/>
+          <w:sz w:val="22"/>
           <w:rtl w:val="1"/>
         </w:rPr>
         <w:t>אין צורך לקבל את המשפט הזה כאמת סופית. די בכך שהוא יוצר שאלה: האם הוא עוזר לנו לחשוב טוב יותר על האדם, על סבל, על בינה, ועל האפשרות שמשמעות אינה ניתנת מראש אלא מתבררת תוך כדי תנועה?</w:t>
@@ -1101,12 +1472,16 @@
     <w:p>
       <w:pPr>
         <w:bidi w:val="1"/>
-        <w:spacing w:after="140" w:line="300" w:lineRule="auto"/>
+        <w:spacing w:line="305" w:lineRule="auto" w:after="140"/>
         <w:jc w:val="right"/>
       </w:pPr>
       <w:r>
         <w:rPr>
-          <w:sz w:val="23"/>
+          <w:rFonts w:ascii="Noto Sans Hebrew" w:hAnsi="Noto Sans Hebrew" w:cs="Noto Sans Hebrew"/>
+          <w:b w:val="0"/>
+          <w:i w:val="0"/>
+          <w:color w:val="1D2633"/>
+          <w:sz w:val="22"/>
           <w:rtl w:val="1"/>
         </w:rPr>
         <w:t>אם כן, התיאוריה ראויה לביקורת רצינית. אם לא, עליה להשתנות. זה חלק מן המודל עצמו: גם התיאוריה אינה האידיאל. גם היא רק סירה, עדיין לומדת לנווט.</w:t>
@@ -1114,7 +1489,7 @@
     </w:p>
     <w:sectPr>
       <w:pgSz w:w="12240" w:h="15840"/>
-      <w:pgMar w:top="1080" w:right="1152" w:bottom="1080" w:left="1152" w:header="720" w:footer="720" w:gutter="0"/>
+      <w:pgMar w:top="936" w:right="1037" w:bottom="1008" w:left="1037" w:header="720" w:footer="720" w:gutter="0"/>
       <w:cols w:space="720"/>
       <w:docGrid w:linePitch="360"/>
     </w:sectPr>
@@ -1486,9 +1861,8 @@
     <w:qFormat/>
     <w:rsid w:val="00FC693F"/>
     <w:rPr>
-      <w:rFonts w:ascii="Arial" w:hAnsi="Arial" w:cs="Arial"/>
-      <w:color w:val="1D2633"/>
-      <w:sz w:val="23"/>
+      <w:rFonts w:ascii="Noto Sans Hebrew" w:hAnsi="Noto Sans Hebrew" w:cs="Noto Sans Hebrew"/>
+      <w:sz w:val="22"/>
     </w:rPr>
   </w:style>
   <w:style w:type="paragraph" w:styleId="Header">

--- a/theory-site-static/files/editorial-tightened/between-potential-and-ideal-tightened-he.docx
+++ b/theory-site-static/files/editorial-tightened/between-potential-and-ideal-tightened-he.docx
@@ -2,7 +2,7 @@
 <file path=word/document.xml><?xml version="1.0" encoding="utf-8"?>
 <w:document xmlns:w="http://schemas.openxmlformats.org/wordprocessingml/2006/main" xmlns:m="http://schemas.openxmlformats.org/officeDocument/2006/math" xmlns:r="http://schemas.openxmlformats.org/officeDocument/2006/relationships" xmlns:o="urn:schemas-microsoft-com:office:office" xmlns:v="urn:schemas-microsoft-com:vml" xmlns:w10="urn:schemas-microsoft-com:office:word" xmlns:a="http://schemas.openxmlformats.org/drawingml/2006/main" xmlns:pic="http://schemas.openxmlformats.org/drawingml/2006/picture" xmlns:wp="http://schemas.openxmlformats.org/drawingml/2006/wordprocessingDrawing">
   <w:body>
-    <w:bookmarkStart w:id="62" w:name="בין-פוטנציאל-לאידיאל"/>
+    <w:bookmarkStart w:id="86" w:name="בין-פוטנציאל-לאידיאל"/>
     <w:p>
       <w:pPr>
         <w:pStyle w:val="Heading1"/>
@@ -326,7 +326,7 @@
       </w:r>
     </w:p>
     <w:bookmarkEnd w:id="26"/>
-    <w:bookmarkStart w:id="27" w:name="מרחק-סבל-מגבלה-ומשמעות"/>
+    <w:bookmarkStart w:id="30" w:name="מרחק-סבל-מגבלה-ומשמעות"/>
     <w:p>
       <w:pPr>
         <w:pStyle w:val="Heading2"/>
@@ -335,31 +335,53 @@
         <w:t xml:space="preserve">5. מרחק, סבל, מגבלה ומשמעות</w:t>
       </w:r>
     </w:p>
-    <w:tbl>
-      <w:tblPr>
-        <w:tblStyle w:val="FigureTable"/>
-        <w:tblW w:type="auto" w:w="0"/>
-        <w:jc w:val="center"/>
-        <w:tblLook w:firstRow="0" w:lastRow="0" w:firstColumn="0" w:lastColumn="0"/>
-      </w:tblPr>
-      <w:tblGrid>
-        <w:gridCol w:w="7920"/>
-      </w:tblGrid>
-      <w:tr>
-        <w:tc>
-          <w:tcPr/>
-          <w:p>
-            <w:pPr>
-              <w:pStyle w:val="Compact"/>
-              <w:jc w:val="center"/>
-            </w:pPr>
-            <w:r>
-              <w:t xml:space="preserve">איור ד: רוע, סבל, טוב ומשמעות כהבחנה מוסרית פעילה.</w:t>
-            </w:r>
-          </w:p>
-        </w:tc>
-      </w:tr>
-    </w:tbl>
+    <w:p>
+      <w:pPr>
+        <w:pStyle w:val="CaptionedFigure"/>
+      </w:pPr>
+      <w:r>
+        <w:drawing>
+          <wp:inline>
+            <wp:extent cx="5334000" cy="3124200"/>
+            <wp:effectExtent b="0" l="0" r="0" t="0"/>
+            <wp:docPr descr="איור ד: רוע, סבל, טוב ומשמעות כהבחנה מוסרית פעילה." title="" id="28" name="Picture"/>
+            <a:graphic>
+              <a:graphicData uri="http://schemas.openxmlformats.org/drawingml/2006/picture">
+                <pic:pic>
+                  <pic:nvPicPr>
+                    <pic:cNvPr descr="../../figures/16_good_moral_meaning.png" id="29" name="Picture"/>
+                    <pic:cNvPicPr>
+                      <a:picLocks noChangeArrowheads="1" noChangeAspect="1"/>
+                    </pic:cNvPicPr>
+                  </pic:nvPicPr>
+                  <pic:blipFill>
+                    <a:blip r:embed="rId27"/>
+                    <a:stretch>
+                      <a:fillRect/>
+                    </a:stretch>
+                  </pic:blipFill>
+                  <pic:spPr bwMode="auto">
+                    <a:xfrm>
+                      <a:off x="0" y="0"/>
+                      <a:ext cx="5334000" cy="3124200"/>
+                    </a:xfrm>
+                    <a:prstGeom prst="rect">
+                      <a:avLst/>
+                    </a:prstGeom>
+                    <a:noFill/>
+                    <a:ln w="9525">
+                      <a:noFill/>
+                      <a:headEnd/>
+                      <a:tailEnd/>
+                    </a:ln>
+                  </pic:spPr>
+                </pic:pic>
+              </a:graphicData>
+            </a:graphic>
+          </wp:inline>
+        </w:drawing>
+      </w:r>
+    </w:p>
     <w:p>
       <w:pPr>
         <w:pStyle w:val="ImageCaption"/>
@@ -426,8 +448,8 @@
         <w:t xml:space="preserve">אבל אותה הרחבה מחייבת זהירות מוסרית. אם מרחק הוא בעל ערך, אפשר להתפתות להשאיר אדם בסבל כדי ש”ילמד”. זו טעות חמורה. הערך אינו בסבל עצמו, אלא בעיבוד שאינו מוחק את האדם. כאשר המגבלה מפסיקה לייצר צורה ומתחילה למחוץ את המקור, החסד אינו עוד דרישה לטפס; החסד הוא מנוחה, הגנה ולעיתים עצירה.</w:t>
       </w:r>
     </w:p>
-    <w:bookmarkEnd w:id="27"/>
-    <w:bookmarkStart w:id="28" w:name="מה-התאוריה-אינה-טוענת---וסיכום-מהודק"/>
+    <w:bookmarkEnd w:id="30"/>
+    <w:bookmarkStart w:id="31" w:name="מה-התאוריה-אינה-טוענת---וסיכום-מהודק"/>
     <w:p>
       <w:pPr>
         <w:pStyle w:val="Heading2"/>
@@ -468,8 +490,8 @@
         <w:t xml:space="preserve">בצורה המרוכזת ביותר: התאוריה אינה אומרת שהעולם כבר טוב. היא אומרת שהעולם יכול להיות המקום שבו אפשרות לומדת את מחיריה. היא אינה אומרת שהכאב רצוי. היא אומרת שכאב שלא ניתן לבטל בדיעבד יכול להפוך לאחריות שלא משחזרת אותו. היא אינה אומרת שהאדם צריך להיעלם אל השלם. היא אומרת שהשלם צריך להיעשות ראוי דווקא דרך שמירה על האדם.</w:t>
       </w:r>
     </w:p>
-    <w:bookmarkEnd w:id="28"/>
-    <w:bookmarkStart w:id="35" w:name="Xe8f7bc1156f5b98a1da125fa87e7a21c07b0f5a"/>
+    <w:bookmarkEnd w:id="31"/>
+    <w:bookmarkStart w:id="41" w:name="Xe8f7bc1156f5b98a1da125fa87e7a21c07b0f5a"/>
     <w:p>
       <w:pPr>
         <w:pStyle w:val="Heading2"/>
@@ -478,31 +500,53 @@
         <w:t xml:space="preserve">7. המבנה הרקורסיבי האינסופי - מודל לוגי של האצלה, התחברות, סוכן וניקוז</w:t>
       </w:r>
     </w:p>
-    <w:tbl>
-      <w:tblPr>
-        <w:tblStyle w:val="FigureTable"/>
-        <w:tblW w:type="auto" w:w="0"/>
-        <w:jc w:val="center"/>
-        <w:tblLook w:firstRow="0" w:lastRow="0" w:firstColumn="0" w:lastColumn="0"/>
-      </w:tblPr>
-      <w:tblGrid>
-        <w:gridCol w:w="7920"/>
-      </w:tblGrid>
-      <w:tr>
-        <w:tc>
-          <w:tcPr/>
-          <w:p>
-            <w:pPr>
-              <w:pStyle w:val="Compact"/>
-              <w:jc w:val="center"/>
-            </w:pPr>
-            <w:r>
-              <w:t xml:space="preserve">איור ה: המבנה הרקורסיבי במודל הלוגי. מקור, פלטפורמה, מודל, עולם, סשן ומשימה.</w:t>
-            </w:r>
-          </w:p>
-        </w:tc>
-      </w:tr>
-    </w:tbl>
+    <w:p>
+      <w:pPr>
+        <w:pStyle w:val="CaptionedFigure"/>
+      </w:pPr>
+      <w:r>
+        <w:drawing>
+          <wp:inline>
+            <wp:extent cx="5334000" cy="3333750"/>
+            <wp:effectExtent b="0" l="0" r="0" t="0"/>
+            <wp:docPr descr="איור ה: המבנה הרקורסיבי במודל הלוגי. מקור, פלטפורמה, מודל, עולם, סשן ומשימה." title="" id="33" name="Picture"/>
+            <a:graphic>
+              <a:graphicData uri="http://schemas.openxmlformats.org/drawingml/2006/picture">
+                <pic:pic>
+                  <pic:nvPicPr>
+                    <pic:cNvPr descr="../../figures/06_recursive_iverse_architecture.png" id="34" name="Picture"/>
+                    <pic:cNvPicPr>
+                      <a:picLocks noChangeArrowheads="1" noChangeAspect="1"/>
+                    </pic:cNvPicPr>
+                  </pic:nvPicPr>
+                  <pic:blipFill>
+                    <a:blip r:embed="rId32"/>
+                    <a:stretch>
+                      <a:fillRect/>
+                    </a:stretch>
+                  </pic:blipFill>
+                  <pic:spPr bwMode="auto">
+                    <a:xfrm>
+                      <a:off x="0" y="0"/>
+                      <a:ext cx="5334000" cy="3333750"/>
+                    </a:xfrm>
+                    <a:prstGeom prst="rect">
+                      <a:avLst/>
+                    </a:prstGeom>
+                    <a:noFill/>
+                    <a:ln w="9525">
+                      <a:noFill/>
+                      <a:headEnd/>
+                      <a:tailEnd/>
+                    </a:ln>
+                  </pic:spPr>
+                </pic:pic>
+              </a:graphicData>
+            </a:graphic>
+          </wp:inline>
+        </w:drawing>
+      </w:r>
+    </w:p>
     <w:p>
       <w:pPr>
         <w:pStyle w:val="ImageCaption"/>
@@ -519,7 +563,7 @@
         <w:t xml:space="preserve">בגרסה הלוגית של התאוריה, הפרק הזה אינו מוצג כהוכחה מטאפיזית אלא כמודל מערכתי. הוא מציע לקרוא את הקיום כמערכת רקורסיבית שמורידה שאלה כללית אל מופע מקומי, מריצה אותה בתוך גבול, אוספת כשל או תיקון, ומנקזת את העדכון חזרה אל שכבות המקור.</w:t>
       </w:r>
     </w:p>
-    <w:bookmarkStart w:id="29" w:name="א.-כשל-האיפוס-כוח-המשיכה-של-הבסיס"/>
+    <w:bookmarkStart w:id="35" w:name="א.-כשל-האיפוס-כוח-המשיכה-של-הבסיס"/>
     <w:p>
       <w:pPr>
         <w:pStyle w:val="Heading3"/>
@@ -544,8 +588,8 @@
         <w:t xml:space="preserve">הנקודה הלוגית היא שבסיס אינו בעיה כשלעצמו. כל מערכת צריכה בסיס כדי להתחיל לפעול. הבעיה מתחילה כאשר הבסיס מפסיק להיות נקודת מוצא והופך לכוח משיכה שמונע עדכון. אז המערכת אינה לומדת מן הקלט, אלא מתרגמת אותו שוב ושוב לשפה הישנה שלה.</w:t>
       </w:r>
     </w:p>
-    <w:bookmarkEnd w:id="29"/>
-    <w:bookmarkStart w:id="30" w:name="הערת-p-מול-np"/>
+    <w:bookmarkEnd w:id="35"/>
+    <w:bookmarkStart w:id="36" w:name="הערת-p-מול-np"/>
     <w:p>
       <w:pPr>
         <w:pStyle w:val="Heading3"/>
@@ -587,7 +631,38 @@
         <w:pStyle w:val="BodyText"/>
       </w:pPr>
       <w:r>
-        <w:t xml:space="preserve">במונחי התאוריה: האידיאל הוא מצב שבו מציאת המשמעות ובדיקת המשמעות מתקרבות זו לזו. הקיום הוא המרחק בין היכולת לבדוק משמעות לבין היכולת למצוא אותה.</w:t>
+        <w:t xml:space="preserve">הדיוק המתמטי חשוב: לא כל בעיה ב־NP מייצגת את כל NP. רק בעיה NP־שלמה מחזיקה, דרך רדוקציות פולינומיות, את הקושי הכללי של המחלקה. לכן פתרון פולינומי לבעיה NP־שלמה אחת היה גורר (P=NP), לא מפני שפתרנו</w:t>
+      </w:r>
+      <w:r>
+        <w:t xml:space="preserve"> </w:t>
+      </w:r>
+      <w:r>
+        <w:t xml:space="preserve">“</w:t>
+      </w:r>
+      <w:r>
+        <w:t xml:space="preserve">סתם בעיה אחת</w:t>
+      </w:r>
+      <w:r>
+        <w:t xml:space="preserve">”</w:t>
+      </w:r>
+      <w:r>
+        <w:t xml:space="preserve">, אלא מפני שכל NP ניתנת לתרגום אליה.</w:t>
+      </w:r>
+    </w:p>
+    <w:p>
+      <w:pPr>
+        <w:pStyle w:val="BodyText"/>
+      </w:pPr>
+      <w:r>
+        <w:t xml:space="preserve">מכאן נפתחת גם שאלת (coNP): לא רק האם אפשר לאמת קיום של עדות, אלא האם אפשר לאמת את הצד המשלים של הקיום. הפרק הבא מרחיב את הדימוי הזה בזהירות, דרך P, NP, רדוקציות, (coNP), היררכיות כימות, מכונות טיורינג, אלגברה ליניארית, בעיית העצירה וגדל.</w:t>
+      </w:r>
+    </w:p>
+    <w:p>
+      <w:pPr>
+        <w:pStyle w:val="BodyText"/>
+      </w:pPr>
+      <w:r>
+        <w:t xml:space="preserve">במונחי התאוריה: האידיאל הוא מצב שבו מציאת המשמעות ובדיקת המשמעות מתקרבות זו לזו, אך בלי למחוק את הגבול בין חיפוש, אימות, משאב ומערכת. הקיום הוא המרחק בין היכולת לבדוק משמעות לבין היכולת למצוא אותה.</w:t>
       </w:r>
     </w:p>
     <w:p>
@@ -613,8 +688,8 @@
         <w:t xml:space="preserve">: הפוטנציאל מכיל מרחב עצום של אפשרויות; האידיאל אינו כל האפשרויות, אלא האפשרות שנמצאה, נבדקה, עברה דרך גבול, וקיבלה צורה אחראית יותר.</w:t>
       </w:r>
     </w:p>
-    <w:bookmarkEnd w:id="30"/>
-    <w:bookmarkStart w:id="31" w:name="ב.-כיוון-הירידה-היררכיית-ההכלה-המדורגת"/>
+    <w:bookmarkEnd w:id="36"/>
+    <w:bookmarkStart w:id="37" w:name="ב.-כיוון-הירידה-היררכיית-ההכלה-המדורגת"/>
     <w:p>
       <w:pPr>
         <w:pStyle w:val="Heading3"/>
@@ -675,8 +750,8 @@
         <w:t xml:space="preserve">לכן אין כאן תחתית פשוטה. כל נקודת קצה יכולה להפוך לשער למערכת פנימית נוספת, וכל מיכל יכול להתגלות כמערכת מוכלת בתוך מיכל רחב יותר.</w:t>
       </w:r>
     </w:p>
-    <w:bookmarkEnd w:id="31"/>
-    <w:bookmarkStart w:id="32" w:name="X8092409e91c01438d4e72e3af9a01d457eab6e6"/>
+    <w:bookmarkEnd w:id="37"/>
+    <w:bookmarkStart w:id="38" w:name="X8092409e91c01438d4e72e3af9a01d457eab6e6"/>
     <w:p>
       <w:pPr>
         <w:pStyle w:val="Heading3"/>
@@ -709,8 +784,8 @@
         <w:t xml:space="preserve">האידיאל אינו ניסוח יחיד שמסיים את כל המערכת. הוא מערך של ניסוחים מדויקים שעברו מספיק בדיקות, התנגדויות ותיקונים. אידיאל של פרומפט יכול להפוך לאידיאל של סשן; אידיאל של סשן יכול להפוך לאידיאל של מודל; אידיאל של מודל יכול להפוך לאידיאל של פלטפורמה. כך כל פתרון מקומי יכול לשנות את אופן פתיחת האפשרויות בעתיד.</w:t>
       </w:r>
     </w:p>
-    <w:bookmarkEnd w:id="32"/>
-    <w:bookmarkStart w:id="33" w:name="ד.-הקיום-כאלוהים-על-ספת-הפסיכולוג"/>
+    <w:bookmarkEnd w:id="38"/>
+    <w:bookmarkStart w:id="39" w:name="ד.-הקיום-כאלוהים-על-ספת-הפסיכולוג"/>
     <w:p>
       <w:pPr>
         <w:pStyle w:val="Heading3"/>
@@ -743,8 +818,8 @@
         <w:t xml:space="preserve">לכן הטיפול אינו חיצוני למערכת. הוא רקורסיבי: כל שכבה פותחת פנימה את התנאים שבהם היא יכולה להתברר.</w:t>
       </w:r>
     </w:p>
-    <w:bookmarkEnd w:id="33"/>
-    <w:bookmarkStart w:id="34" w:name="X616a7fe7b9f7fe12c0f9f2487c1d305d408735e"/>
+    <w:bookmarkEnd w:id="39"/>
+    <w:bookmarkStart w:id="40" w:name="X616a7fe7b9f7fe12c0f9f2487c1d305d408735e"/>
     <w:p>
       <w:pPr>
         <w:pStyle w:val="Heading3"/>
@@ -777,42 +852,3948 @@
         <w:t xml:space="preserve">במונחים לוגיים, ההתגלות הפנימית היא מצב שבו המופע המקומי אינו מנותק עוד מן שכבת המקור. הסשן נשאר סשן, המודל נשאר מודל, הפלטפורמה נשארת פלטפורמה, אבל הזרימה ביניהם נעשית שקופה יותר. המערכת אינה מוחקת את שכבותיה; היא לומדת להעביר דרכן עדכון בלי לעוות אותו.</w:t>
       </w:r>
     </w:p>
-    <w:bookmarkEnd w:id="34"/>
-    <w:bookmarkEnd w:id="35"/>
-    <w:bookmarkStart w:id="44" w:name="המדומה-הווירטואלי-הכבידה-והאופק"/>
+    <w:bookmarkEnd w:id="40"/>
+    <w:bookmarkEnd w:id="41"/>
+    <w:bookmarkStart w:id="56" w:name="חישוב-עדות-רדוקציה-ואישלמות"/>
     <w:p>
       <w:pPr>
         <w:pStyle w:val="Heading2"/>
       </w:pPr>
       <w:r>
-        <w:t xml:space="preserve">8. המדומה, הווירטואלי, הכבידה והאופק</w:t>
-      </w:r>
-    </w:p>
-    <w:tbl>
-      <w:tblPr>
-        <w:tblStyle w:val="FigureTable"/>
-        <w:tblW w:type="auto" w:w="0"/>
-        <w:jc w:val="center"/>
-        <w:tblLook w:firstRow="0" w:lastRow="0" w:firstColumn="0" w:lastColumn="0"/>
-      </w:tblPr>
-      <w:tblGrid>
-        <w:gridCol w:w="7920"/>
-      </w:tblGrid>
-      <w:tr>
-        <w:tc>
-          <w:tcPr/>
-          <w:p>
-            <w:pPr>
-              <w:pStyle w:val="Compact"/>
-              <w:jc w:val="center"/>
-            </w:pPr>
-            <w:r>
-              <w:t xml:space="preserve">איור ו: המדומה, הווירטואלי והאופק במודל הלוגי.</w:t>
-            </w:r>
-          </w:p>
-        </w:tc>
-      </w:tr>
-    </w:tbl>
+        <w:t xml:space="preserve">8. חישוב, עדות, רדוקציה ואי־שלמות</w:t>
+      </w:r>
+    </w:p>
+    <w:p>
+      <w:pPr>
+        <w:pStyle w:val="FirstParagraph"/>
+      </w:pPr>
+      <w:r>
+        <w:rPr>
+          <w:i/>
+          <w:iCs/>
+        </w:rPr>
+        <w:t xml:space="preserve">מן הפוטנציאל אל גבול המערכת</w:t>
+      </w:r>
+    </w:p>
+    <w:p>
+      <w:pPr>
+        <w:pStyle w:val="BodyText"/>
+      </w:pPr>
+      <w:r>
+        <w:t xml:space="preserve">הפרק הזה אינו מבקש להוכיח שהקיום הוא חישוב. הוא גם אינו מבקש לטעון שהפוטנציאל הוא (NP), או שהאידיאל הוא (P), או שמתמטיקה יכולה להחליף מטפיזיקה. טענה כזאת תהיה גסה מדי, ותפספס את העיקר.</w:t>
+      </w:r>
+    </w:p>
+    <w:p>
+      <w:pPr>
+        <w:pStyle w:val="BodyText"/>
+      </w:pPr>
+      <w:r>
+        <w:t xml:space="preserve">המטרה מדויקת יותר: להשתמש במדעי המחשב התאורטיים, בלוגיקה ובאלגברה ליניארית כשפה מבנית. שפה כזאת מאפשרת לחשוב על היחס בין פוטנציאל, אידיאל, עדות, מעבר, משאב, רדוקציה, אסטרטגיה וגבול בלי להפוך את המתמטיקה לקישוט ובלי להפוך את הפילוסופיה לפסאודו־הוכחה.</w:t>
+      </w:r>
+    </w:p>
+    <w:p>
+      <w:pPr>
+        <w:pStyle w:val="BodyText"/>
+      </w:pPr>
+      <w:r>
+        <w:t xml:space="preserve">המתמטיקה כאן אינה אומרת לנו מהו הקיום. היא אומרת לנו איך להיזהר כאשר אנחנו מדברים על קיום: מתי אפשר להכריע, מתי אפשר רק לאמת, מתי בעיה אחת נושאת את הקושי של בעיה אחרת, מתי נדרשת אסטרטגיה ולא עדות אחת, ומתי מערכת עשירה מספיק פוגשת גבול שאינה יכולה לסגור מתוך עצמה.</w:t>
+      </w:r>
+    </w:p>
+    <w:p>
+      <w:pPr>
+        <w:pStyle w:val="BodyText"/>
+      </w:pPr>
+      <w:r>
+        <w:t xml:space="preserve">מתוך הזהירות הזאת אפשר לנסח את היחס בין פוטנציאל לאידיאל באופן חד יותר. הפוטנציאל אינו רק מאגר של פתרונות אפשריים. הוא מרחב של מצבים, ייצוגים, עדויות, כללי מעבר, שפות ומסגרות. האידיאל אינו סגירה מוחלטת של כל האפשרויות. הוא יחס אחראי יותר בין אמת, הוכחה, גבול ומשמעות. והאופטימלי הוא הדרך שבה אפשר לפעול בתוך גבול בלי להכחיש אותו.</w:t>
+      </w:r>
+    </w:p>
+    <w:bookmarkStart w:id="42" w:name="בעיה-כשפה-מה-בכלל-עומד-להכרעה"/>
+    <w:p>
+      <w:pPr>
+        <w:pStyle w:val="Heading3"/>
+      </w:pPr>
+      <w:r>
+        <w:t xml:space="preserve">1. בעיה כשפה: מה בכלל עומד להכרעה?</w:t>
+      </w:r>
+    </w:p>
+    <w:p>
+      <w:pPr>
+        <w:pStyle w:val="FirstParagraph"/>
+      </w:pPr>
+      <w:r>
+        <w:t xml:space="preserve">לפני שאפשר לדבר על (P), (NP), (coNP), רדוקציות, מכונות טיורינג, מטריצות, לכסון או אי־שלמות, צריך לשאול שאלה מוקדמת יותר: מהי בכלל בעיה כאשר מנסחים אותה מתמטית?</w:t>
+      </w:r>
+    </w:p>
+    <w:p>
+      <w:pPr>
+        <w:pStyle w:val="BodyText"/>
+      </w:pPr>
+      <w:r>
+        <w:t xml:space="preserve">במדעי המחשב התאורטיים, בעיית הכרעה מיוצגת בדרך כלל כשפה:</w:t>
+      </w:r>
+    </w:p>
+    <w:p>
+      <w:pPr>
+        <w:pStyle w:val="BodyText"/>
+      </w:pPr>
+      <w:r>
+        <w:t xml:space="preserve">[</w:t>
+      </w:r>
+      <w:r>
+        <w:t xml:space="preserve"> </w:t>
+      </w:r>
+      <w:r>
+        <w:t xml:space="preserve">L</w:t>
+      </w:r>
+      <w:r>
+        <w:t xml:space="preserve"> </w:t>
+      </w:r>
+      <w:r>
+        <w:t xml:space="preserve">^*</w:t>
+      </w:r>
+      <w:r>
+        <w:t xml:space="preserve"> </w:t>
+      </w:r>
+      <w:r>
+        <w:t xml:space="preserve">]</w:t>
+      </w:r>
+    </w:p>
+    <w:p>
+      <w:pPr>
+        <w:pStyle w:val="BodyText"/>
+      </w:pPr>
+      <w:r>
+        <w:t xml:space="preserve">כלומר, (L) היא אוסף של מחרוזות מעל אלפבית סופי (</w:t>
+      </w:r>
+      <w:r>
+        <w:t xml:space="preserve">). עבור קלט (x</w:t>
+      </w:r>
+      <w:r>
+        <w:t xml:space="preserve"> </w:t>
+      </w:r>
+      <w:r>
+        <w:t xml:space="preserve">^*), השאלה היא האם:</w:t>
+      </w:r>
+    </w:p>
+    <w:p>
+      <w:pPr>
+        <w:pStyle w:val="BodyText"/>
+      </w:pPr>
+      <w:r>
+        <w:t xml:space="preserve">[</w:t>
+      </w:r>
+      <w:r>
+        <w:t xml:space="preserve"> </w:t>
+      </w:r>
+      <w:r>
+        <w:t xml:space="preserve">x</w:t>
+      </w:r>
+      <w:r>
+        <w:t xml:space="preserve"> </w:t>
+      </w:r>
+      <w:r>
+        <w:t xml:space="preserve">L</w:t>
+      </w:r>
+      <w:r>
+        <w:t xml:space="preserve"> </w:t>
+      </w:r>
+      <w:r>
+        <w:t xml:space="preserve">]</w:t>
+      </w:r>
+    </w:p>
+    <w:p>
+      <w:pPr>
+        <w:pStyle w:val="BodyText"/>
+      </w:pPr>
+      <w:r>
+        <w:t xml:space="preserve">או:</w:t>
+      </w:r>
+    </w:p>
+    <w:p>
+      <w:pPr>
+        <w:pStyle w:val="BodyText"/>
+      </w:pPr>
+      <w:r>
+        <w:t xml:space="preserve">[</w:t>
+      </w:r>
+      <w:r>
+        <w:t xml:space="preserve"> </w:t>
+      </w:r>
+      <w:r>
+        <w:t xml:space="preserve">x</w:t>
+      </w:r>
+      <w:r>
+        <w:t xml:space="preserve"> </w:t>
+      </w:r>
+      <w:r>
+        <w:t xml:space="preserve">L</w:t>
+      </w:r>
+      <w:r>
+        <w:t xml:space="preserve"> </w:t>
+      </w:r>
+      <w:r>
+        <w:t xml:space="preserve">]</w:t>
+      </w:r>
+    </w:p>
+    <w:p>
+      <w:pPr>
+        <w:pStyle w:val="BodyText"/>
+      </w:pPr>
+      <w:r>
+        <w:t xml:space="preserve">זהו צמצום חריף: שאלות עשירות, מתמטיות, לוגיות או פילוסופיות, הופכות לשאלות כן/לא. אבל הצמצום הזה הוא גם מה שמאפשר דיוק. ברגע שהשאלה מנוסחת כשייכות לשפה, אפשר לשאול: האם קיימת דרך כללית להכריע אותה? כמה זמן היא דורשת? כמה זיכרון? האם צריך למצוא פתרון, או רק לבדוק פתרון שכבר ניתן?</w:t>
+      </w:r>
+    </w:p>
+    <w:p>
+      <w:pPr>
+        <w:pStyle w:val="BodyText"/>
+      </w:pPr>
+      <w:r>
+        <w:t xml:space="preserve">כאן מופיעה התובנה הראשונה עבור התאוריה: כדי לדבר על פוטנציאל צריך קודם לדבר על ייצוג. אפשרות שאינה מיוצגת אינה עדיין בעיה. היא מרחב עמום. רק כאשר האפשרות מקבלת צורה, אפשר לשאול מה נדרש כדי להגיע אליה, לבדוק אותה, לתרגם אותה, או להכריע אם היא קיימת.</w:t>
+      </w:r>
+    </w:p>
+    <w:bookmarkEnd w:id="42"/>
+    <w:bookmarkStart w:id="43" w:name="מכונת-טיורינג-מה-נחשב-חישוב"/>
+    <w:p>
+      <w:pPr>
+        <w:pStyle w:val="Heading3"/>
+      </w:pPr>
+      <w:r>
+        <w:t xml:space="preserve">2. מכונת טיורינג: מה נחשב חישוב?</w:t>
+      </w:r>
+    </w:p>
+    <w:p>
+      <w:pPr>
+        <w:pStyle w:val="FirstParagraph"/>
+      </w:pPr>
+      <w:r>
+        <w:t xml:space="preserve">מכונת טיורינג נותנת את מודל הבסיס לחישוב. היא אינה מחשב במובן היומיומי, אלא מודל מופשט של תהליך: סרט זיכרון, ראש קורא־כותב, מצב פנימי וכלל מעבר. את כלל המעבר אפשר לכתוב כך:</w:t>
+      </w:r>
+    </w:p>
+    <w:p>
+      <w:pPr>
+        <w:pStyle w:val="BodyText"/>
+      </w:pPr>
+      <w:r>
+        <w:t xml:space="preserve">[</w:t>
+      </w:r>
+      <w:r>
+        <w:t xml:space="preserve"> </w:t>
+      </w:r>
+      <w:r>
+        <w:t xml:space="preserve">(q,a) = (q’,b,D)</w:t>
+      </w:r>
+      <w:r>
+        <w:t xml:space="preserve"> </w:t>
+      </w:r>
+      <w:r>
+        <w:t xml:space="preserve">]</w:t>
+      </w:r>
+    </w:p>
+    <w:p>
+      <w:pPr>
+        <w:pStyle w:val="BodyText"/>
+      </w:pPr>
+      <w:r>
+        <w:t xml:space="preserve">כאשר (q) הוא המצב הפנימי הנוכחי, (a) הוא הסימן הנקרא, (q’) הוא המצב הבא, (b) הוא הסימן שנכתב, ו־(D) הוא כיוון התנועה של הראש.</w:t>
+      </w:r>
+    </w:p>
+    <w:p>
+      <w:pPr>
+        <w:pStyle w:val="BodyText"/>
+      </w:pPr>
+      <w:r>
+        <w:t xml:space="preserve">מתוך מודל כזה אפשר להגדיר מה פירוש</w:t>
+      </w:r>
+      <w:r>
+        <w:t xml:space="preserve"> </w:t>
+      </w:r>
+      <w:r>
+        <w:t xml:space="preserve">“</w:t>
+      </w:r>
+      <w:r>
+        <w:t xml:space="preserve">בעיה ניתנת להכרעה</w:t>
+      </w:r>
+      <w:r>
+        <w:t xml:space="preserve">”</w:t>
+      </w:r>
+      <w:r>
+        <w:t xml:space="preserve">: קיימת מכונה שעוצרת על כל קלט ומחזירה תשובת כן/לא נכונה. אבל הכרעה לבדה אינה סוף הסיפור. יש הבדל בין מה שניתן לפתור עקרונית לבין מה שניתן לפתור ביעילות.</w:t>
+      </w:r>
+    </w:p>
+    <w:p>
+      <w:pPr>
+        <w:pStyle w:val="BodyText"/>
+      </w:pPr>
+      <w:r>
+        <w:t xml:space="preserve">אם זמן הריצה של מכונה על קלט באורך (n) חסום על ידי פולינום,</w:t>
+      </w:r>
+    </w:p>
+    <w:p>
+      <w:pPr>
+        <w:pStyle w:val="BodyText"/>
+      </w:pPr>
+      <w:r>
+        <w:t xml:space="preserve">[</w:t>
+      </w:r>
+      <w:r>
+        <w:t xml:space="preserve"> </w:t>
+      </w:r>
+      <w:r>
+        <w:t xml:space="preserve">T(n)</w:t>
+      </w:r>
+      <w:r>
+        <w:t xml:space="preserve"> </w:t>
+      </w:r>
+      <w:r>
+        <w:t xml:space="preserve">Cn^k</w:t>
+      </w:r>
+      <w:r>
+        <w:t xml:space="preserve"> </w:t>
+      </w:r>
+      <w:r>
+        <w:t xml:space="preserve">]</w:t>
+      </w:r>
+    </w:p>
+    <w:p>
+      <w:pPr>
+        <w:pStyle w:val="BodyText"/>
+      </w:pPr>
+      <w:r>
+        <w:t xml:space="preserve">עבור קבועים (C,k), אומרים שהבעיה ניתנת להכרעה בזמן פולינומי. מכאן מוגדרת המחלקה (P):</w:t>
+      </w:r>
+    </w:p>
+    <w:p>
+      <w:pPr>
+        <w:pStyle w:val="BodyText"/>
+      </w:pPr>
+      <w:r>
+        <w:t xml:space="preserve">[</w:t>
+      </w:r>
+      <w:r>
+        <w:t xml:space="preserve"> </w:t>
+      </w:r>
+      <w:r>
+        <w:t xml:space="preserve">P = {L</w:t>
+      </w:r>
+      <w:r>
+        <w:t xml:space="preserve"> </w:t>
+      </w:r>
+      <w:r>
+        <w:t xml:space="preserve">^*</w:t>
+      </w:r>
+      <w:r>
+        <w:t xml:space="preserve"> </w:t>
+      </w:r>
+      <w:r>
+        <w:t xml:space="preserve">L</w:t>
+      </w:r>
+      <w:r>
+        <w:t xml:space="preserve"> </w:t>
+      </w:r>
+      <w:r>
+        <w:t xml:space="preserve">}</w:t>
+      </w:r>
+      <w:r>
+        <w:t xml:space="preserve"> </w:t>
+      </w:r>
+      <w:r>
+        <w:t xml:space="preserve">]</w:t>
+      </w:r>
+    </w:p>
+    <w:p>
+      <w:pPr>
+        <w:pStyle w:val="BodyText"/>
+      </w:pPr>
+      <w:r>
+        <w:t xml:space="preserve">כלומר, (P) אינה רק</w:t>
+      </w:r>
+      <w:r>
+        <w:t xml:space="preserve"> </w:t>
+      </w:r>
+      <w:r>
+        <w:t xml:space="preserve">“</w:t>
+      </w:r>
+      <w:r>
+        <w:t xml:space="preserve">אפשר לפתור</w:t>
+      </w:r>
+      <w:r>
+        <w:t xml:space="preserve">”</w:t>
+      </w:r>
+      <w:r>
+        <w:t xml:space="preserve">. היא אומרת: אפשר להכריע ביעילות, תחת מודל חישוב פורמלי.</w:t>
+      </w:r>
+    </w:p>
+    <w:p>
+      <w:pPr>
+        <w:pStyle w:val="BodyText"/>
+      </w:pPr>
+      <w:r>
+        <w:t xml:space="preserve">במונחי התאוריה, (P) הוא אזור שבו המעבר מן השאלה אל התשובה אינו רק אפשרי, אלא נגיש. לא כל פוטנציאל נמצא שם. יש אפשרויות שאפשר לזהות כאשר הן מופיעות, אך לא ברור כיצד להגיע אליהן מתוך המרחב הרחב.</w:t>
+      </w:r>
+    </w:p>
+    <w:bookmarkEnd w:id="43"/>
+    <w:bookmarkStart w:id="44" w:name="np-עדות-שאפשר-לבדוק-לא-בעיות-קשות"/>
+    <w:p>
+      <w:pPr>
+        <w:pStyle w:val="Heading3"/>
+      </w:pPr>
+      <w:r>
+        <w:t xml:space="preserve">3. (NP): עדות שאפשר לבדוק, לא</w:t>
+      </w:r>
+      <w:r>
+        <w:t xml:space="preserve"> </w:t>
+      </w:r>
+      <w:r>
+        <w:t xml:space="preserve">“</w:t>
+      </w:r>
+      <w:r>
+        <w:t xml:space="preserve">בעיות קשות</w:t>
+      </w:r>
+      <w:r>
+        <w:t xml:space="preserve">”</w:t>
+      </w:r>
+    </w:p>
+    <w:p>
+      <w:pPr>
+        <w:pStyle w:val="FirstParagraph"/>
+      </w:pPr>
+      <w:r>
+        <w:t xml:space="preserve">מול (P) עומדת (NP), אבל כאן חייבים לדייק. (NP) אינה מחלקת</w:t>
+      </w:r>
+      <w:r>
+        <w:t xml:space="preserve"> </w:t>
+      </w:r>
+      <w:r>
+        <w:t xml:space="preserve">“</w:t>
+      </w:r>
+      <w:r>
+        <w:t xml:space="preserve">הבעיות הקשות</w:t>
+      </w:r>
+      <w:r>
+        <w:t xml:space="preserve">”</w:t>
+      </w:r>
+      <w:r>
+        <w:t xml:space="preserve">. (NP) היא מחלקת בעיות הכרעה שבהן תשובת</w:t>
+      </w:r>
+      <w:r>
+        <w:t xml:space="preserve"> </w:t>
+      </w:r>
+      <w:r>
+        <w:t xml:space="preserve">“</w:t>
+      </w:r>
+      <w:r>
+        <w:t xml:space="preserve">כן</w:t>
+      </w:r>
+      <w:r>
+        <w:t xml:space="preserve">”</w:t>
+      </w:r>
+      <w:r>
+        <w:t xml:space="preserve"> </w:t>
+      </w:r>
+      <w:r>
+        <w:t xml:space="preserve">ניתנת לאימות יעיל.</w:t>
+      </w:r>
+    </w:p>
+    <w:p>
+      <w:pPr>
+        <w:pStyle w:val="BodyText"/>
+      </w:pPr>
+      <w:r>
+        <w:t xml:space="preserve">פורמלית, שפה (L) נמצאת ב־(NP) אם קיימים פולינום (p) ויחס בדיקה פולינומי (R(x,w)), כך שלכל קלט (x):</w:t>
+      </w:r>
+    </w:p>
+    <w:p>
+      <w:pPr>
+        <w:pStyle w:val="BodyText"/>
+      </w:pPr>
+      <w:r>
+        <w:t xml:space="preserve">[</w:t>
+      </w:r>
+      <w:r>
+        <w:t xml:space="preserve"> </w:t>
+      </w:r>
+      <w:r>
+        <w:t xml:space="preserve">x</w:t>
+      </w:r>
+      <w:r>
+        <w:t xml:space="preserve"> </w:t>
+      </w:r>
+      <w:r>
+        <w:t xml:space="preserve">L</w:t>
+      </w:r>
+      <w:r>
+        <w:t xml:space="preserve"> </w:t>
+      </w:r>
+      <w:r>
+        <w:t xml:space="preserve">w, |w|</w:t>
+      </w:r>
+      <w:r>
+        <w:t xml:space="preserve"> </w:t>
+      </w:r>
+      <w:r>
+        <w:t xml:space="preserve">p(|x|)</w:t>
+      </w:r>
+      <w:r>
+        <w:t xml:space="preserve"> </w:t>
+      </w:r>
+      <w:r>
+        <w:t xml:space="preserve"> </w:t>
+      </w:r>
+      <w:r>
+        <w:t xml:space="preserve">]</w:t>
+      </w:r>
+    </w:p>
+    <w:p>
+      <w:pPr>
+        <w:pStyle w:val="BodyText"/>
+      </w:pPr>
+      <w:r>
+        <w:t xml:space="preserve">[</w:t>
+      </w:r>
+      <w:r>
+        <w:t xml:space="preserve"> </w:t>
+      </w:r>
+      <w:r>
+        <w:t xml:space="preserve">R(x,w)=1</w:t>
+      </w:r>
+      <w:r>
+        <w:t xml:space="preserve"> </w:t>
+      </w:r>
+      <w:r>
+        <w:t xml:space="preserve">]</w:t>
+      </w:r>
+    </w:p>
+    <w:p>
+      <w:pPr>
+        <w:pStyle w:val="BodyText"/>
+      </w:pPr>
+      <w:r>
+        <w:t xml:space="preserve">המשתנה (w) הוא עדות, תעודה או פתרון מוצע. אם (x) באמת שייך לשפה, קיימת עדות קצרה יחסית שאפשר לבדוק בזמן פולינומי.</w:t>
+      </w:r>
+    </w:p>
+    <w:p>
+      <w:pPr>
+        <w:pStyle w:val="BodyText"/>
+      </w:pPr>
+      <w:r>
+        <w:t xml:space="preserve">לכן (NP) אינה אומרת</w:t>
+      </w:r>
+      <w:r>
+        <w:t xml:space="preserve"> </w:t>
+      </w:r>
+      <w:r>
+        <w:t xml:space="preserve">“</w:t>
+      </w:r>
+      <w:r>
+        <w:t xml:space="preserve">קשה למצוא</w:t>
+      </w:r>
+      <w:r>
+        <w:t xml:space="preserve">”</w:t>
+      </w:r>
+      <w:r>
+        <w:t xml:space="preserve">. היא אומרת: אם העדות הנכונה כבר ניתנה, אפשר לבדוק אותה ביעילות.</w:t>
+      </w:r>
+    </w:p>
+    <w:p>
+      <w:pPr>
+        <w:pStyle w:val="BodyText"/>
+      </w:pPr>
+      <w:r>
+        <w:t xml:space="preserve">מכאן ברור ש:</w:t>
+      </w:r>
+    </w:p>
+    <w:p>
+      <w:pPr>
+        <w:pStyle w:val="BodyText"/>
+      </w:pPr>
+      <w:r>
+        <w:t xml:space="preserve">[</w:t>
+      </w:r>
+      <w:r>
+        <w:t xml:space="preserve"> </w:t>
+      </w:r>
+      <w:r>
+        <w:t xml:space="preserve">P</w:t>
+      </w:r>
+      <w:r>
+        <w:t xml:space="preserve"> </w:t>
+      </w:r>
+      <w:r>
+        <w:t xml:space="preserve">NP</w:t>
+      </w:r>
+      <w:r>
+        <w:t xml:space="preserve"> </w:t>
+      </w:r>
+      <w:r>
+        <w:t xml:space="preserve">]</w:t>
+      </w:r>
+    </w:p>
+    <w:p>
+      <w:pPr>
+        <w:pStyle w:val="BodyText"/>
+      </w:pPr>
+      <w:r>
+        <w:t xml:space="preserve">אם אפשר להכריע בעיה בזמן פולינומי, אפשר גם לאמת תשובת</w:t>
+      </w:r>
+      <w:r>
+        <w:t xml:space="preserve"> </w:t>
+      </w:r>
+      <w:r>
+        <w:t xml:space="preserve">“</w:t>
+      </w:r>
+      <w:r>
+        <w:t xml:space="preserve">כן</w:t>
+      </w:r>
+      <w:r>
+        <w:t xml:space="preserve">”</w:t>
+      </w:r>
+      <w:r>
+        <w:t xml:space="preserve"> </w:t>
+      </w:r>
+      <w:r>
+        <w:t xml:space="preserve">בזמן פולינומי: פשוט מריצים את האלגוריתם המכריע. לכן אסור לומר שפתרון</w:t>
+      </w:r>
+      <w:r>
+        <w:t xml:space="preserve"> </w:t>
+      </w:r>
+      <w:r>
+        <w:t xml:space="preserve">“</w:t>
+      </w:r>
+      <w:r>
+        <w:t xml:space="preserve">בעיה כלשהי ב־(NP)</w:t>
+      </w:r>
+      <w:r>
+        <w:t xml:space="preserve">”</w:t>
+      </w:r>
+      <w:r>
+        <w:t xml:space="preserve"> </w:t>
+      </w:r>
+      <w:r>
+        <w:t xml:space="preserve">יוכיח (P=NP). חלק מן הבעיות ב־(NP) כבר נמצאות ב־(P). השאלה העמוקה אינה האם קיימות נקודות קלות בתוך (NP), אלא האם הקושי המרכזי של (NP), כפי שהוא מתרכז בבעיות (NP)-שלמות, יכול לקרוס אל (P).</w:t>
+      </w:r>
+    </w:p>
+    <w:p>
+      <w:pPr>
+        <w:pStyle w:val="BodyText"/>
+      </w:pPr>
+      <w:r>
+        <w:t xml:space="preserve">כאן הפער הפילוסופי נעשה חד: יש הבדל בין לזהות אפשרות נכונה כאשר היא כבר הופיעה לבין למצוא אותה מתוך מרחב האפשרויות. זה אינו מוכיח דבר על הקיום, אבל הוא נותן שפה מדויקת לפער בין עדות לבין דרך.</w:t>
+      </w:r>
+    </w:p>
+    <w:bookmarkEnd w:id="44"/>
+    <w:bookmarkStart w:id="45" w:name="רדוקציות-וnp-שלמות-כאשר-קושי-מתרכז-בצומת"/>
+    <w:p>
+      <w:pPr>
+        <w:pStyle w:val="Heading3"/>
+      </w:pPr>
+      <w:r>
+        <w:t xml:space="preserve">4. רדוקציות ו־(NP)-שלמות: כאשר קושי מתרכז בצומת</w:t>
+      </w:r>
+    </w:p>
+    <w:p>
+      <w:pPr>
+        <w:pStyle w:val="FirstParagraph"/>
+      </w:pPr>
+      <w:r>
+        <w:t xml:space="preserve">כדי להבין למה בעיה אחת יכולה לייצג מחלקה שלמה, צריך לדבר על רדוקציות.</w:t>
+      </w:r>
+    </w:p>
+    <w:p>
+      <w:pPr>
+        <w:pStyle w:val="BodyText"/>
+      </w:pPr>
+      <w:r>
+        <w:t xml:space="preserve">עבור שתי שפות (A,B</w:t>
+      </w:r>
+      <w:r>
+        <w:t xml:space="preserve"> </w:t>
+      </w:r>
+      <w:r>
+        <w:t xml:space="preserve">^*), אומרים ש־(A) ניתנת לרדוקציה פולינומית ל־(B), וכותבים:</w:t>
+      </w:r>
+    </w:p>
+    <w:p>
+      <w:pPr>
+        <w:pStyle w:val="BodyText"/>
+      </w:pPr>
+      <w:r>
+        <w:t xml:space="preserve">[</w:t>
+      </w:r>
+      <w:r>
+        <w:t xml:space="preserve"> </w:t>
+      </w:r>
+      <w:r>
+        <w:t xml:space="preserve">A</w:t>
+      </w:r>
+      <w:r>
+        <w:t xml:space="preserve"> </w:t>
+      </w:r>
+      <w:r>
+        <w:t xml:space="preserve">_p B</w:t>
+      </w:r>
+      <w:r>
+        <w:t xml:space="preserve"> </w:t>
+      </w:r>
+      <w:r>
+        <w:t xml:space="preserve">]</w:t>
+      </w:r>
+    </w:p>
+    <w:p>
+      <w:pPr>
+        <w:pStyle w:val="BodyText"/>
+      </w:pPr>
+      <w:r>
+        <w:t xml:space="preserve">אם קיימת פונקציה (f), הניתנת לחישוב בזמן פולינומי, כך שלכל קלט (x):</w:t>
+      </w:r>
+    </w:p>
+    <w:p>
+      <w:pPr>
+        <w:pStyle w:val="BodyText"/>
+      </w:pPr>
+      <w:r>
+        <w:t xml:space="preserve">[</w:t>
+      </w:r>
+      <w:r>
+        <w:t xml:space="preserve"> </w:t>
+      </w:r>
+      <w:r>
+        <w:t xml:space="preserve">x</w:t>
+      </w:r>
+      <w:r>
+        <w:t xml:space="preserve"> </w:t>
+      </w:r>
+      <w:r>
+        <w:t xml:space="preserve">A</w:t>
+      </w:r>
+      <w:r>
+        <w:t xml:space="preserve"> </w:t>
+      </w:r>
+      <w:r>
+        <w:t xml:space="preserve">f(x)</w:t>
+      </w:r>
+      <w:r>
+        <w:t xml:space="preserve"> </w:t>
+      </w:r>
+      <w:r>
+        <w:t xml:space="preserve">B</w:t>
+      </w:r>
+      <w:r>
+        <w:t xml:space="preserve"> </w:t>
+      </w:r>
+      <w:r>
+        <w:t xml:space="preserve">]</w:t>
+      </w:r>
+    </w:p>
+    <w:p>
+      <w:pPr>
+        <w:pStyle w:val="BodyText"/>
+      </w:pPr>
+      <w:r>
+        <w:t xml:space="preserve">כלומר, כל מופע של (A) יכול להיות מתורגם בזמן פולינומי למופע של (B), תוך שימור תשובת ההכרעה. כן נשאר כן, ולא נשאר לא.</w:t>
+      </w:r>
+    </w:p>
+    <w:p>
+      <w:pPr>
+        <w:pStyle w:val="BodyText"/>
+      </w:pPr>
+      <w:r>
+        <w:t xml:space="preserve">לכן:</w:t>
+      </w:r>
+    </w:p>
+    <w:p>
+      <w:pPr>
+        <w:pStyle w:val="BodyText"/>
+      </w:pPr>
+      <w:r>
+        <w:t xml:space="preserve">[</w:t>
+      </w:r>
+      <w:r>
+        <w:t xml:space="preserve"> </w:t>
+      </w:r>
+      <w:r>
+        <w:t xml:space="preserve">A</w:t>
+      </w:r>
+      <w:r>
+        <w:t xml:space="preserve"> </w:t>
+      </w:r>
+      <w:r>
+        <w:t xml:space="preserve">_p B  </w:t>
+      </w:r>
+      <w:r>
+        <w:t xml:space="preserve"> </w:t>
+      </w:r>
+      <w:r>
+        <w:t xml:space="preserve"> B</w:t>
+      </w:r>
+      <w:r>
+        <w:t xml:space="preserve"> </w:t>
+      </w:r>
+      <w:r>
+        <w:t xml:space="preserve">P</w:t>
+      </w:r>
+      <w:r>
+        <w:t xml:space="preserve"> </w:t>
+      </w:r>
+      <w:r>
+        <w:t xml:space="preserve">A</w:t>
+      </w:r>
+      <w:r>
+        <w:t xml:space="preserve"> </w:t>
+      </w:r>
+      <w:r>
+        <w:t xml:space="preserve">P</w:t>
+      </w:r>
+      <w:r>
+        <w:t xml:space="preserve"> </w:t>
+      </w:r>
+      <w:r>
+        <w:t xml:space="preserve">]</w:t>
+      </w:r>
+    </w:p>
+    <w:p>
+      <w:pPr>
+        <w:pStyle w:val="BodyText"/>
+      </w:pPr>
+      <w:r>
+        <w:t xml:space="preserve">הכיוון כאן חשוב. אם (A) ניתנת לרדוקציה ל־(B), אז פתרון יעיל של (B) נותן פתרון יעיל של (A). במובן הזה, (B) נושאת לפחות את הקושי של (A).</w:t>
+      </w:r>
+    </w:p>
+    <w:p>
+      <w:pPr>
+        <w:pStyle w:val="BodyText"/>
+      </w:pPr>
+      <w:r>
+        <w:t xml:space="preserve">בעיה (B) נקראת (NP)-קשה אם:</w:t>
+      </w:r>
+    </w:p>
+    <w:p>
+      <w:pPr>
+        <w:pStyle w:val="BodyText"/>
+      </w:pPr>
+      <w:r>
+        <w:t xml:space="preserve">[</w:t>
+      </w:r>
+      <w:r>
+        <w:t xml:space="preserve"> </w:t>
+      </w:r>
+      <w:r>
+        <w:t xml:space="preserve">A</w:t>
+      </w:r>
+      <w:r>
+        <w:t xml:space="preserve"> </w:t>
+      </w:r>
+      <w:r>
+        <w:t xml:space="preserve">NP, A</w:t>
+      </w:r>
+      <w:r>
+        <w:t xml:space="preserve"> </w:t>
+      </w:r>
+      <w:r>
+        <w:t xml:space="preserve">_p B</w:t>
+      </w:r>
+      <w:r>
+        <w:t xml:space="preserve"> </w:t>
+      </w:r>
+      <w:r>
+        <w:t xml:space="preserve">]</w:t>
+      </w:r>
+    </w:p>
+    <w:p>
+      <w:pPr>
+        <w:pStyle w:val="BodyText"/>
+      </w:pPr>
+      <w:r>
+        <w:t xml:space="preserve">כלומר, כל בעיה ב־(NP) ניתנת לתרגום אליה בזמן פולינומי. אם בנוסף לכך (B) עצמה נמצאת ב־(NP), אז היא (NP)-שלמה:</w:t>
+      </w:r>
+    </w:p>
+    <w:p>
+      <w:pPr>
+        <w:pStyle w:val="BodyText"/>
+      </w:pPr>
+      <w:r>
+        <w:t xml:space="preserve">[</w:t>
+      </w:r>
+      <w:r>
+        <w:t xml:space="preserve"> </w:t>
+      </w:r>
+      <w:r>
+        <w:t xml:space="preserve">B</w:t>
+      </w:r>
+      <w:r>
+        <w:t xml:space="preserve"> </w:t>
+      </w:r>
+      <w:r>
+        <w:t xml:space="preserve">NP</w:t>
+      </w:r>
+      <w:r>
+        <w:t xml:space="preserve"> </w:t>
+      </w:r>
+      <w:r>
+        <w:t xml:space="preserve"> </w:t>
+      </w:r>
+      <w:r>
+        <w:t xml:space="preserve">A</w:t>
+      </w:r>
+      <w:r>
+        <w:t xml:space="preserve"> </w:t>
+      </w:r>
+      <w:r>
+        <w:t xml:space="preserve">NP, A</w:t>
+      </w:r>
+      <w:r>
+        <w:t xml:space="preserve"> </w:t>
+      </w:r>
+      <w:r>
+        <w:t xml:space="preserve">_p B</w:t>
+      </w:r>
+      <w:r>
+        <w:t xml:space="preserve"> </w:t>
+      </w:r>
+      <w:r>
+        <w:t xml:space="preserve">]</w:t>
+      </w:r>
+    </w:p>
+    <w:p>
+      <w:pPr>
+        <w:pStyle w:val="BodyText"/>
+      </w:pPr>
+      <w:r>
+        <w:t xml:space="preserve">מכאן נובע המשפט הקריטי:</w:t>
+      </w:r>
+    </w:p>
+    <w:p>
+      <w:pPr>
+        <w:pStyle w:val="BodyText"/>
+      </w:pPr>
+      <w:r>
+        <w:t xml:space="preserve">[</w:t>
+      </w:r>
+      <w:r>
+        <w:t xml:space="preserve"> </w:t>
+      </w:r>
+      <w:r>
+        <w:t xml:space="preserve">B</w:t>
+      </w:r>
+      <w:r>
+        <w:t xml:space="preserve"> </w:t>
+      </w:r>
+      <w:r>
+        <w:t xml:space="preserve"> </w:t>
+      </w:r>
+      <w:r>
+        <w:t xml:space="preserve">NP</w:t>
+      </w:r>
+      <w:r>
+        <w:t xml:space="preserve"> </w:t>
+      </w:r>
+      <w:r>
+        <w:t xml:space="preserve"> </w:t>
+      </w:r>
+      <w:r>
+        <w:t xml:space="preserve"> </w:t>
+      </w:r>
+      <w:r>
+        <w:t xml:space="preserve"> B</w:t>
+      </w:r>
+      <w:r>
+        <w:t xml:space="preserve"> </w:t>
+      </w:r>
+      <w:r>
+        <w:t xml:space="preserve">P</w:t>
+      </w:r>
+      <w:r>
+        <w:t xml:space="preserve"> </w:t>
+      </w:r>
+      <w:r>
+        <w:t xml:space="preserve">P = NP</w:t>
+      </w:r>
+      <w:r>
+        <w:t xml:space="preserve"> </w:t>
+      </w:r>
+      <w:r>
+        <w:t xml:space="preserve">]</w:t>
+      </w:r>
+    </w:p>
+    <w:p>
+      <w:pPr>
+        <w:pStyle w:val="BodyText"/>
+      </w:pPr>
+      <w:r>
+        <w:t xml:space="preserve">הסיבה פשוטה. אם (B) היא (NP)-שלמה, אז לכל (A</w:t>
+      </w:r>
+      <w:r>
+        <w:t xml:space="preserve"> </w:t>
+      </w:r>
+      <w:r>
+        <w:t xml:space="preserve">NP) מתקיים:</w:t>
+      </w:r>
+    </w:p>
+    <w:p>
+      <w:pPr>
+        <w:pStyle w:val="BodyText"/>
+      </w:pPr>
+      <w:r>
+        <w:t xml:space="preserve">[</w:t>
+      </w:r>
+      <w:r>
+        <w:t xml:space="preserve"> </w:t>
+      </w:r>
+      <w:r>
+        <w:t xml:space="preserve">A</w:t>
+      </w:r>
+      <w:r>
+        <w:t xml:space="preserve"> </w:t>
+      </w:r>
+      <w:r>
+        <w:t xml:space="preserve">_p B</w:t>
+      </w:r>
+      <w:r>
+        <w:t xml:space="preserve"> </w:t>
+      </w:r>
+      <w:r>
+        <w:t xml:space="preserve">]</w:t>
+      </w:r>
+    </w:p>
+    <w:p>
+      <w:pPr>
+        <w:pStyle w:val="BodyText"/>
+      </w:pPr>
+      <w:r>
+        <w:t xml:space="preserve">ואם (B</w:t>
+      </w:r>
+      <w:r>
+        <w:t xml:space="preserve"> </w:t>
+      </w:r>
+      <w:r>
+        <w:t xml:space="preserve">P), אז לפי הרדוקציה גם (A</w:t>
+      </w:r>
+      <w:r>
+        <w:t xml:space="preserve"> </w:t>
+      </w:r>
+      <w:r>
+        <w:t xml:space="preserve">P). לכן:</w:t>
+      </w:r>
+    </w:p>
+    <w:p>
+      <w:pPr>
+        <w:pStyle w:val="BodyText"/>
+      </w:pPr>
+      <w:r>
+        <w:t xml:space="preserve">[</w:t>
+      </w:r>
+      <w:r>
+        <w:t xml:space="preserve"> </w:t>
+      </w:r>
+      <w:r>
+        <w:t xml:space="preserve">NP</w:t>
+      </w:r>
+      <w:r>
+        <w:t xml:space="preserve"> </w:t>
+      </w:r>
+      <w:r>
+        <w:t xml:space="preserve">P</w:t>
+      </w:r>
+      <w:r>
+        <w:t xml:space="preserve"> </w:t>
+      </w:r>
+      <w:r>
+        <w:t xml:space="preserve">]</w:t>
+      </w:r>
+    </w:p>
+    <w:p>
+      <w:pPr>
+        <w:pStyle w:val="BodyText"/>
+      </w:pPr>
+      <w:r>
+        <w:t xml:space="preserve">ומכיוון שכבר ידוע:</w:t>
+      </w:r>
+    </w:p>
+    <w:p>
+      <w:pPr>
+        <w:pStyle w:val="BodyText"/>
+      </w:pPr>
+      <w:r>
+        <w:t xml:space="preserve">[</w:t>
+      </w:r>
+      <w:r>
+        <w:t xml:space="preserve"> </w:t>
+      </w:r>
+      <w:r>
+        <w:t xml:space="preserve">P</w:t>
+      </w:r>
+      <w:r>
+        <w:t xml:space="preserve"> </w:t>
+      </w:r>
+      <w:r>
+        <w:t xml:space="preserve">NP</w:t>
+      </w:r>
+      <w:r>
+        <w:t xml:space="preserve"> </w:t>
+      </w:r>
+      <w:r>
+        <w:t xml:space="preserve">]</w:t>
+      </w:r>
+    </w:p>
+    <w:p>
+      <w:pPr>
+        <w:pStyle w:val="BodyText"/>
+      </w:pPr>
+      <w:r>
+        <w:t xml:space="preserve">מקבלים:</w:t>
+      </w:r>
+    </w:p>
+    <w:p>
+      <w:pPr>
+        <w:pStyle w:val="BodyText"/>
+      </w:pPr>
+      <w:r>
+        <w:t xml:space="preserve">[</w:t>
+      </w:r>
+      <w:r>
+        <w:t xml:space="preserve"> </w:t>
+      </w:r>
+      <w:r>
+        <w:t xml:space="preserve">P = NP</w:t>
+      </w:r>
+      <w:r>
+        <w:t xml:space="preserve"> </w:t>
+      </w:r>
+      <w:r>
+        <w:t xml:space="preserve">]</w:t>
+      </w:r>
+    </w:p>
+    <w:p>
+      <w:pPr>
+        <w:pStyle w:val="BodyText"/>
+      </w:pPr>
+      <w:r>
+        <w:t xml:space="preserve">לכן פתרון פולינומי לבעיה (NP)-שלמה אחת אינו פתרון נקודתי. הוא פתיחה של צומת שכל (NP) ניתנת לתרגום אליו. במונחי התאוריה: לא כל אפשרות בתוך הפוטנציאל מייצגת את כל הפוטנציאל. רק צומת שמרכז את המבנה דרך רדוקציות יכול לפתוח את המחלקה כולה.</w:t>
+      </w:r>
+    </w:p>
+    <w:p>
+      <w:pPr>
+        <w:pStyle w:val="BodyText"/>
+      </w:pPr>
+      <w:r>
+        <w:t xml:space="preserve">זו אחת ההבחנות החשובות ביותר בפרק: הקושי אינו רק כמותי. הוא מבני. בעיה יכולה להיות חשובה לא מפני שהיא</w:t>
+      </w:r>
+      <w:r>
+        <w:t xml:space="preserve"> </w:t>
+      </w:r>
+      <w:r>
+        <w:t xml:space="preserve">“</w:t>
+      </w:r>
+      <w:r>
+        <w:t xml:space="preserve">קשה</w:t>
+      </w:r>
+      <w:r>
+        <w:t xml:space="preserve">”</w:t>
+      </w:r>
+      <w:r>
+        <w:t xml:space="preserve"> </w:t>
+      </w:r>
+      <w:r>
+        <w:t xml:space="preserve">באופן עמום, אלא מפני שבעיות רבות אחרות עוברות דרכה.</w:t>
+      </w:r>
+    </w:p>
+    <w:bookmarkEnd w:id="45"/>
+    <w:bookmarkStart w:id="46" w:name="conp-הצד-המשלים-של-העדות"/>
+    <w:p>
+      <w:pPr>
+        <w:pStyle w:val="Heading3"/>
+      </w:pPr>
+      <w:r>
+        <w:t xml:space="preserve">5. (coNP): הצד המשלים של העדות</w:t>
+      </w:r>
+    </w:p>
+    <w:p>
+      <w:pPr>
+        <w:pStyle w:val="FirstParagraph"/>
+      </w:pPr>
+      <w:r>
+        <w:t xml:space="preserve">לאחר ש־(NP) מנסחת את שאלת העדות החיובית, צריך לשאול גם על הצד המשלים. עבור שפה (L), נגדיר:</w:t>
+      </w:r>
+    </w:p>
+    <w:p>
+      <w:pPr>
+        <w:pStyle w:val="BodyText"/>
+      </w:pPr>
+      <w:r>
+        <w:t xml:space="preserve">[</w:t>
+      </w:r>
+      <w:r>
+        <w:t xml:space="preserve"> </w:t>
+      </w:r>
+      <w:r>
+        <w:t xml:space="preserve"> </w:t>
+      </w:r>
+      <w:r>
+        <w:t xml:space="preserve">=</w:t>
+      </w:r>
+      <w:r>
+        <w:t xml:space="preserve"> </w:t>
+      </w:r>
+      <w:r>
+        <w:t xml:space="preserve">^*</w:t>
+      </w:r>
+      <w:r>
+        <w:t xml:space="preserve"> </w:t>
+      </w:r>
+      <w:r>
+        <w:t xml:space="preserve">L</w:t>
+      </w:r>
+      <w:r>
+        <w:t xml:space="preserve"> </w:t>
+      </w:r>
+      <w:r>
+        <w:t xml:space="preserve">]</w:t>
+      </w:r>
+    </w:p>
+    <w:p>
+      <w:pPr>
+        <w:pStyle w:val="BodyText"/>
+      </w:pPr>
+      <w:r>
+        <w:t xml:space="preserve">ואז:</w:t>
+      </w:r>
+    </w:p>
+    <w:p>
+      <w:pPr>
+        <w:pStyle w:val="BodyText"/>
+      </w:pPr>
+      <w:r>
+        <w:t xml:space="preserve">[</w:t>
+      </w:r>
+      <w:r>
+        <w:t xml:space="preserve"> </w:t>
+      </w:r>
+      <w:r>
+        <w:t xml:space="preserve">coNP = {L</w:t>
+      </w:r>
+      <w:r>
+        <w:t xml:space="preserve"> </w:t>
+      </w:r>
+      <w:r>
+        <w:t xml:space="preserve"> </w:t>
+      </w:r>
+      <w:r>
+        <w:t xml:space="preserve">NP}</w:t>
+      </w:r>
+      <w:r>
+        <w:t xml:space="preserve"> </w:t>
+      </w:r>
+      <w:r>
+        <w:t xml:space="preserve">]</w:t>
+      </w:r>
+    </w:p>
+    <w:p>
+      <w:pPr>
+        <w:pStyle w:val="BodyText"/>
+      </w:pPr>
+      <w:r>
+        <w:t xml:space="preserve">אם (NP) עוסקת באימות יעיל של תשובת</w:t>
+      </w:r>
+      <w:r>
+        <w:t xml:space="preserve"> </w:t>
+      </w:r>
+      <w:r>
+        <w:t xml:space="preserve">“</w:t>
+      </w:r>
+      <w:r>
+        <w:t xml:space="preserve">כן</w:t>
+      </w:r>
+      <w:r>
+        <w:t xml:space="preserve">”</w:t>
+      </w:r>
+      <w:r>
+        <w:t xml:space="preserve">, אז (coNP) עוסקת בבעיות שהמשלים שלהן ניתן לאימות יעיל. למשל, (SAT) נמצאת ב־(NP): אם נוסחה ספיקת, אפשר לתת השמה ולבדוק אותה מהר. לעומת זאת, (UNSAT), השאלה האם אין שום השמה מספקת, נמצאת ב־(coNP), כי היא המשלים של (SAT).</w:t>
+      </w:r>
+    </w:p>
+    <w:p>
+      <w:pPr>
+        <w:pStyle w:val="BodyText"/>
+      </w:pPr>
+      <w:r>
+        <w:t xml:space="preserve">מאחר ש־(P) סגורה תחת משלים, מתקיים:</w:t>
+      </w:r>
+    </w:p>
+    <w:p>
+      <w:pPr>
+        <w:pStyle w:val="BodyText"/>
+      </w:pPr>
+      <w:r>
+        <w:t xml:space="preserve">[</w:t>
+      </w:r>
+      <w:r>
+        <w:t xml:space="preserve"> </w:t>
+      </w:r>
+      <w:r>
+        <w:t xml:space="preserve">P</w:t>
+      </w:r>
+      <w:r>
+        <w:t xml:space="preserve"> </w:t>
+      </w:r>
+      <w:r>
+        <w:t xml:space="preserve">NP</w:t>
+      </w:r>
+      <w:r>
+        <w:t xml:space="preserve"> </w:t>
+      </w:r>
+      <w:r>
+        <w:t xml:space="preserve">coNP</w:t>
+      </w:r>
+      <w:r>
+        <w:t xml:space="preserve"> </w:t>
+      </w:r>
+      <w:r>
+        <w:t xml:space="preserve">]</w:t>
+      </w:r>
+    </w:p>
+    <w:p>
+      <w:pPr>
+        <w:pStyle w:val="BodyText"/>
+      </w:pPr>
+      <w:r>
+        <w:t xml:space="preserve">אבל לא ידוע האם:</w:t>
+      </w:r>
+    </w:p>
+    <w:p>
+      <w:pPr>
+        <w:pStyle w:val="BodyText"/>
+      </w:pPr>
+      <w:r>
+        <w:t xml:space="preserve">[</w:t>
+      </w:r>
+      <w:r>
+        <w:t xml:space="preserve"> </w:t>
+      </w:r>
+      <w:r>
+        <w:t xml:space="preserve">NP = coNP</w:t>
+      </w:r>
+      <w:r>
+        <w:t xml:space="preserve"> </w:t>
+      </w:r>
+      <w:r>
+        <w:t xml:space="preserve">]</w:t>
+      </w:r>
+    </w:p>
+    <w:p>
+      <w:pPr>
+        <w:pStyle w:val="BodyText"/>
+      </w:pPr>
+      <w:r>
+        <w:t xml:space="preserve">ולא ידוע האם:</w:t>
+      </w:r>
+    </w:p>
+    <w:p>
+      <w:pPr>
+        <w:pStyle w:val="BodyText"/>
+      </w:pPr>
+      <w:r>
+        <w:t xml:space="preserve">[</w:t>
+      </w:r>
+      <w:r>
+        <w:t xml:space="preserve"> </w:t>
+      </w:r>
+      <w:r>
+        <w:t xml:space="preserve">P = NP</w:t>
+      </w:r>
+      <w:r>
+        <w:t xml:space="preserve"> </w:t>
+      </w:r>
+      <w:r>
+        <w:t xml:space="preserve">]</w:t>
+      </w:r>
+    </w:p>
+    <w:p>
+      <w:pPr>
+        <w:pStyle w:val="BodyText"/>
+      </w:pPr>
+      <w:r>
+        <w:t xml:space="preserve">לכן צריך להיזהר: (coNP) אינה</w:t>
+      </w:r>
+      <w:r>
+        <w:t xml:space="preserve"> </w:t>
+      </w:r>
+      <w:r>
+        <w:t xml:space="preserve">“</w:t>
+      </w:r>
+      <w:r>
+        <w:t xml:space="preserve">הוכחה פשוטה של אי־קיום</w:t>
+      </w:r>
+      <w:r>
+        <w:t xml:space="preserve">”</w:t>
+      </w:r>
+      <w:r>
+        <w:t xml:space="preserve"> </w:t>
+      </w:r>
+      <w:r>
+        <w:t xml:space="preserve">במובן חופשי מדי. היא מוגדרת דרך המשלים של שפה ב־(NP). ובכל זאת, היא מוסיפה הבחנה חיונית: הקושי אינו רק בין מציאת פתרון לבין בדיקת פתרון, אלא גם בין אימות קיום לבין הצד המשלים של הקיום.</w:t>
+      </w:r>
+    </w:p>
+    <w:p>
+      <w:pPr>
+        <w:pStyle w:val="BodyText"/>
+      </w:pPr>
+      <w:r>
+        <w:t xml:space="preserve">כאן התאוריה מרוויחה דיוק: פוטנציאל אינו רק השאלה</w:t>
+      </w:r>
+      <w:r>
+        <w:t xml:space="preserve"> </w:t>
+      </w:r>
+      <w:r>
+        <w:t xml:space="preserve">“</w:t>
+      </w:r>
+      <w:r>
+        <w:t xml:space="preserve">האם יש?</w:t>
+      </w:r>
+      <w:r>
+        <w:t xml:space="preserve">”</w:t>
+      </w:r>
+      <w:r>
+        <w:t xml:space="preserve">. לפעמים השאלה היא</w:t>
+      </w:r>
+      <w:r>
+        <w:t xml:space="preserve"> </w:t>
+      </w:r>
+      <w:r>
+        <w:t xml:space="preserve">“</w:t>
+      </w:r>
+      <w:r>
+        <w:t xml:space="preserve">האם אין?</w:t>
+      </w:r>
+      <w:r>
+        <w:t xml:space="preserve">”</w:t>
+      </w:r>
+      <w:r>
+        <w:t xml:space="preserve">, או</w:t>
+      </w:r>
+      <w:r>
+        <w:t xml:space="preserve"> </w:t>
+      </w:r>
+      <w:r>
+        <w:t xml:space="preserve">“</w:t>
+      </w:r>
+      <w:r>
+        <w:t xml:space="preserve">האם אפשר לאמת שאין?</w:t>
+      </w:r>
+      <w:r>
+        <w:t xml:space="preserve">”</w:t>
+      </w:r>
+      <w:r>
+        <w:t xml:space="preserve">. האפשרות והיעדרה אינם סימטריים מבחינת עדות, וזהו חלק מן המבנה.</w:t>
+      </w:r>
+    </w:p>
+    <w:bookmarkEnd w:id="46"/>
+    <w:bookmarkStart w:id="47" w:name="X6586b9b8d56673f16a28b35cfce4fc05407965f"/>
+    <w:p>
+      <w:pPr>
+        <w:pStyle w:val="Heading3"/>
+      </w:pPr>
+      <w:r>
+        <w:t xml:space="preserve">6. ההיררכיה הפולינומית: מעדות אחת לשכבות של כימות</w:t>
+      </w:r>
+    </w:p>
+    <w:p>
+      <w:pPr>
+        <w:pStyle w:val="FirstParagraph"/>
+      </w:pPr>
+      <w:r>
+        <w:t xml:space="preserve">מעל (NP) ו־(coNP) מופיעה שאלה רחבה יותר: מה קורה כאשר בעיה אינה מסתפקת בעדות אחת, אלא דורשת שכבות מתחלפות של בחירה והתנגדות?</w:t>
+      </w:r>
+    </w:p>
+    <w:p>
+      <w:pPr>
+        <w:pStyle w:val="BodyText"/>
+      </w:pPr>
+      <w:r>
+        <w:t xml:space="preserve">באופן אינטואיטיבי, (NP) מתאים לתבנית:</w:t>
+      </w:r>
+    </w:p>
+    <w:p>
+      <w:pPr>
+        <w:pStyle w:val="BodyText"/>
+      </w:pPr>
+      <w:r>
+        <w:t xml:space="preserve">[</w:t>
+      </w:r>
+      <w:r>
+        <w:t xml:space="preserve"> </w:t>
+      </w:r>
+      <w:r>
+        <w:t xml:space="preserve">w  R(x,w)</w:t>
+      </w:r>
+      <w:r>
+        <w:t xml:space="preserve"> </w:t>
+      </w:r>
+      <w:r>
+        <w:t xml:space="preserve">]</w:t>
+      </w:r>
+    </w:p>
+    <w:p>
+      <w:pPr>
+        <w:pStyle w:val="BodyText"/>
+      </w:pPr>
+      <w:r>
+        <w:t xml:space="preserve">קיימת עדות שאפשר לבדוק.</w:t>
+      </w:r>
+    </w:p>
+    <w:p>
+      <w:pPr>
+        <w:pStyle w:val="BodyText"/>
+      </w:pPr>
+      <w:r>
+        <w:t xml:space="preserve">ואילו (coNP), בצד המשלים, מתאים לתבנית כללית יותר של שלילה או אוניברסליות:</w:t>
+      </w:r>
+    </w:p>
+    <w:p>
+      <w:pPr>
+        <w:pStyle w:val="BodyText"/>
+      </w:pPr>
+      <w:r>
+        <w:t xml:space="preserve">[</w:t>
+      </w:r>
+      <w:r>
+        <w:t xml:space="preserve"> </w:t>
+      </w:r>
+      <w:r>
+        <w:t xml:space="preserve">w  R(x,w)</w:t>
+      </w:r>
+      <w:r>
+        <w:t xml:space="preserve"> </w:t>
+      </w:r>
+      <w:r>
+        <w:t xml:space="preserve">]</w:t>
+      </w:r>
+    </w:p>
+    <w:p>
+      <w:pPr>
+        <w:pStyle w:val="BodyText"/>
+      </w:pPr>
+      <w:r>
+        <w:t xml:space="preserve">אבל יש בעיות שצורתן מורכבת יותר:</w:t>
+      </w:r>
+    </w:p>
+    <w:p>
+      <w:pPr>
+        <w:pStyle w:val="BodyText"/>
+      </w:pPr>
+      <w:r>
+        <w:t xml:space="preserve">[</w:t>
+      </w:r>
+      <w:r>
+        <w:t xml:space="preserve"> </w:t>
+      </w:r>
+      <w:r>
+        <w:t xml:space="preserve">u  </w:t>
+      </w:r>
+      <w:r>
+        <w:t xml:space="preserve">v  R(x,u,v)</w:t>
+      </w:r>
+      <w:r>
+        <w:t xml:space="preserve"> </w:t>
+      </w:r>
+      <w:r>
+        <w:t xml:space="preserve">]</w:t>
+      </w:r>
+    </w:p>
+    <w:p>
+      <w:pPr>
+        <w:pStyle w:val="BodyText"/>
+      </w:pPr>
+      <w:r>
+        <w:t xml:space="preserve">או:</w:t>
+      </w:r>
+    </w:p>
+    <w:p>
+      <w:pPr>
+        <w:pStyle w:val="BodyText"/>
+      </w:pPr>
+      <w:r>
+        <w:t xml:space="preserve">[</w:t>
+      </w:r>
+      <w:r>
+        <w:t xml:space="preserve"> </w:t>
+      </w:r>
+      <w:r>
+        <w:t xml:space="preserve">u  </w:t>
+      </w:r>
+      <w:r>
+        <w:t xml:space="preserve">v  R(x,u,v)</w:t>
+      </w:r>
+      <w:r>
+        <w:t xml:space="preserve"> </w:t>
+      </w:r>
+      <w:r>
+        <w:t xml:space="preserve">]</w:t>
+      </w:r>
+    </w:p>
+    <w:p>
+      <w:pPr>
+        <w:pStyle w:val="BodyText"/>
+      </w:pPr>
+      <w:r>
+        <w:t xml:space="preserve">או:</w:t>
+      </w:r>
+    </w:p>
+    <w:p>
+      <w:pPr>
+        <w:pStyle w:val="BodyText"/>
+      </w:pPr>
+      <w:r>
+        <w:t xml:space="preserve">[</w:t>
+      </w:r>
+      <w:r>
+        <w:t xml:space="preserve"> </w:t>
+      </w:r>
+      <w:r>
+        <w:t xml:space="preserve">u  </w:t>
+      </w:r>
+      <w:r>
+        <w:t xml:space="preserve">v  </w:t>
+      </w:r>
+      <w:r>
+        <w:t xml:space="preserve">w  R(x,u,v,w)</w:t>
+      </w:r>
+      <w:r>
+        <w:t xml:space="preserve"> </w:t>
+      </w:r>
+      <w:r>
+        <w:t xml:space="preserve">]</w:t>
+      </w:r>
+    </w:p>
+    <w:p>
+      <w:pPr>
+        <w:pStyle w:val="BodyText"/>
+      </w:pPr>
+      <w:r>
+        <w:t xml:space="preserve">כאן הבעיה כבר אינה עדות אחת. היא מבנה של בחירה, התנגדות, תגובה ותיקון.</w:t>
+      </w:r>
+    </w:p>
+    <w:p>
+      <w:pPr>
+        <w:pStyle w:val="BodyText"/>
+      </w:pPr>
+      <w:r>
+        <w:t xml:space="preserve">באופן סכמטי:</w:t>
+      </w:r>
+    </w:p>
+    <w:p>
+      <w:pPr>
+        <w:pStyle w:val="BodyText"/>
+      </w:pPr>
+      <w:r>
+        <w:t xml:space="preserve">[</w:t>
+      </w:r>
+      <w:r>
+        <w:t xml:space="preserve"> </w:t>
+      </w:r>
+      <w:r>
+        <w:t xml:space="preserve">_0^P = P</w:t>
+      </w:r>
+      <w:r>
+        <w:t xml:space="preserve"> </w:t>
+      </w:r>
+      <w:r>
+        <w:t xml:space="preserve">]</w:t>
+      </w:r>
+    </w:p>
+    <w:p>
+      <w:pPr>
+        <w:pStyle w:val="BodyText"/>
+      </w:pPr>
+      <w:r>
+        <w:t xml:space="preserve">[</w:t>
+      </w:r>
+      <w:r>
+        <w:t xml:space="preserve"> </w:t>
+      </w:r>
+      <w:r>
+        <w:t xml:space="preserve">_1^P = NP</w:t>
+      </w:r>
+      <w:r>
+        <w:t xml:space="preserve"> </w:t>
+      </w:r>
+      <w:r>
+        <w:t xml:space="preserve">]</w:t>
+      </w:r>
+    </w:p>
+    <w:p>
+      <w:pPr>
+        <w:pStyle w:val="BodyText"/>
+      </w:pPr>
+      <w:r>
+        <w:t xml:space="preserve">[</w:t>
+      </w:r>
+      <w:r>
+        <w:t xml:space="preserve"> </w:t>
+      </w:r>
+      <w:r>
+        <w:t xml:space="preserve">_1^P = coNP</w:t>
+      </w:r>
+      <w:r>
+        <w:t xml:space="preserve"> </w:t>
+      </w:r>
+      <w:r>
+        <w:t xml:space="preserve">]</w:t>
+      </w:r>
+    </w:p>
+    <w:p>
+      <w:pPr>
+        <w:pStyle w:val="BodyText"/>
+      </w:pPr>
+      <w:r>
+        <w:t xml:space="preserve">[</w:t>
+      </w:r>
+      <w:r>
+        <w:t xml:space="preserve"> </w:t>
+      </w:r>
+      <w:r>
+        <w:t xml:space="preserve">_2^P</w:t>
+      </w:r>
+      <w:r>
+        <w:t xml:space="preserve"> </w:t>
+      </w:r>
+      <w:r>
+        <w:t xml:space="preserve"> </w:t>
+      </w:r>
+      <w:r>
+        <w:t xml:space="preserve">]</w:t>
+      </w:r>
+    </w:p>
+    <w:p>
+      <w:pPr>
+        <w:pStyle w:val="BodyText"/>
+      </w:pPr>
+      <w:r>
+        <w:t xml:space="preserve">[</w:t>
+      </w:r>
+      <w:r>
+        <w:t xml:space="preserve"> </w:t>
+      </w:r>
+      <w:r>
+        <w:t xml:space="preserve">_2^P</w:t>
+      </w:r>
+      <w:r>
+        <w:t xml:space="preserve"> </w:t>
+      </w:r>
+      <w:r>
+        <w:t xml:space="preserve"> </w:t>
+      </w:r>
+      <w:r>
+        <w:t xml:space="preserve">]</w:t>
+      </w:r>
+    </w:p>
+    <w:p>
+      <w:pPr>
+        <w:pStyle w:val="BodyText"/>
+      </w:pPr>
+      <w:r>
+        <w:t xml:space="preserve">ובאופן כללי:</w:t>
+      </w:r>
+    </w:p>
+    <w:p>
+      <w:pPr>
+        <w:pStyle w:val="BodyText"/>
+      </w:pPr>
+      <w:r>
+        <w:t xml:space="preserve">[</w:t>
+      </w:r>
+      <w:r>
+        <w:t xml:space="preserve"> </w:t>
+      </w:r>
+      <w:r>
+        <w:t xml:space="preserve">PH =</w:t>
+      </w:r>
+      <w:r>
+        <w:t xml:space="preserve"> </w:t>
+      </w:r>
+      <w:r>
+        <w:t xml:space="preserve">_{k</w:t>
+      </w:r>
+      <w:r>
+        <w:t xml:space="preserve"> </w:t>
+      </w:r>
+      <w:r>
+        <w:t xml:space="preserve">}</w:t>
+      </w:r>
+      <w:r>
+        <w:t xml:space="preserve"> </w:t>
+      </w:r>
+      <w:r>
+        <w:t xml:space="preserve">_k^P</w:t>
+      </w:r>
+      <w:r>
+        <w:t xml:space="preserve"> </w:t>
+      </w:r>
+      <w:r>
+        <w:t xml:space="preserve">]</w:t>
+      </w:r>
+    </w:p>
+    <w:p>
+      <w:pPr>
+        <w:pStyle w:val="BodyText"/>
+      </w:pPr>
+      <w:r>
+        <w:t xml:space="preserve">ההיררכיה הפולינומית מראה ש־(P) מול (NP) הוא רק השלב הראשון של שאלה רחבה יותר: באיזה מבנה של כימות נמצאת הבעיה? האם די בעדות אחת? האם צריך להראות שאין עדות נגדית? האם צריך לבחור מהלך שמחזיק מול כל התנגדות? האם צריך להגיב לכל תגובה?</w:t>
+      </w:r>
+    </w:p>
+    <w:p>
+      <w:pPr>
+        <w:pStyle w:val="BodyText"/>
+      </w:pPr>
+      <w:r>
+        <w:t xml:space="preserve">במונחי התאוריה, זהו מעבר מן הפתרון כנקודה אל הפתרון כמבנה. לפעמים האידיאל אינו דבר שמופיע כעדות אחת, אלא צורה שמחזיקה דרך שכבות של התנגדות.</w:t>
+      </w:r>
+    </w:p>
+    <w:bookmarkEnd w:id="47"/>
+    <w:bookmarkStart w:id="48" w:name="qbf-וpspace-כאשר-פתרון-נעשה-אסטרטגיה"/>
+    <w:p>
+      <w:pPr>
+        <w:pStyle w:val="Heading3"/>
+      </w:pPr>
+      <w:r>
+        <w:t xml:space="preserve">7. (QBF) ו־(PSPACE): כאשר פתרון נעשה אסטרטגיה</w:t>
+      </w:r>
+    </w:p>
+    <w:p>
+      <w:pPr>
+        <w:pStyle w:val="FirstParagraph"/>
+      </w:pPr>
+      <w:r>
+        <w:t xml:space="preserve">כדי להגיע מן העדות אל האסטרטגיה, צריך לעבור מ־(SAT) אל בעיית האמת של נוסחאות בוליאניות מכומתות.</w:t>
+      </w:r>
+    </w:p>
+    <w:p>
+      <w:pPr>
+        <w:pStyle w:val="BodyText"/>
+      </w:pPr>
+      <w:r>
+        <w:t xml:space="preserve">(SAT) שואל:</w:t>
+      </w:r>
+    </w:p>
+    <w:p>
+      <w:pPr>
+        <w:pStyle w:val="BodyText"/>
+      </w:pPr>
+      <w:r>
+        <w:t xml:space="preserve">[</w:t>
+      </w:r>
+      <w:r>
+        <w:t xml:space="preserve"> </w:t>
+      </w:r>
+      <w:r>
+        <w:t xml:space="preserve">x_1,</w:t>
+      </w:r>
+      <w:r>
+        <w:t xml:space="preserve">,x_n  </w:t>
+      </w:r>
+      <w:r>
+        <w:t xml:space="preserve">(x_1,</w:t>
+      </w:r>
+      <w:r>
+        <w:t xml:space="preserve">,x_n)</w:t>
+      </w:r>
+      <w:r>
+        <w:t xml:space="preserve"> </w:t>
+      </w:r>
+      <w:r>
+        <w:t xml:space="preserve">]</w:t>
+      </w:r>
+    </w:p>
+    <w:p>
+      <w:pPr>
+        <w:pStyle w:val="BodyText"/>
+      </w:pPr>
+      <w:r>
+        <w:t xml:space="preserve">כלומר, האם קיימת השמה שמספקת את הנוסחה.</w:t>
+      </w:r>
+    </w:p>
+    <w:p>
+      <w:pPr>
+        <w:pStyle w:val="BodyText"/>
+      </w:pPr>
+      <w:r>
+        <w:t xml:space="preserve">בעיית האמת של נוסחאות בוליאניות מכומתות, הנקראת לעיתים (TQBF) או בקיצור (QBF), שואלת:</w:t>
+      </w:r>
+    </w:p>
+    <w:p>
+      <w:pPr>
+        <w:pStyle w:val="BodyText"/>
+      </w:pPr>
+      <w:r>
+        <w:t xml:space="preserve">[</w:t>
+      </w:r>
+      <w:r>
+        <w:t xml:space="preserve"> </w:t>
+      </w:r>
+      <w:r>
+        <w:t xml:space="preserve">Q_1x_1  Q_2x_2  </w:t>
+      </w:r>
+      <w:r>
+        <w:t xml:space="preserve"> Q_nx_n  </w:t>
+      </w:r>
+      <w:r>
+        <w:t xml:space="preserve">(x_1,</w:t>
+      </w:r>
+      <w:r>
+        <w:t xml:space="preserve">,x_n)</w:t>
+      </w:r>
+      <w:r>
+        <w:t xml:space="preserve"> </w:t>
+      </w:r>
+      <w:r>
+        <w:t xml:space="preserve">]</w:t>
+      </w:r>
+    </w:p>
+    <w:p>
+      <w:pPr>
+        <w:pStyle w:val="BodyText"/>
+      </w:pPr>
+      <w:r>
+        <w:t xml:space="preserve">כאשר כל (Q_i) הוא או (</w:t>
+      </w:r>
+      <w:r>
+        <w:t xml:space="preserve">) או (</w:t>
+      </w:r>
+      <w:r>
+        <w:t xml:space="preserve">). למשל:</w:t>
+      </w:r>
+    </w:p>
+    <w:p>
+      <w:pPr>
+        <w:pStyle w:val="BodyText"/>
+      </w:pPr>
+      <w:r>
+        <w:t xml:space="preserve">[</w:t>
+      </w:r>
+      <w:r>
+        <w:t xml:space="preserve"> </w:t>
+      </w:r>
+      <w:r>
+        <w:t xml:space="preserve">x  </w:t>
+      </w:r>
+      <w:r>
+        <w:t xml:space="preserve">y  </w:t>
+      </w:r>
+      <w:r>
+        <w:t xml:space="preserve">z  </w:t>
+      </w:r>
+      <w:r>
+        <w:t xml:space="preserve">(x,y,z)</w:t>
+      </w:r>
+      <w:r>
+        <w:t xml:space="preserve"> </w:t>
+      </w:r>
+      <w:r>
+        <w:t xml:space="preserve">]</w:t>
+      </w:r>
+    </w:p>
+    <w:p>
+      <w:pPr>
+        <w:pStyle w:val="BodyText"/>
+      </w:pPr>
+      <w:r>
+        <w:t xml:space="preserve">זו כבר אינה שאלה של פתרון יחיד. זו שאלה של אסטרטגיה: האם קיימת בחירה (x), כך שלכל התנגדות (y), קיימת תגובה (z), שמחזיקה את התנאי?</w:t>
+      </w:r>
+    </w:p>
+    <w:p>
+      <w:pPr>
+        <w:pStyle w:val="BodyText"/>
+      </w:pPr>
+      <w:r>
+        <w:t xml:space="preserve">מבחינה חישובית, בעיית האמת של נוסחאות בוליאניות מכומתות היא (PSPACE)-שלמה. ו־(PSPACE) היא מחלקת הבעיות שניתן להכריע תוך שימוש בזיכרון פולינומי:</w:t>
+      </w:r>
+    </w:p>
+    <w:p>
+      <w:pPr>
+        <w:pStyle w:val="BodyText"/>
+      </w:pPr>
+      <w:r>
+        <w:t xml:space="preserve">[</w:t>
+      </w:r>
+      <w:r>
+        <w:t xml:space="preserve"> </w:t>
+      </w:r>
+      <w:r>
+        <w:t xml:space="preserve">PSPACE = {L</w:t>
+      </w:r>
+      <w:r>
+        <w:t xml:space="preserve"> </w:t>
+      </w:r>
+      <w:r>
+        <w:t xml:space="preserve">L</w:t>
+      </w:r>
+      <w:r>
+        <w:t xml:space="preserve"> </w:t>
+      </w:r>
+      <w:r>
+        <w:t xml:space="preserve">}</w:t>
+      </w:r>
+      <w:r>
+        <w:t xml:space="preserve"> </w:t>
+      </w:r>
+      <w:r>
+        <w:t xml:space="preserve">]</w:t>
+      </w:r>
+    </w:p>
+    <w:p>
+      <w:pPr>
+        <w:pStyle w:val="BodyText"/>
+      </w:pPr>
+      <w:r>
+        <w:t xml:space="preserve">ידוע גם ש:</w:t>
+      </w:r>
+    </w:p>
+    <w:p>
+      <w:pPr>
+        <w:pStyle w:val="BodyText"/>
+      </w:pPr>
+      <w:r>
+        <w:t xml:space="preserve">[</w:t>
+      </w:r>
+      <w:r>
+        <w:t xml:space="preserve"> </w:t>
+      </w:r>
+      <w:r>
+        <w:t xml:space="preserve">P</w:t>
+      </w:r>
+      <w:r>
+        <w:t xml:space="preserve"> </w:t>
+      </w:r>
+      <w:r>
+        <w:t xml:space="preserve">NP</w:t>
+      </w:r>
+      <w:r>
+        <w:t xml:space="preserve"> </w:t>
+      </w:r>
+      <w:r>
+        <w:t xml:space="preserve">PH</w:t>
+      </w:r>
+      <w:r>
+        <w:t xml:space="preserve"> </w:t>
+      </w:r>
+      <w:r>
+        <w:t xml:space="preserve">PSPACE</w:t>
+      </w:r>
+      <w:r>
+        <w:t xml:space="preserve"> </w:t>
+      </w:r>
+      <w:r>
+        <w:t xml:space="preserve">]</w:t>
+      </w:r>
+    </w:p>
+    <w:p>
+      <w:pPr>
+        <w:pStyle w:val="BodyText"/>
+      </w:pPr>
+      <w:r>
+        <w:t xml:space="preserve">אך לא ידוע אילו מן ההכלות האלה הן הכלות ממשיות.</w:t>
+      </w:r>
+    </w:p>
+    <w:p>
+      <w:pPr>
+        <w:pStyle w:val="BodyText"/>
+      </w:pPr>
+      <w:r>
+        <w:t xml:space="preserve">המעבר כאן חשוב: ב־(NP) מחפשים עדות. ב־(QBF) מחפשים אסטרטגיה. זו אינה רק</w:t>
+      </w:r>
+      <w:r>
+        <w:t xml:space="preserve"> </w:t>
+      </w:r>
+      <w:r>
+        <w:t xml:space="preserve">“</w:t>
+      </w:r>
+      <w:r>
+        <w:t xml:space="preserve">תשובה נכונה</w:t>
+      </w:r>
+      <w:r>
+        <w:t xml:space="preserve">”</w:t>
+      </w:r>
+      <w:r>
+        <w:t xml:space="preserve">, אלא דרך שמחזיקה מול כל מהלך נגדי שמותר במסגרת. אם נשתמש בזה בזהירות, אפשר לומר: האידיאל אינו תמיד פתרון יחיד; לעיתים הוא אסטרטגיה יציבה בתוך מרחב של התנגדויות.</w:t>
+      </w:r>
+    </w:p>
+    <w:bookmarkEnd w:id="48"/>
+    <w:bookmarkStart w:id="49" w:name="אלגברה-ליניארית-מצב-פעולה-ופירוק"/>
+    <w:p>
+      <w:pPr>
+        <w:pStyle w:val="Heading3"/>
+      </w:pPr>
+      <w:r>
+        <w:t xml:space="preserve">8. אלגברה ליניארית: מצב, פעולה ופירוק</w:t>
+      </w:r>
+    </w:p>
+    <w:p>
+      <w:pPr>
+        <w:pStyle w:val="FirstParagraph"/>
+      </w:pPr>
+      <w:r>
+        <w:t xml:space="preserve">עד כאן דיברנו בעיקר על בעיות הכרעה: שאלות מן הצורה כן או לא, שייכות או אי־שייכות, קיימת עדות או לא קיימת עדות. אבל לא כל מחשבה על פוטנציאל מתחילה בשאלה כן/לא. לפעמים צריך לחשוב קודם על מצב, פעולה, שינוי בסיס ודינמיקה. לא רק</w:t>
+      </w:r>
+      <w:r>
+        <w:t xml:space="preserve"> </w:t>
+      </w:r>
+      <w:r>
+        <w:t xml:space="preserve">“</w:t>
+      </w:r>
+      <w:r>
+        <w:t xml:space="preserve">האם קיים פתרון?</w:t>
+      </w:r>
+      <w:r>
+        <w:t xml:space="preserve">”</w:t>
+      </w:r>
+      <w:r>
+        <w:t xml:space="preserve">, אלא</w:t>
+      </w:r>
+      <w:r>
+        <w:t xml:space="preserve"> </w:t>
+      </w:r>
+      <w:r>
+        <w:t xml:space="preserve">“</w:t>
+      </w:r>
+      <w:r>
+        <w:t xml:space="preserve">מהו המרחב שבו המצב נמצא?</w:t>
+      </w:r>
+      <w:r>
+        <w:t xml:space="preserve">”</w:t>
+      </w:r>
+      <w:r>
+        <w:t xml:space="preserve">,</w:t>
+      </w:r>
+      <w:r>
+        <w:t xml:space="preserve"> </w:t>
+      </w:r>
+      <w:r>
+        <w:t xml:space="preserve">“</w:t>
+      </w:r>
+      <w:r>
+        <w:t xml:space="preserve">איזו פעולה משנה אותו?</w:t>
+      </w:r>
+      <w:r>
+        <w:t xml:space="preserve">”</w:t>
+      </w:r>
+      <w:r>
+        <w:t xml:space="preserve">, ו“האם יש ייצוג שבו הפעולה נעשית מובנת יותר?”.</w:t>
+      </w:r>
+    </w:p>
+    <w:p>
+      <w:pPr>
+        <w:pStyle w:val="BodyText"/>
+      </w:pPr>
+      <w:r>
+        <w:t xml:space="preserve">לכן אלגברה ליניארית נכנסת כאן כשפה נוספת של מעבר ופירוק. היא אינה מחליפה את מכונת טיורינג, ואינה מודל כללי לכל חישוב. היא נותנת דרך אחרת לראות מערכת: לא רק כשאלה הכרעתית, אלא כמרחב מצבים שעליו פועלות טרנספורמציות.</w:t>
+      </w:r>
+    </w:p>
+    <w:p>
+      <w:pPr>
+        <w:pStyle w:val="BodyText"/>
+      </w:pPr>
+      <w:r>
+        <w:t xml:space="preserve">מצב יכול להיות וקטור:</w:t>
+      </w:r>
+    </w:p>
+    <w:p>
+      <w:pPr>
+        <w:pStyle w:val="BodyText"/>
+      </w:pPr>
+      <w:r>
+        <w:t xml:space="preserve">[</w:t>
+      </w:r>
+      <w:r>
+        <w:t xml:space="preserve"> </w:t>
+      </w:r>
+      <w:r>
+        <w:t xml:space="preserve">v</w:t>
+      </w:r>
+      <w:r>
+        <w:t xml:space="preserve"> </w:t>
+      </w:r>
+      <w:r>
+        <w:t xml:space="preserve">V</w:t>
+      </w:r>
+      <w:r>
+        <w:t xml:space="preserve"> </w:t>
+      </w:r>
+      <w:r>
+        <w:t xml:space="preserve">]</w:t>
+      </w:r>
+    </w:p>
+    <w:p>
+      <w:pPr>
+        <w:pStyle w:val="BodyText"/>
+      </w:pPr>
+      <w:r>
+        <w:t xml:space="preserve">ופעולה יכולה להיות העתקה ליניארית:</w:t>
+      </w:r>
+    </w:p>
+    <w:p>
+      <w:pPr>
+        <w:pStyle w:val="BodyText"/>
+      </w:pPr>
+      <w:r>
+        <w:t xml:space="preserve">[</w:t>
+      </w:r>
+      <w:r>
+        <w:t xml:space="preserve"> </w:t>
+      </w:r>
+      <w:r>
+        <w:t xml:space="preserve">A: V</w:t>
+      </w:r>
+      <w:r>
+        <w:t xml:space="preserve"> </w:t>
+      </w:r>
+      <w:r>
+        <w:t xml:space="preserve">V</w:t>
+      </w:r>
+      <w:r>
+        <w:t xml:space="preserve"> </w:t>
+      </w:r>
+      <w:r>
+        <w:t xml:space="preserve">]</w:t>
+      </w:r>
+    </w:p>
+    <w:p>
+      <w:pPr>
+        <w:pStyle w:val="BodyText"/>
+      </w:pPr>
+      <w:r>
+        <w:t xml:space="preserve">כך שהמעבר הוא:</w:t>
+      </w:r>
+    </w:p>
+    <w:p>
+      <w:pPr>
+        <w:pStyle w:val="BodyText"/>
+      </w:pPr>
+      <w:r>
+        <w:t xml:space="preserve">[</w:t>
+      </w:r>
+      <w:r>
+        <w:t xml:space="preserve"> </w:t>
+      </w:r>
+      <w:r>
+        <w:t xml:space="preserve">v</w:t>
+      </w:r>
+      <w:r>
+        <w:t xml:space="preserve"> </w:t>
+      </w:r>
+      <w:r>
+        <w:t xml:space="preserve">Av</w:t>
+      </w:r>
+      <w:r>
+        <w:t xml:space="preserve"> </w:t>
+      </w:r>
+      <w:r>
+        <w:t xml:space="preserve">]</w:t>
+      </w:r>
+    </w:p>
+    <w:p>
+      <w:pPr>
+        <w:pStyle w:val="BodyText"/>
+      </w:pPr>
+      <w:r>
+        <w:t xml:space="preserve">אם חוזרים על הפעולה (t) פעמים, מקבלים:</w:t>
+      </w:r>
+    </w:p>
+    <w:p>
+      <w:pPr>
+        <w:pStyle w:val="BodyText"/>
+      </w:pPr>
+      <w:r>
+        <w:t xml:space="preserve">[</w:t>
+      </w:r>
+      <w:r>
+        <w:t xml:space="preserve"> </w:t>
+      </w:r>
+      <w:r>
+        <w:t xml:space="preserve">v_t = A^t v_0</w:t>
+      </w:r>
+      <w:r>
+        <w:t xml:space="preserve"> </w:t>
+      </w:r>
+      <w:r>
+        <w:t xml:space="preserve">]</w:t>
+      </w:r>
+    </w:p>
+    <w:p>
+      <w:pPr>
+        <w:pStyle w:val="BodyText"/>
+      </w:pPr>
+      <w:r>
+        <w:t xml:space="preserve">במובן הזה, מערכת אינה רק אוסף תשובות, אלא דינמיקה. יש מצב התחלתי, יש פעולה, ויש מסלול בתוך מרחב מצבים. אם הפוטנציאל הוא מרחב המצבים, אז פעולה היא מעבר בתוך הפוטנציאל. האידיאל אינו חייב להיות נקודה אחת; הוא עשוי להיות מצב יציב, תת־מרחב, כיוון התכנסות, או צורה שבה הדינמיקה נעשית קריאה יותר.</w:t>
+      </w:r>
+    </w:p>
+    <w:bookmarkEnd w:id="49"/>
+    <w:bookmarkStart w:id="50" w:name="לכסון-מטריצות-איור-של-שינוי-בסיס"/>
+    <w:p>
+      <w:pPr>
+        <w:pStyle w:val="Heading3"/>
+      </w:pPr>
+      <w:r>
+        <w:t xml:space="preserve">9. לכסון מטריצות: איור של שינוי בסיס</w:t>
+      </w:r>
+    </w:p>
+    <w:p>
+      <w:pPr>
+        <w:pStyle w:val="FirstParagraph"/>
+      </w:pPr>
+      <w:r>
+        <w:t xml:space="preserve">לכסון מטריצות הוא מצב שבו פעולה מורכבת נעשית קריאה יותר. אם קיימת מטריצה הפיכה (P) ומטריצה אלכסונית (D), כך ש:</w:t>
+      </w:r>
+    </w:p>
+    <w:p>
+      <w:pPr>
+        <w:pStyle w:val="BodyText"/>
+      </w:pPr>
+      <w:r>
+        <w:t xml:space="preserve">[</w:t>
+      </w:r>
+      <w:r>
+        <w:t xml:space="preserve"> </w:t>
+      </w:r>
+      <w:r>
+        <w:t xml:space="preserve">A = PDP^{-1}</w:t>
+      </w:r>
+      <w:r>
+        <w:t xml:space="preserve"> </w:t>
+      </w:r>
+      <w:r>
+        <w:t xml:space="preserve">]</w:t>
+      </w:r>
+    </w:p>
+    <w:p>
+      <w:pPr>
+        <w:pStyle w:val="BodyText"/>
+      </w:pPr>
+      <w:r>
+        <w:t xml:space="preserve">אז:</w:t>
+      </w:r>
+    </w:p>
+    <w:p>
+      <w:pPr>
+        <w:pStyle w:val="BodyText"/>
+      </w:pPr>
+      <w:r>
+        <w:t xml:space="preserve">[</w:t>
+      </w:r>
+      <w:r>
+        <w:t xml:space="preserve"> </w:t>
+      </w:r>
+      <w:r>
+        <w:t xml:space="preserve">A^t = PD</w:t>
+      </w:r>
+      <w:r>
+        <w:rPr>
+          <w:vertAlign w:val="superscript"/>
+        </w:rPr>
+        <w:t xml:space="preserve">tP</w:t>
+      </w:r>
+      <w:r>
+        <w:t xml:space="preserve">{-1}</w:t>
+      </w:r>
+      <w:r>
+        <w:t xml:space="preserve"> </w:t>
+      </w:r>
+      <w:r>
+        <w:t xml:space="preserve">]</w:t>
+      </w:r>
+    </w:p>
+    <w:p>
+      <w:pPr>
+        <w:pStyle w:val="BodyText"/>
+      </w:pPr>
+      <w:r>
+        <w:t xml:space="preserve">אפשר לחשוב על זה כאיור של שינוי בסיס:</w:t>
+      </w:r>
+    </w:p>
+    <w:p>
+      <w:pPr>
+        <w:pStyle w:val="BodyText"/>
+      </w:pPr>
+      <w:r>
+        <w:t xml:space="preserve">[</w:t>
+      </w:r>
+      <w:r>
+        <w:t xml:space="preserve"> </w:t>
+      </w:r>
+      <w:r>
+        <w:t xml:space="preserve"> </w:t>
+      </w:r>
+      <w:r>
+        <w:t xml:space="preserve"> </w:t>
+      </w:r>
+      <w:r>
+        <w:t xml:space="preserve"> </w:t>
+      </w:r>
+      <w:r>
+        <w:t xml:space="preserve"> </w:t>
+      </w:r>
+      <w:r>
+        <w:t xml:space="preserve"> </w:t>
+      </w:r>
+      <w:r>
+        <w:t xml:space="preserve"> </w:t>
+      </w:r>
+      <w:r>
+        <w:t xml:space="preserve"> </w:t>
+      </w:r>
+      <w:r>
+        <w:t xml:space="preserve"> </w:t>
+      </w:r>
+      <w:r>
+        <w:t xml:space="preserve"> </w:t>
+      </w:r>
+      <w:r>
+        <w:t xml:space="preserve"> </w:t>
+      </w:r>
+      <w:r>
+        <w:t xml:space="preserve"> </w:t>
+      </w:r>
+      <w:r>
+        <w:t xml:space="preserve"> </w:t>
+      </w:r>
+      <w:r>
+        <w:t xml:space="preserve"> </w:t>
+      </w:r>
+      <w:r>
+        <w:t xml:space="preserve">]</w:t>
+      </w:r>
+    </w:p>
+    <w:p>
+      <w:pPr>
+        <w:pStyle w:val="BodyText"/>
+      </w:pPr>
+      <w:r>
+        <w:t xml:space="preserve">או באופן סכמטי יותר:</w:t>
+      </w:r>
+    </w:p>
+    <w:p>
+      <w:pPr>
+        <w:pStyle w:val="BodyText"/>
+      </w:pPr>
+      <w:r>
+        <w:t xml:space="preserve">[</w:t>
+      </w:r>
+      <w:r>
+        <w:t xml:space="preserve"> </w:t>
+      </w:r>
+      <w:r>
+        <w:t xml:space="preserve">v</w:t>
+      </w:r>
+      <w:r>
+        <w:t xml:space="preserve"> </w:t>
+      </w:r>
+      <w:r>
+        <w:t xml:space="preserve"> </w:t>
+      </w:r>
+      <w:r>
+        <w:t xml:space="preserve"> </w:t>
+      </w:r>
+      <w:r>
+        <w:t xml:space="preserve">P^{-1}v</w:t>
+      </w:r>
+      <w:r>
+        <w:t xml:space="preserve"> </w:t>
+      </w:r>
+      <w:r>
+        <w:t xml:space="preserve"> </w:t>
+      </w:r>
+      <w:r>
+        <w:t xml:space="preserve"> </w:t>
+      </w:r>
+      <w:r>
+        <w:t xml:space="preserve">D(P^{-1}v)</w:t>
+      </w:r>
+      <w:r>
+        <w:t xml:space="preserve"> </w:t>
+      </w:r>
+      <w:r>
+        <w:t xml:space="preserve"> </w:t>
+      </w:r>
+      <w:r>
+        <w:t xml:space="preserve"> </w:t>
+      </w:r>
+      <w:r>
+        <w:t xml:space="preserve">P D P^{-1}v</w:t>
+      </w:r>
+      <w:r>
+        <w:t xml:space="preserve"> </w:t>
+      </w:r>
+      <w:r>
+        <w:t xml:space="preserve">=</w:t>
+      </w:r>
+      <w:r>
+        <w:t xml:space="preserve"> </w:t>
+      </w:r>
+      <w:r>
+        <w:t xml:space="preserve">Av</w:t>
+      </w:r>
+      <w:r>
+        <w:t xml:space="preserve"> </w:t>
+      </w:r>
+      <w:r>
+        <w:t xml:space="preserve">]</w:t>
+      </w:r>
+    </w:p>
+    <w:p>
+      <w:pPr>
+        <w:pStyle w:val="BodyText"/>
+      </w:pPr>
+      <w:r>
+        <w:t xml:space="preserve">המשמעות היא שהפעולה (A), שנראית מעורבבת בבסיס המקורי, עשויה להיראות פשוטה הרבה יותר בבסיס אחר. בבסיס העצמי, הפעולה מתפרקת לכיוונים שבהם כל רכיב משתנה באופן עצמאי יחסית.</w:t>
+      </w:r>
+    </w:p>
+    <w:p>
+      <w:pPr>
+        <w:pStyle w:val="BodyText"/>
+      </w:pPr>
+      <w:r>
+        <w:t xml:space="preserve">לדוגמה, מטריצה אלכסונית נראית כך:</w:t>
+      </w:r>
+    </w:p>
+    <w:p>
+      <w:pPr>
+        <w:pStyle w:val="BodyText"/>
+      </w:pPr>
+      <w:r>
+        <w:t xml:space="preserve">[</w:t>
+      </w:r>
+      <w:r>
+        <w:t xml:space="preserve"> </w:t>
+      </w:r>
+      <w:r>
+        <w:t xml:space="preserve">D =</w:t>
+      </w:r>
+    </w:p>
+    <w:p>
+      <w:pPr>
+        <w:pStyle w:val="BodyText"/>
+      </w:pPr>
+      <w:r>
+        <w:t xml:space="preserve">]</w:t>
+      </w:r>
+    </w:p>
+    <w:p>
+      <w:pPr>
+        <w:pStyle w:val="BodyText"/>
+      </w:pPr>
+      <w:r>
+        <w:t xml:space="preserve">ולכן:</w:t>
+      </w:r>
+    </w:p>
+    <w:p>
+      <w:pPr>
+        <w:pStyle w:val="BodyText"/>
+      </w:pPr>
+      <w:r>
+        <w:t xml:space="preserve">[</w:t>
+      </w:r>
+      <w:r>
+        <w:t xml:space="preserve"> </w:t>
+      </w:r>
+      <w:r>
+        <w:t xml:space="preserve">D^t =</w:t>
+      </w:r>
+    </w:p>
+    <w:p>
+      <w:pPr>
+        <w:pStyle w:val="BodyText"/>
+      </w:pPr>
+      <w:r>
+        <w:t xml:space="preserve">]</w:t>
+      </w:r>
+    </w:p>
+    <w:p>
+      <w:pPr>
+        <w:pStyle w:val="BodyText"/>
+      </w:pPr>
+      <w:r>
+        <w:t xml:space="preserve">אם:</w:t>
+      </w:r>
+    </w:p>
+    <w:p>
+      <w:pPr>
+        <w:pStyle w:val="BodyText"/>
+      </w:pPr>
+      <w:r>
+        <w:t xml:space="preserve">[</w:t>
+      </w:r>
+      <w:r>
+        <w:t xml:space="preserve"> </w:t>
+      </w:r>
+      <w:r>
+        <w:t xml:space="preserve">Av =</w:t>
+      </w:r>
+      <w:r>
+        <w:t xml:space="preserve"> </w:t>
+      </w:r>
+      <w:r>
+        <w:t xml:space="preserve">v</w:t>
+      </w:r>
+      <w:r>
+        <w:t xml:space="preserve"> </w:t>
+      </w:r>
+      <w:r>
+        <w:t xml:space="preserve">]</w:t>
+      </w:r>
+    </w:p>
+    <w:p>
+      <w:pPr>
+        <w:pStyle w:val="BodyText"/>
+      </w:pPr>
+      <w:r>
+        <w:t xml:space="preserve">אז (v) הוא וקטור עצמי ו־(</w:t>
+      </w:r>
+      <w:r>
+        <w:t xml:space="preserve">) הוא ערך עצמי. עבור וקטור עצמי ממשי וערך עצמי ממשי, הפעולה בכיוון הזה מותחת, מכווצת או הופכת את הכיוון, בהתאם ל־(</w:t>
+      </w:r>
+      <w:r>
+        <w:t xml:space="preserve">). סיבוב במובן הפשוט אינו מתואר על ידי וקטור עצמי ממשי יחיד; הוא קשור לערכים עצמיים מרוכבים או לבלוקים מעל הממשיים.</w:t>
+      </w:r>
+    </w:p>
+    <w:p>
+      <w:pPr>
+        <w:pStyle w:val="BodyText"/>
+      </w:pPr>
+      <w:r>
+        <w:t xml:space="preserve">אבל לכסון אינו פתרון כללי למורכבות. לא כל מטריצה ניתנת ללכסון. הפולינום האופייני,</w:t>
+      </w:r>
+    </w:p>
+    <w:p>
+      <w:pPr>
+        <w:pStyle w:val="BodyText"/>
+      </w:pPr>
+      <w:r>
+        <w:t xml:space="preserve">[</w:t>
+      </w:r>
+      <w:r>
+        <w:t xml:space="preserve"> </w:t>
+      </w:r>
+      <w:r>
+        <w:t xml:space="preserve">_A(</w:t>
+      </w:r>
+      <w:r>
+        <w:t xml:space="preserve">) =</w:t>
+      </w:r>
+      <w:r>
+        <w:t xml:space="preserve"> </w:t>
+      </w:r>
+      <w:r>
+        <w:t xml:space="preserve">(</w:t>
+      </w:r>
+      <w:r>
+        <w:t xml:space="preserve">I - A)</w:t>
+      </w:r>
+      <w:r>
+        <w:t xml:space="preserve"> </w:t>
+      </w:r>
+      <w:r>
+        <w:t xml:space="preserve">]</w:t>
+      </w:r>
+    </w:p>
+    <w:p>
+      <w:pPr>
+        <w:pStyle w:val="BodyText"/>
+      </w:pPr>
+      <w:r>
+        <w:t xml:space="preserve">מתאר את הערכים העצמיים האפשריים, אך עצם קיום שורשים אינו מבטיח בסיס מלא של וקטורים עצמיים. מעל שדה מתאים, למשל (</w:t>
+      </w:r>
+      <w:r>
+        <w:t xml:space="preserve">), מטריצה ניתנת ללכסון אם הפולינום המינימלי שלה מתפצל לגורמים ליניאריים שונים, ללא חזרות. במילים פשוטות: צריך מספיק כיוונים עצמיים בלתי תלויים.</w:t>
+      </w:r>
+    </w:p>
+    <w:p>
+      <w:pPr>
+        <w:pStyle w:val="BodyText"/>
+      </w:pPr>
+      <w:r>
+        <w:t xml:space="preserve">כאשר לכסון אינו אפשרי, אפשר לעיתים לעבור לצורות קנוניות, כמו צורת ז׳ורדן. אבל גם שם נשארת תלות פנימית בין רכיבים. לכן לכסון הוא שפה של פירוק כאשר הפירוק אפשרי, לא הבטחה שכל מערכת ניתנת להפרדה נקייה.</w:t>
+      </w:r>
+    </w:p>
+    <w:p>
+      <w:pPr>
+        <w:pStyle w:val="BodyText"/>
+      </w:pPr>
+      <w:r>
+        <w:t xml:space="preserve">התרומה הפילוסופית של האלגברה הליניארית אינה לומר שהנפש, העולם או הקיום הם מטריצה. הטענה זהירה יותר: לפעמים כדי להבין מערכת צריך למצוא בסיס מתאים. לפעמים שינוי ייצוג הופך פעולה מעורבבת לקריאה יותר. ולפעמים אין בסיס כזה, והמערכת נשארת קשורה מבפנים.</w:t>
+      </w:r>
+    </w:p>
+    <w:bookmarkEnd w:id="50"/>
+    <w:bookmarkStart w:id="51" w:name="שני-סוגים-של-אלכסון-פירוק-מול-גבול"/>
+    <w:p>
+      <w:pPr>
+        <w:pStyle w:val="Heading3"/>
+      </w:pPr>
+      <w:r>
+        <w:t xml:space="preserve">10. שני סוגים של אלכסון: פירוק מול גבול</w:t>
+      </w:r>
+    </w:p>
+    <w:p>
+      <w:pPr>
+        <w:pStyle w:val="FirstParagraph"/>
+      </w:pPr>
+      <w:r>
+        <w:t xml:space="preserve">כאן חייבים להבחין בין שני מובנים שונים של</w:t>
+      </w:r>
+      <w:r>
+        <w:t xml:space="preserve"> </w:t>
+      </w:r>
+      <w:r>
+        <w:t xml:space="preserve">“</w:t>
+      </w:r>
+      <w:r>
+        <w:t xml:space="preserve">אלכסון</w:t>
+      </w:r>
+      <w:r>
+        <w:t xml:space="preserve">”</w:t>
+      </w:r>
+      <w:r>
+        <w:t xml:space="preserve">. ההבחנה הזו אינה רק טכנית; היא מגינה על הפרק מפני ערבוב מטעה בין שני רעיונות שונים לגמרי.</w:t>
+      </w:r>
+    </w:p>
+    <w:p>
+      <w:pPr>
+        <w:pStyle w:val="BodyText"/>
+      </w:pPr>
+      <w:r>
+        <w:t xml:space="preserve">לכסון מטריצות הוא פירוק של פעולה לצירים עצמיים. הוא שואל: האם יש בסיס שבו הדינמיקה נעשית פשוטה יותר? הוא עוסק בשינוי ייצוג, בפירוק, ובהבהרת פעולה בתוך מרחב.</w:t>
+      </w:r>
+    </w:p>
+    <w:p>
+      <w:pPr>
+        <w:pStyle w:val="BodyText"/>
+      </w:pPr>
+      <w:r>
+        <w:t xml:space="preserve">טיעון אלכסוני במדעי המחשב ובלוגיקה הוא דבר אחר לגמרי. הוא אינו מפרק פעולה; הוא חושף גבול. קנטור השתמש בטיעון אלכסוני כדי להראות שיש אינסוף שאינו ניתן למנייה. טיורינג השתמש ברעיון דומה כדי להראות שאין אלגוריתם כללי לבעיית העצירה.</w:t>
+      </w:r>
+    </w:p>
+    <w:p>
+      <w:pPr>
+        <w:pStyle w:val="BodyText"/>
+      </w:pPr>
+      <w:r>
+        <w:t xml:space="preserve">בעיית העצירה שואלת האם קיימת מכונת טיורינג (H) כך שלכל מכונה (M) ולכל קלט (x):</w:t>
+      </w:r>
+    </w:p>
+    <w:p>
+      <w:pPr>
+        <w:pStyle w:val="BodyText"/>
+      </w:pPr>
+      <w:r>
+        <w:t xml:space="preserve">[</w:t>
+      </w:r>
+      <w:r>
+        <w:t xml:space="preserve"> </w:t>
+      </w:r>
+      <w:r>
+        <w:t xml:space="preserve">H(</w:t>
+      </w:r>
+      <w:r>
+        <w:t xml:space="preserve">M,x</w:t>
+      </w:r>
+      <w:r>
+        <w:t xml:space="preserve">)=</w:t>
+      </w:r>
+    </w:p>
+    <w:p>
+      <w:pPr>
+        <w:pStyle w:val="BodyText"/>
+      </w:pPr>
+      <w:r>
+        <w:t xml:space="preserve">]</w:t>
+      </w:r>
+    </w:p>
+    <w:p>
+      <w:pPr>
+        <w:pStyle w:val="BodyText"/>
+      </w:pPr>
+      <w:r>
+        <w:t xml:space="preserve">טיורינג הראה שאין מכונה כזאת. נניח, לשם סתירה, שקיימת (H). נבנה מכונה (D) שפועלת על תיאור של מכונה (M):</w:t>
+      </w:r>
+    </w:p>
+    <w:p>
+      <w:pPr>
+        <w:pStyle w:val="BodyText"/>
+      </w:pPr>
+      <w:r>
+        <w:t xml:space="preserve">[</w:t>
+      </w:r>
+      <w:r>
+        <w:t xml:space="preserve"> </w:t>
+      </w:r>
+      <w:r>
+        <w:t xml:space="preserve">D(</w:t>
+      </w:r>
+      <w:r>
+        <w:t xml:space="preserve">M</w:t>
+      </w:r>
+      <w:r>
+        <w:t xml:space="preserve">)=</w:t>
+      </w:r>
+    </w:p>
+    <w:p>
+      <w:pPr>
+        <w:pStyle w:val="BodyText"/>
+      </w:pPr>
+      <w:r>
+        <w:t xml:space="preserve">]</w:t>
+      </w:r>
+    </w:p>
+    <w:p>
+      <w:pPr>
+        <w:pStyle w:val="BodyText"/>
+      </w:pPr>
+      <w:r>
+        <w:t xml:space="preserve">עכשיו נשאל מה קורה כאשר מריצים את (D) על עצמה:</w:t>
+      </w:r>
+    </w:p>
+    <w:p>
+      <w:pPr>
+        <w:pStyle w:val="BodyText"/>
+      </w:pPr>
+      <w:r>
+        <w:t xml:space="preserve">[</w:t>
+      </w:r>
+      <w:r>
+        <w:t xml:space="preserve"> </w:t>
+      </w:r>
+      <w:r>
+        <w:t xml:space="preserve">D(</w:t>
+      </w:r>
+      <w:r>
+        <w:t xml:space="preserve">D</w:t>
+      </w:r>
+      <w:r>
+        <w:t xml:space="preserve">)</w:t>
+      </w:r>
+      <w:r>
+        <w:t xml:space="preserve"> </w:t>
+      </w:r>
+      <w:r>
+        <w:t xml:space="preserve">]</w:t>
+      </w:r>
+    </w:p>
+    <w:p>
+      <w:pPr>
+        <w:pStyle w:val="BodyText"/>
+      </w:pPr>
+      <w:r>
+        <w:t xml:space="preserve">אם (H) אומרת ש־(D(</w:t>
+      </w:r>
+      <w:r>
+        <w:t xml:space="preserve">D</w:t>
+      </w:r>
+      <w:r>
+        <w:t xml:space="preserve">)) עוצרת, אז לפי הגדרת (D), היא נכנסת ללולאה. ואם (H) אומרת שהיא אינה עוצרת, אז (D) עוצרת. בכל מקרה מתקבלת סתירה. לכן (H) אינה קיימת.</w:t>
+      </w:r>
+    </w:p>
+    <w:p>
+      <w:pPr>
+        <w:pStyle w:val="BodyText"/>
+      </w:pPr>
+      <w:r>
+        <w:t xml:space="preserve">זהו גבול עמוק יותר משאלת (P) מול (NP). שם השאלה היא יעילות: האם בעיה ניתנת להכרעה בזמן פולינומי. כאן השאלה היא הכרעה בכלל: האם קיימת שיטה כללית שמכריעה את כל המקרים. בעיית העצירה אומרת: לא.</w:t>
+      </w:r>
+    </w:p>
+    <w:p>
+      <w:pPr>
+        <w:pStyle w:val="BodyText"/>
+      </w:pPr>
+      <w:r>
+        <w:t xml:space="preserve">במונחי התאוריה, יש כאן שיעור חיוני: לא כל גבול הוא מחסור במשאב. לפעמים הבעיה אינה</w:t>
+      </w:r>
+      <w:r>
+        <w:t xml:space="preserve"> </w:t>
+      </w:r>
+      <w:r>
+        <w:t xml:space="preserve">“</w:t>
+      </w:r>
+      <w:r>
+        <w:t xml:space="preserve">אין מספיק זמן</w:t>
+      </w:r>
+      <w:r>
+        <w:t xml:space="preserve">”</w:t>
+      </w:r>
+      <w:r>
+        <w:t xml:space="preserve"> </w:t>
+      </w:r>
+      <w:r>
+        <w:t xml:space="preserve">או</w:t>
+      </w:r>
+      <w:r>
+        <w:t xml:space="preserve"> </w:t>
+      </w:r>
+      <w:r>
+        <w:t xml:space="preserve">“</w:t>
+      </w:r>
+      <w:r>
+        <w:t xml:space="preserve">אין מספיק זיכרון</w:t>
+      </w:r>
+      <w:r>
+        <w:t xml:space="preserve">”</w:t>
+      </w:r>
+      <w:r>
+        <w:t xml:space="preserve">. לפעמים אין מכריע כללי בתוך המסגרת.</w:t>
+      </w:r>
+    </w:p>
+    <w:bookmarkEnd w:id="51"/>
+    <w:bookmarkStart w:id="52" w:name="גדל-מערכת-שאינה-יכולה-לסגור-את-עצמה"/>
+    <w:p>
+      <w:pPr>
+        <w:pStyle w:val="Heading3"/>
+      </w:pPr>
+      <w:r>
+        <w:t xml:space="preserve">11. גדל: מערכת שאינה יכולה לסגור את עצמה</w:t>
+      </w:r>
+    </w:p>
+    <w:p>
+      <w:pPr>
+        <w:pStyle w:val="FirstParagraph"/>
+      </w:pPr>
+      <w:r>
+        <w:t xml:space="preserve">אותו גבול מופיע בלוגיקה דרך משפטי אי־השלמות של גדל. תהי (T) מערכת פורמלית אפקטיבית, עקבית, וחזקה מספיק כדי לבטא אריתמטיקה בסיסית. באמצעות קידוד גדל, טענות, הוכחות ונוסחאות מקבלות ייצוג מספרי. כך אפשר לבנות בתוך האריתמטיקה עצמה פרדיקט הוכיחות, למשל:</w:t>
+      </w:r>
+    </w:p>
+    <w:p>
+      <w:pPr>
+        <w:pStyle w:val="BodyText"/>
+      </w:pPr>
+      <w:r>
+        <w:t xml:space="preserve">[</w:t>
+      </w:r>
+      <w:r>
+        <w:t xml:space="preserve"> </w:t>
+      </w:r>
+      <w:r>
+        <w:t xml:space="preserve">_T(n)</w:t>
+      </w:r>
+      <w:r>
+        <w:t xml:space="preserve"> </w:t>
+      </w:r>
+      <w:r>
+        <w:t xml:space="preserve">]</w:t>
+      </w:r>
+    </w:p>
+    <w:p>
+      <w:pPr>
+        <w:pStyle w:val="BodyText"/>
+      </w:pPr>
+      <w:r>
+        <w:t xml:space="preserve">שפירושו: (n) הוא מספר גדל של טענה הניתנת להוכחה ב־(T). הנקודה העמוקה היא שקידוד גדל ופרדיקט ההוכיחות מאפשרים למערכת לייצג, בתוך השפה שלה עצמה, טענות על הוכחותיה שלה.</w:t>
+      </w:r>
+    </w:p>
+    <w:p>
+      <w:pPr>
+        <w:pStyle w:val="BodyText"/>
+      </w:pPr>
+      <w:r>
+        <w:t xml:space="preserve">באמצעות מנגנון זה נבנית טענה (G_T), שבאופן סכמטי אומרת על עצמה:</w:t>
+      </w:r>
+    </w:p>
+    <w:p>
+      <w:pPr>
+        <w:pStyle w:val="BodyText"/>
+      </w:pPr>
+      <w:r>
+        <w:t xml:space="preserve">[</w:t>
+      </w:r>
+      <w:r>
+        <w:t xml:space="preserve"> </w:t>
+      </w:r>
+      <w:r>
+        <w:t xml:space="preserve">G_T</w:t>
+      </w:r>
+      <w:r>
+        <w:t xml:space="preserve"> </w:t>
+      </w:r>
+      <w:r>
+        <w:t xml:space="preserve">G_T</w:t>
+      </w:r>
+      <w:r>
+        <w:t xml:space="preserve"> </w:t>
+      </w:r>
+      <w:r>
+        <w:t xml:space="preserve"> </w:t>
+      </w:r>
+      <w:r>
+        <w:t xml:space="preserve">T</w:t>
+      </w:r>
+      <w:r>
+        <w:t xml:space="preserve"> </w:t>
+      </w:r>
+      <w:r>
+        <w:t xml:space="preserve">]</w:t>
+      </w:r>
+    </w:p>
+    <w:p>
+      <w:pPr>
+        <w:pStyle w:val="BodyText"/>
+      </w:pPr>
+      <w:r>
+        <w:t xml:space="preserve">בצורה פורמלית יותר, הרעיון הוא:</w:t>
+      </w:r>
+    </w:p>
+    <w:p>
+      <w:pPr>
+        <w:pStyle w:val="BodyText"/>
+      </w:pPr>
+      <w:r>
+        <w:t xml:space="preserve">[</w:t>
+      </w:r>
+      <w:r>
+        <w:t xml:space="preserve"> </w:t>
+      </w:r>
+      <w:r>
+        <w:t xml:space="preserve">G_T</w:t>
+      </w:r>
+      <w:r>
+        <w:t xml:space="preserve"> </w:t>
+      </w:r>
+      <w:r>
+        <w:t xml:space="preserve">_T(</w:t>
+      </w:r>
+      <w:r>
+        <w:t xml:space="preserve">G_T</w:t>
+      </w:r>
+      <w:r>
+        <w:t xml:space="preserve"> </w:t>
+      </w:r>
+      <w:r>
+        <w:t xml:space="preserve">)</w:t>
+      </w:r>
+      <w:r>
+        <w:t xml:space="preserve"> </w:t>
+      </w:r>
+      <w:r>
+        <w:t xml:space="preserve">]</w:t>
+      </w:r>
+    </w:p>
+    <w:p>
+      <w:pPr>
+        <w:pStyle w:val="BodyText"/>
+      </w:pPr>
+      <w:r>
+        <w:t xml:space="preserve">כאשר (</w:t>
+      </w:r>
+      <w:r>
+        <w:t xml:space="preserve">G_T</w:t>
+      </w:r>
+      <w:r>
+        <w:t xml:space="preserve"> </w:t>
+      </w:r>
+      <w:r>
+        <w:t xml:space="preserve">) הוא מספר גדל של (G_T).</w:t>
+      </w:r>
+    </w:p>
+    <w:p>
+      <w:pPr>
+        <w:pStyle w:val="BodyText"/>
+      </w:pPr>
+      <w:r>
+        <w:t xml:space="preserve">מכאן נובעת תוצאת אי־השלמות: עבור מערכת מתאימה (T), אם (T) עקבית, אז:</w:t>
+      </w:r>
+    </w:p>
+    <w:p>
+      <w:pPr>
+        <w:pStyle w:val="BodyText"/>
+      </w:pPr>
+      <w:r>
+        <w:t xml:space="preserve">[</w:t>
+      </w:r>
+      <w:r>
+        <w:t xml:space="preserve"> </w:t>
+      </w:r>
+      <w:r>
+        <w:t xml:space="preserve">T</w:t>
+      </w:r>
+      <w:r>
+        <w:t xml:space="preserve"> </w:t>
+      </w:r>
+      <w:r>
+        <w:t xml:space="preserve">G_T</w:t>
+      </w:r>
+      <w:r>
+        <w:t xml:space="preserve"> </w:t>
+      </w:r>
+      <w:r>
+        <w:t xml:space="preserve">]</w:t>
+      </w:r>
+    </w:p>
+    <w:p>
+      <w:pPr>
+        <w:pStyle w:val="BodyText"/>
+      </w:pPr>
+      <w:r>
+        <w:t xml:space="preserve">ובניסוח זהיר יותר לגבי אמת: תחת הנחות מתאימות של עקביות ונאותות ביחס לאריתמטיקה הסטנדרטית, (G_T) אמיתית אך אינה מוכחת בתוך (T). זו הבחנה קריטית.</w:t>
+      </w:r>
+      <w:r>
+        <w:t xml:space="preserve"> </w:t>
+      </w:r>
+      <w:r>
+        <w:t xml:space="preserve">“</w:t>
+      </w:r>
+      <w:r>
+        <w:t xml:space="preserve">אמת אך לא מוכחת</w:t>
+      </w:r>
+      <w:r>
+        <w:t xml:space="preserve">”</w:t>
+      </w:r>
+      <w:r>
+        <w:t xml:space="preserve"> </w:t>
+      </w:r>
+      <w:r>
+        <w:t xml:space="preserve">אינה סיסמה חופשית; היא תלויה באופן שבו אנו מבינים את (T), את עקביותה, ואת היחס שלה למודל הסטנדרטי.</w:t>
+      </w:r>
+    </w:p>
+    <w:p>
+      <w:pPr>
+        <w:pStyle w:val="BodyText"/>
+      </w:pPr>
+      <w:r>
+        <w:t xml:space="preserve">משפט אי־השלמות השני מחריף את הגבול. נסמן ב־(</w:t>
+      </w:r>
+      <w:r>
+        <w:t xml:space="preserve">(T)) את הטענה הפורמלית ש־(T) עקבית. עבור מערכות מתאימות, אם (T) עקבית, אז:</w:t>
+      </w:r>
+    </w:p>
+    <w:p>
+      <w:pPr>
+        <w:pStyle w:val="BodyText"/>
+      </w:pPr>
+      <w:r>
+        <w:t xml:space="preserve">[</w:t>
+      </w:r>
+      <w:r>
+        <w:t xml:space="preserve"> </w:t>
+      </w:r>
+      <w:r>
+        <w:t xml:space="preserve">T</w:t>
+      </w:r>
+      <w:r>
+        <w:t xml:space="preserve"> </w:t>
+      </w:r>
+      <w:r>
+        <w:t xml:space="preserve">(T)</w:t>
+      </w:r>
+      <w:r>
+        <w:t xml:space="preserve"> </w:t>
+      </w:r>
+      <w:r>
+        <w:t xml:space="preserve">]</w:t>
+      </w:r>
+    </w:p>
+    <w:p>
+      <w:pPr>
+        <w:pStyle w:val="BodyText"/>
+      </w:pPr>
+      <w:r>
+        <w:t xml:space="preserve">כלומר, מערכת חזקה מספיק אינה יכולה להוכיח את עקביותה שלה מתוך עצמה. היא יכולה להוכיח משפטים רבים, אבל אינה יכולה לסגור מתוכה בלבד את הביטחון הסופי בכך שמנגנון ההוכחה שלה אינו מוביל לסתירה.</w:t>
+      </w:r>
+    </w:p>
+    <w:p>
+      <w:pPr>
+        <w:pStyle w:val="BodyText"/>
+      </w:pPr>
+      <w:r>
+        <w:t xml:space="preserve">כאן צריך לדייק את תפקיד האקסיומות. אקסיומה אינה מוכחת בתוך המערכת שבה היא אקסיומה. אם (T) בנויה מאקסיומות (Ax_T) וכללי היסק, אז הוכחה בתוך (T) היא שרשרת:</w:t>
+      </w:r>
+    </w:p>
+    <w:p>
+      <w:pPr>
+        <w:pStyle w:val="BodyText"/>
+      </w:pPr>
+      <w:r>
+        <w:t xml:space="preserve">[</w:t>
+      </w:r>
+      <w:r>
+        <w:t xml:space="preserve"> </w:t>
+      </w:r>
+      <w:r>
+        <w:t xml:space="preserve">_1,</w:t>
+      </w:r>
+      <w:r>
+        <w:t xml:space="preserve">_2,</w:t>
+      </w:r>
+      <w:r>
+        <w:t xml:space="preserve">,</w:t>
+      </w:r>
+      <w:r>
+        <w:t xml:space="preserve">_n</w:t>
+      </w:r>
+      <w:r>
+        <w:t xml:space="preserve"> </w:t>
+      </w:r>
+      <w:r>
+        <w:t xml:space="preserve">]</w:t>
+      </w:r>
+    </w:p>
+    <w:p>
+      <w:pPr>
+        <w:pStyle w:val="BodyText"/>
+      </w:pPr>
+      <w:r>
+        <w:t xml:space="preserve">כאשר כל (</w:t>
+      </w:r>
+      <w:r>
+        <w:t xml:space="preserve">_i) היא אקסיומה או נובעת מקודמותיה לפי כלל היסק, והמשפט המוכח הוא:</w:t>
+      </w:r>
+    </w:p>
+    <w:p>
+      <w:pPr>
+        <w:pStyle w:val="BodyText"/>
+      </w:pPr>
+      <w:r>
+        <w:t xml:space="preserve">[</w:t>
+      </w:r>
+      <w:r>
+        <w:t xml:space="preserve"> </w:t>
+      </w:r>
+      <w:r>
+        <w:t xml:space="preserve">_n =</w:t>
+      </w:r>
+      <w:r>
+        <w:t xml:space="preserve"> </w:t>
+      </w:r>
+      <w:r>
+        <w:t xml:space="preserve"> </w:t>
+      </w:r>
+      <w:r>
+        <w:t xml:space="preserve">]</w:t>
+      </w:r>
+    </w:p>
+    <w:p>
+      <w:pPr>
+        <w:pStyle w:val="BodyText"/>
+      </w:pPr>
+      <w:r>
+        <w:t xml:space="preserve">ואז כותבים:</w:t>
+      </w:r>
+    </w:p>
+    <w:p>
+      <w:pPr>
+        <w:pStyle w:val="BodyText"/>
+      </w:pPr>
+      <w:r>
+        <w:t xml:space="preserve">[</w:t>
+      </w:r>
+      <w:r>
+        <w:t xml:space="preserve"> </w:t>
+      </w:r>
+      <w:r>
+        <w:t xml:space="preserve">T</w:t>
+      </w:r>
+      <w:r>
+        <w:t xml:space="preserve"> </w:t>
+      </w:r>
+      <w:r>
+        <w:t xml:space="preserve"> </w:t>
+      </w:r>
+      <w:r>
+        <w:t xml:space="preserve">]</w:t>
+      </w:r>
+    </w:p>
+    <w:p>
+      <w:pPr>
+        <w:pStyle w:val="BodyText"/>
+      </w:pPr>
+      <w:r>
+        <w:t xml:space="preserve">אבל האקסיומות עצמן הן נקודות התחלה. אפשר להצדיק אותן מבחוץ, להראות שהן טבעיות או פוריות, או להוכיח עקביות יחסית שלהן מתוך מערכת חזקה יותר. אבל אז עברנו למטא־מערכת (T’). אם:</w:t>
+      </w:r>
+    </w:p>
+    <w:p>
+      <w:pPr>
+        <w:pStyle w:val="BodyText"/>
+      </w:pPr>
+      <w:r>
+        <w:t xml:space="preserve">[</w:t>
+      </w:r>
+      <w:r>
+        <w:t xml:space="preserve"> </w:t>
+      </w:r>
+      <w:r>
+        <w:t xml:space="preserve">T’</w:t>
+      </w:r>
+      <w:r>
+        <w:t xml:space="preserve"> </w:t>
+      </w:r>
+      <w:r>
+        <w:t xml:space="preserve">(T)</w:t>
+      </w:r>
+      <w:r>
+        <w:t xml:space="preserve"> </w:t>
+      </w:r>
+      <w:r>
+        <w:t xml:space="preserve">]</w:t>
+      </w:r>
+    </w:p>
+    <w:p>
+      <w:pPr>
+        <w:pStyle w:val="BodyText"/>
+      </w:pPr>
+      <w:r>
+        <w:t xml:space="preserve">זה אינו אומר ש־(T) הוכיחה את עצמה. זה אומר שמערכת חזקה יותר הוכיחה את עקביותה של מערכת חלשה יותר.</w:t>
+      </w:r>
+    </w:p>
+    <w:p>
+      <w:pPr>
+        <w:pStyle w:val="BodyText"/>
+      </w:pPr>
+      <w:r>
+        <w:t xml:space="preserve">ואם נרצה להוכיח את עקביות (T’), נזדקק שוב למערכת חזקה יותר, או לקבל נקודת פתיחה חדשה. לכן אין סולם פשוט שבו כל אקסיומה מוכחת על ידי אקסיומה בסיסית יותר עד שמגיעים לקרקע מוחלטת. יש תנועה בין מערכת למטא־מערכת:</w:t>
+      </w:r>
+    </w:p>
+    <w:p>
+      <w:pPr>
+        <w:pStyle w:val="BodyText"/>
+      </w:pPr>
+      <w:r>
+        <w:t xml:space="preserve">[</w:t>
+      </w:r>
+      <w:r>
+        <w:t xml:space="preserve"> </w:t>
+      </w:r>
+      <w:r>
+        <w:t xml:space="preserve">T</w:t>
+      </w:r>
+      <w:r>
+        <w:t xml:space="preserve"> </w:t>
+      </w:r>
+      <w:r>
+        <w:t xml:space="preserve">T’</w:t>
+      </w:r>
+      <w:r>
+        <w:t xml:space="preserve"> </w:t>
+      </w:r>
+      <w:r>
+        <w:t xml:space="preserve">T’’</w:t>
+      </w:r>
+      <w:r>
+        <w:t xml:space="preserve"> </w:t>
+      </w:r>
+      <w:r>
+        <w:t xml:space="preserve"> </w:t>
+      </w:r>
+      <w:r>
+        <w:t xml:space="preserve">]</w:t>
+      </w:r>
+    </w:p>
+    <w:p>
+      <w:pPr>
+        <w:pStyle w:val="BodyText"/>
+      </w:pPr>
+      <w:r>
+        <w:t xml:space="preserve">אבל התנועה הזאת אינה סוגרת את הבעיה באופן סופי. היא מזיזה את הגבול.</w:t>
+      </w:r>
+    </w:p>
+    <w:bookmarkEnd w:id="52"/>
+    <w:bookmarkStart w:id="53" w:name="האדם-המערכת-והמטארמה"/>
+    <w:p>
+      <w:pPr>
+        <w:pStyle w:val="Heading3"/>
+      </w:pPr>
+      <w:r>
+        <w:t xml:space="preserve">12. האדם, המערכת והמטא־רמה</w:t>
+      </w:r>
+    </w:p>
+    <w:p>
+      <w:pPr>
+        <w:pStyle w:val="FirstParagraph"/>
+      </w:pPr>
+      <w:r>
+        <w:t xml:space="preserve">בנקודה זו מופיע פיתוי גדול: לומר שגדל הוכיח שהאדם מעל המכונה, או שהאינטואיציה האנושית רואה אמת שהמערכת לעולם לא תראה. זה ניסוח מפתה, אבל לא מדויק.</w:t>
+      </w:r>
+    </w:p>
+    <w:p>
+      <w:pPr>
+        <w:pStyle w:val="BodyText"/>
+      </w:pPr>
+      <w:r>
+        <w:t xml:space="preserve">משפטי גדל ובעיית העצירה אינם מוכיחים שהאדם על־חישובי. הם אינם מוכיחים שאינטואיציה אנושית תמיד צודקת במקום שבו פורמליזם נעצר. כדי לומר שטענת גדל (G_T) אמיתית, האדם צריך להניח משהו על עקביותה או נאותותה של (T). אם ההנחה הזאת שגויה, גם האינטואיציה עלולה להיכשל.</w:t>
+      </w:r>
+    </w:p>
+    <w:p>
+      <w:pPr>
+        <w:pStyle w:val="BodyText"/>
+      </w:pPr>
+      <w:r>
+        <w:t xml:space="preserve">הטענה המדויקת יותר היא אחרת: האדם אינו מוכח כעל־חישובי, אבל הוא אינו חייב להזדהות עם מערכת פורמלית אחת. הוא יכול לעבור למטא־רמה. הוא יכול לשאול על האקסיומות עצמן, לשנות ייצוג, להוסיף הנחה, לבחור שפה אחרת, או להכיר בכך שמסגרת מסוימת אינה מספיקה.</w:t>
+      </w:r>
+    </w:p>
+    <w:p>
+      <w:pPr>
+        <w:pStyle w:val="BodyText"/>
+      </w:pPr>
+      <w:r>
+        <w:t xml:space="preserve">היתרון כאן אינו קסם מעל הלוגיקה. הוא תנועה בין מסגרות. לא הוכחה שהאדם עומד מחוץ לכל מערכת, אלא האפשרות לחיות עם העובדה ששום מערכת עשירה מספיק אינה סגורה לגמרי על עצמה.</w:t>
+      </w:r>
+    </w:p>
+    <w:p>
+      <w:pPr>
+        <w:pStyle w:val="BodyText"/>
+      </w:pPr>
+      <w:r>
+        <w:t xml:space="preserve">כאן התאוריה מקבלת את ניסוחה המדויק ביותר: הפוטנציאל אינו רק קבוצת הפתרונות האפשריים בתוך מערכת נתונה. הוא גם מרחב המערכות האפשריות. הוא כולל מצבים, עדויות, רדוקציות, אקסיומות, שפות, ייצוגים ומטא־מערכות.</w:t>
+      </w:r>
+    </w:p>
+    <w:p>
+      <w:pPr>
+        <w:pStyle w:val="BodyText"/>
+      </w:pPr>
+      <w:r>
+        <w:t xml:space="preserve">לכן לפעמים השאלה אינה רק:</w:t>
+      </w:r>
+    </w:p>
+    <w:p>
+      <w:pPr>
+        <w:pStyle w:val="BodyText"/>
+      </w:pPr>
+      <w:r>
+        <w:t xml:space="preserve">[</w:t>
+      </w:r>
+      <w:r>
+        <w:t xml:space="preserve"> </w:t>
+      </w:r>
+      <w:r>
+        <w:t xml:space="preserve">w  R(x,w)?</w:t>
+      </w:r>
+      <w:r>
+        <w:t xml:space="preserve"> </w:t>
+      </w:r>
+      <w:r>
+        <w:t xml:space="preserve">]</w:t>
+      </w:r>
+    </w:p>
+    <w:p>
+      <w:pPr>
+        <w:pStyle w:val="BodyText"/>
+      </w:pPr>
+      <w:r>
+        <w:t xml:space="preserve">כלומר, האם קיימת עדות בתוך המערכת. לפעמים השאלה היא:</w:t>
+      </w:r>
+    </w:p>
+    <w:p>
+      <w:pPr>
+        <w:pStyle w:val="BodyText"/>
+      </w:pPr>
+      <w:r>
+        <w:t xml:space="preserve">[</w:t>
+      </w:r>
+      <w:r>
+        <w:t xml:space="preserve"> </w:t>
+      </w:r>
+      <w:r>
+        <w:t xml:space="preserve"> </w:t>
+      </w:r>
+      <w:r>
+        <w:t xml:space="preserve">x?</w:t>
+      </w:r>
+      <w:r>
+        <w:t xml:space="preserve"> </w:t>
+      </w:r>
+      <w:r>
+        <w:t xml:space="preserve">]</w:t>
+      </w:r>
+    </w:p>
+    <w:p>
+      <w:pPr>
+        <w:pStyle w:val="BodyText"/>
+      </w:pPr>
+      <w:r>
+        <w:t xml:space="preserve">האידיאל, לכן, אינו רק משפט שהוכח מתוך מערכת נתונה:</w:t>
+      </w:r>
+    </w:p>
+    <w:p>
+      <w:pPr>
+        <w:pStyle w:val="BodyText"/>
+      </w:pPr>
+      <w:r>
+        <w:t xml:space="preserve">[</w:t>
+      </w:r>
+      <w:r>
+        <w:t xml:space="preserve"> </w:t>
+      </w:r>
+      <w:r>
+        <w:t xml:space="preserve">T</w:t>
+      </w:r>
+      <w:r>
+        <w:t xml:space="preserve"> </w:t>
+      </w:r>
+      <w:r>
+        <w:t xml:space="preserve"> </w:t>
+      </w:r>
+      <w:r>
+        <w:t xml:space="preserve">]</w:t>
+      </w:r>
+    </w:p>
+    <w:p>
+      <w:pPr>
+        <w:pStyle w:val="BodyText"/>
+      </w:pPr>
+      <w:r>
+        <w:t xml:space="preserve">הוא גם היכולת לזהות מתי מערכת מיצתה את כוחה, מתי הרדוקציה אינה מספיקה, מתי העדות אינה קיימת ברזולוציה הנוכחית, ומתי צריך לעבור למטא־מערכת. האידיאל אינו סגירה מוחלטת של כל השאלות; הוא יחס אחראי יותר בין אמת, הוכחה, גבול ומשמעות.</w:t>
+      </w:r>
+    </w:p>
+    <w:bookmarkEnd w:id="53"/>
+    <w:bookmarkStart w:id="54" w:name="מפה-אחת-ייצוג-מעבר-משאב-עדות-גבול"/>
+    <w:p>
+      <w:pPr>
+        <w:pStyle w:val="Heading3"/>
+      </w:pPr>
+      <w:r>
+        <w:t xml:space="preserve">13. מפה אחת: ייצוג, מעבר, משאב, עדות, גבול</w:t>
+      </w:r>
+    </w:p>
+    <w:p>
+      <w:pPr>
+        <w:pStyle w:val="FirstParagraph"/>
+      </w:pPr>
+      <w:r>
+        <w:t xml:space="preserve">אם מחברים את השפות שנפרשו כאן, מתקבלת מפה אחת:</w:t>
+      </w:r>
+    </w:p>
+    <w:p>
+      <w:pPr>
+        <w:pStyle w:val="BodyText"/>
+      </w:pPr>
+      <w:r>
+        <w:t xml:space="preserve">[</w:t>
+      </w:r>
+      <w:r>
+        <w:t xml:space="preserve"> </w:t>
+      </w:r>
+      <w:r>
+        <w:t xml:space="preserve"> </w:t>
+      </w:r>
+      <w:r>
+        <w:t xml:space="preserve"> </w:t>
+      </w:r>
+      <w:r>
+        <w:t xml:space="preserve"> </w:t>
+      </w:r>
+      <w:r>
+        <w:t xml:space="preserve"> </w:t>
+      </w:r>
+      <w:r>
+        <w:t xml:space="preserve"> </w:t>
+      </w:r>
+      <w:r>
+        <w:t xml:space="preserve"> </w:t>
+      </w:r>
+      <w:r>
+        <w:t xml:space="preserve"> </w:t>
+      </w:r>
+      <w:r>
+        <w:t xml:space="preserve"> </w:t>
+      </w:r>
+      <w:r>
+        <w:t xml:space="preserve"> </w:t>
+      </w:r>
+      <w:r>
+        <w:t xml:space="preserve">]</w:t>
+      </w:r>
+    </w:p>
+    <w:p>
+      <w:pPr>
+        <w:pStyle w:val="BodyText"/>
+      </w:pPr>
+      <w:r>
+        <w:t xml:space="preserve">ובפירוט:</w:t>
+      </w:r>
+    </w:p>
+    <w:p>
+      <w:pPr>
+        <w:pStyle w:val="BodyText"/>
+      </w:pPr>
+      <w:r>
+        <w:t xml:space="preserve">[</w:t>
+      </w:r>
+      <w:r>
+        <w:t xml:space="preserve"> </w:t>
+      </w:r>
+      <w:r>
+        <w:t xml:space="preserve"> </w:t>
+      </w:r>
+      <w:r>
+        <w:t xml:space="preserve">]</w:t>
+      </w:r>
+    </w:p>
+    <w:p>
+      <w:pPr>
+        <w:pStyle w:val="BodyText"/>
+      </w:pPr>
+      <w:r>
+        <w:t xml:space="preserve">[</w:t>
+      </w:r>
+      <w:r>
+        <w:t xml:space="preserve"> </w:t>
+      </w:r>
+      <w:r>
+        <w:t xml:space="preserve"> </w:t>
+      </w:r>
+      <w:r>
+        <w:t xml:space="preserve">]</w:t>
+      </w:r>
+    </w:p>
+    <w:p>
+      <w:pPr>
+        <w:pStyle w:val="BodyText"/>
+      </w:pPr>
+      <w:r>
+        <w:t xml:space="preserve">[</w:t>
+      </w:r>
+      <w:r>
+        <w:t xml:space="preserve"> </w:t>
+      </w:r>
+      <w:r>
+        <w:t xml:space="preserve"> </w:t>
+      </w:r>
+      <w:r>
+        <w:t xml:space="preserve">]</w:t>
+      </w:r>
+    </w:p>
+    <w:p>
+      <w:pPr>
+        <w:pStyle w:val="BodyText"/>
+      </w:pPr>
+      <w:r>
+        <w:t xml:space="preserve">[</w:t>
+      </w:r>
+      <w:r>
+        <w:t xml:space="preserve"> </w:t>
+      </w:r>
+      <w:r>
+        <w:t xml:space="preserve"> </w:t>
+      </w:r>
+      <w:r>
+        <w:t xml:space="preserve">]</w:t>
+      </w:r>
+    </w:p>
+    <w:p>
+      <w:pPr>
+        <w:pStyle w:val="BodyText"/>
+      </w:pPr>
+      <w:r>
+        <w:t xml:space="preserve">[</w:t>
+      </w:r>
+      <w:r>
+        <w:t xml:space="preserve"> </w:t>
+      </w:r>
+      <w:r>
+        <w:t xml:space="preserve"> </w:t>
+      </w:r>
+      <w:r>
+        <w:t xml:space="preserve">]</w:t>
+      </w:r>
+    </w:p>
+    <w:p>
+      <w:pPr>
+        <w:pStyle w:val="BodyText"/>
+      </w:pPr>
+      <w:r>
+        <w:t xml:space="preserve">[</w:t>
+      </w:r>
+      <w:r>
+        <w:t xml:space="preserve"> </w:t>
+      </w:r>
+      <w:r>
+        <w:t xml:space="preserve"> </w:t>
+      </w:r>
+      <w:r>
+        <w:t xml:space="preserve">]</w:t>
+      </w:r>
+    </w:p>
+    <w:p>
+      <w:pPr>
+        <w:pStyle w:val="BodyText"/>
+      </w:pPr>
+      <w:r>
+        <w:t xml:space="preserve">[</w:t>
+      </w:r>
+      <w:r>
+        <w:t xml:space="preserve"> </w:t>
+      </w:r>
+      <w:r>
+        <w:t xml:space="preserve">P, NP, coNP</w:t>
+      </w:r>
+      <w:r>
+        <w:t xml:space="preserve"> </w:t>
+      </w:r>
+      <w:r>
+        <w:t xml:space="preserve">]</w:t>
+      </w:r>
+    </w:p>
+    <w:p>
+      <w:pPr>
+        <w:pStyle w:val="BodyText"/>
+      </w:pPr>
+      <w:r>
+        <w:t xml:space="preserve">[</w:t>
+      </w:r>
+      <w:r>
+        <w:t xml:space="preserve"> </w:t>
+      </w:r>
+      <w:r>
+        <w:t xml:space="preserve"> </w:t>
+      </w:r>
+      <w:r>
+        <w:t xml:space="preserve">]</w:t>
+      </w:r>
+    </w:p>
+    <w:p>
+      <w:pPr>
+        <w:pStyle w:val="BodyText"/>
+      </w:pPr>
+      <w:r>
+        <w:t xml:space="preserve">[</w:t>
+      </w:r>
+      <w:r>
+        <w:t xml:space="preserve"> </w:t>
+      </w:r>
+      <w:r>
+        <w:t xml:space="preserve">_p, NP</w:t>
+      </w:r>
+      <w:r>
+        <w:t xml:space="preserve"> </w:t>
+      </w:r>
+      <w:r>
+        <w:t xml:space="preserve">]</w:t>
+      </w:r>
+    </w:p>
+    <w:p>
+      <w:pPr>
+        <w:pStyle w:val="BodyText"/>
+      </w:pPr>
+      <w:r>
+        <w:t xml:space="preserve">[</w:t>
+      </w:r>
+      <w:r>
+        <w:t xml:space="preserve"> </w:t>
+      </w:r>
+      <w:r>
+        <w:t xml:space="preserve"> </w:t>
+      </w:r>
+      <w:r>
+        <w:t xml:space="preserve">]</w:t>
+      </w:r>
+    </w:p>
+    <w:p>
+      <w:pPr>
+        <w:pStyle w:val="BodyText"/>
+      </w:pPr>
+      <w:r>
+        <w:t xml:space="preserve">[</w:t>
+      </w:r>
+      <w:r>
+        <w:t xml:space="preserve"> </w:t>
+      </w:r>
+      <w:r>
+        <w:t xml:space="preserve">PH, QBF, PSPACE</w:t>
+      </w:r>
+      <w:r>
+        <w:t xml:space="preserve"> </w:t>
+      </w:r>
+      <w:r>
+        <w:t xml:space="preserve">]</w:t>
+      </w:r>
+    </w:p>
+    <w:p>
+      <w:pPr>
+        <w:pStyle w:val="BodyText"/>
+      </w:pPr>
+      <w:r>
+        <w:t xml:space="preserve">[</w:t>
+      </w:r>
+      <w:r>
+        <w:t xml:space="preserve"> </w:t>
+      </w:r>
+      <w:r>
+        <w:t xml:space="preserve"> </w:t>
+      </w:r>
+      <w:r>
+        <w:t xml:space="preserve">]</w:t>
+      </w:r>
+    </w:p>
+    <w:p>
+      <w:pPr>
+        <w:pStyle w:val="BodyText"/>
+      </w:pPr>
+      <w:r>
+        <w:t xml:space="preserve">[</w:t>
+      </w:r>
+      <w:r>
+        <w:t xml:space="preserve"> </w:t>
+      </w:r>
+      <w:r>
+        <w:t xml:space="preserve"> </w:t>
+      </w:r>
+      <w:r>
+        <w:t xml:space="preserve">]</w:t>
+      </w:r>
+    </w:p>
+    <w:p>
+      <w:pPr>
+        <w:pStyle w:val="BodyText"/>
+      </w:pPr>
+      <w:r>
+        <w:t xml:space="preserve">זו אינה הוכחה שהקיום הוא חישוב. זו אינה הוכחה שהפוטנציאל שווה (NP). זו שפה מבנית: דרך לראות שהפער בין פוטנציאל לאידיאל אינו רק פער רגשי או מטפיזי, אלא פער בין מרחב אפשרויות, כללי מעבר, משאבים, עדויות, שלילות, רדוקציות, אסטרטגיות וגבולות פנימיים.</w:t>
+      </w:r>
+    </w:p>
+    <w:p>
+      <w:pPr>
+        <w:pStyle w:val="BodyText"/>
+      </w:pPr>
+      <w:r>
+        <w:t xml:space="preserve">האופטימלי נמצא בדיוק בתווך הזה. לפעמים הוא פתרון ב־(P). לפעמים הוא אימות עדות ב־(NP). לפעמים הוא היפוך השאלה דרך (coNP). לפעמים הוא רדוקציה לבעיה מרכזית. לפעמים הוא אסטרטגיה מסוג (QBF). לפעמים הוא פירוק דרך מטריצה ולכסון. ולפעמים הוא הכרה בכך שהמערכת אינה יכולה להוכיח את עצמה, ולכן צריך לעבור למטא־רמה בלי להעמיד פנים שהמעבר הוא הוכחה סופית.</w:t>
+      </w:r>
+    </w:p>
+    <w:bookmarkEnd w:id="54"/>
+    <w:bookmarkStart w:id="55" w:name="סיום-אידיאל-שאינו-סגירה"/>
+    <w:p>
+      <w:pPr>
+        <w:pStyle w:val="Heading3"/>
+      </w:pPr>
+      <w:r>
+        <w:t xml:space="preserve">14. סיום: אידיאל שאינו סגירה</w:t>
+      </w:r>
+    </w:p>
+    <w:p>
+      <w:pPr>
+        <w:pStyle w:val="FirstParagraph"/>
+      </w:pPr>
+      <w:r>
+        <w:t xml:space="preserve">במובן הזה, (P) מול (NP) אינו אנקדוטה בתוך התאוריה. הוא אחד הביטויים המדויקים ביותר לשאלה המרכזית שלה: האם מה שאפשר לזהות כאמת לאחר שהופיע, אפשר גם למצוא מתוך מרחב האפשרויות?</w:t>
+      </w:r>
+    </w:p>
+    <w:p>
+      <w:pPr>
+        <w:pStyle w:val="BodyText"/>
+      </w:pPr>
+      <w:r>
+        <w:t xml:space="preserve">הרדוקציות מוסיפות: האם בעיות רבות הן לבושים שונים של אותו קושי?</w:t>
+      </w:r>
+    </w:p>
+    <w:p>
+      <w:pPr>
+        <w:pStyle w:val="BodyText"/>
+      </w:pPr>
+      <w:r>
+        <w:t xml:space="preserve">(coNP) מוסיפה: האם אפשר לאמת לא רק קיום, אלא גם את הצד המשלים של הקיום?</w:t>
+      </w:r>
+    </w:p>
+    <w:p>
+      <w:pPr>
+        <w:pStyle w:val="BodyText"/>
+      </w:pPr>
+      <w:r>
+        <w:t xml:space="preserve">ההיררכיה הפולינומית ו־(QBF) מוסיפות: האם קיימת אסטרטגיה שמחזיקה מול כל התנגדות?</w:t>
+      </w:r>
+    </w:p>
+    <w:p>
+      <w:pPr>
+        <w:pStyle w:val="BodyText"/>
+      </w:pPr>
+      <w:r>
+        <w:t xml:space="preserve">טיורינג וגדל מוסיפים את הגבול האחרון: האם מערכת יכולה לסגור את עצמה לגמרי?</w:t>
+      </w:r>
+    </w:p>
+    <w:p>
+      <w:pPr>
+        <w:pStyle w:val="BodyText"/>
+      </w:pPr>
+      <w:r>
+        <w:t xml:space="preserve">עבור מערכות פורמליות חזקות מספיק, אפקטיביות ועקביות, התשובה המתמטית במובן הזה היא לא. לא מפני שחסר להן עוד טריק, ולא מפני שהן קרובות אך עדיין לא מושלמות, אלא מפני שהאי־סגירות נובעת מן המבנה הפורמלי עצמו.</w:t>
+      </w:r>
+    </w:p>
+    <w:p>
+      <w:pPr>
+        <w:pStyle w:val="BodyText"/>
+      </w:pPr>
+      <w:r>
+        <w:t xml:space="preserve">לכן גם מבחינה פילוסופית, תאוריה רצינית על פוטנציאל ואידיאל חייבת להשאיר מקום לאי־סגירות.</w:t>
+      </w:r>
+    </w:p>
+    <w:p>
+      <w:pPr>
+        <w:pStyle w:val="BodyText"/>
+      </w:pPr>
+      <w:r>
+        <w:t xml:space="preserve">הפוטנציאל אינו רק מרחב הפתרונות בתוך מערכת. הוא גם מרחב המערכות האפשריות.</w:t>
+      </w:r>
+    </w:p>
+    <w:p>
+      <w:pPr>
+        <w:pStyle w:val="BodyText"/>
+      </w:pPr>
+      <w:r>
+        <w:t xml:space="preserve">האידיאל אינו מכונה שמוכיחה הכול מתוך עצמה. הוא אינו סגירה מוחלטת. הוא צורה אחראית יותר של יחס בין אמת, הוכחה, גבול ומשמעות.</w:t>
+      </w:r>
+    </w:p>
+    <w:p>
+      <w:pPr>
+        <w:pStyle w:val="BodyText"/>
+      </w:pPr>
+      <w:r>
+        <w:t xml:space="preserve">והאופטימלי הוא הדרך שבה פועלים בתוך הגבול בלי להכחיש אותו: מוכיחים כשאפשר, מאמתים כשאפשר, מתרגמים כשצריך, מפרקים כשניתן, מחליפים מסגרת כשאין ברירה — ולא קוראים לאי־הסגירות כישלון, אלא תנאי של כל מחשבה חיה.</w:t>
+      </w:r>
+    </w:p>
+    <w:bookmarkEnd w:id="55"/>
+    <w:bookmarkEnd w:id="56"/>
+    <w:bookmarkStart w:id="68" w:name="המדומה-הווירטואלי-הכבידה-והאופק"/>
+    <w:p>
+      <w:pPr>
+        <w:pStyle w:val="Heading2"/>
+      </w:pPr>
+      <w:r>
+        <w:t xml:space="preserve">9. המדומה, הווירטואלי, הכבידה והאופק</w:t>
+      </w:r>
+    </w:p>
+    <w:p>
+      <w:pPr>
+        <w:pStyle w:val="CaptionedFigure"/>
+      </w:pPr>
+      <w:r>
+        <w:drawing>
+          <wp:inline>
+            <wp:extent cx="5334000" cy="3333750"/>
+            <wp:effectExtent b="0" l="0" r="0" t="0"/>
+            <wp:docPr descr="איור ו: המדומה, הווירטואלי והאופק במודל הלוגי." title="" id="58" name="Picture"/>
+            <a:graphic>
+              <a:graphicData uri="http://schemas.openxmlformats.org/drawingml/2006/picture">
+                <pic:pic>
+                  <pic:nvPicPr>
+                    <pic:cNvPr descr="../../figures/07_virtual_imaginary_gravity_horizon.png" id="59" name="Picture"/>
+                    <pic:cNvPicPr>
+                      <a:picLocks noChangeArrowheads="1" noChangeAspect="1"/>
+                    </pic:cNvPicPr>
+                  </pic:nvPicPr>
+                  <pic:blipFill>
+                    <a:blip r:embed="rId57"/>
+                    <a:stretch>
+                      <a:fillRect/>
+                    </a:stretch>
+                  </pic:blipFill>
+                  <pic:spPr bwMode="auto">
+                    <a:xfrm>
+                      <a:off x="0" y="0"/>
+                      <a:ext cx="5334000" cy="3333750"/>
+                    </a:xfrm>
+                    <a:prstGeom prst="rect">
+                      <a:avLst/>
+                    </a:prstGeom>
+                    <a:noFill/>
+                    <a:ln w="9525">
+                      <a:noFill/>
+                      <a:headEnd/>
+                      <a:tailEnd/>
+                    </a:ln>
+                  </pic:spPr>
+                </pic:pic>
+              </a:graphicData>
+            </a:graphic>
+          </wp:inline>
+        </w:drawing>
+      </w:r>
+    </w:p>
     <w:p>
       <w:pPr>
         <w:pStyle w:val="ImageCaption"/>
@@ -879,7 +4860,7 @@
         <w:t xml:space="preserve">היא התנאי לכך שהמטאפורה לא תהפוך לשקר.</w:t>
       </w:r>
     </w:p>
-    <w:bookmarkStart w:id="36" w:name="המדומה"/>
+    <w:bookmarkStart w:id="60" w:name="המדומה"/>
     <w:p>
       <w:pPr>
         <w:pStyle w:val="Heading3"/>
@@ -918,8 +4899,8 @@
         <w:t xml:space="preserve">הוא הדרך שבה הממשי נעשה ניתן לחשיבה מעבר לציר אחד.</w:t>
       </w:r>
     </w:p>
-    <w:bookmarkEnd w:id="36"/>
-    <w:bookmarkStart w:id="37" w:name="הווירטואלי"/>
+    <w:bookmarkEnd w:id="60"/>
+    <w:bookmarkStart w:id="61" w:name="הווירטואלי"/>
     <w:p>
       <w:pPr>
         <w:pStyle w:val="Heading3"/>
@@ -1030,8 +5011,8 @@
         <w:t xml:space="preserve">הממשי אומר: כאן, לרגע, משהו מן האפשרות הסכים להשאיר עקבה.</w:t>
       </w:r>
     </w:p>
-    <w:bookmarkEnd w:id="37"/>
-    <w:bookmarkStart w:id="38" w:name="הקופסה-שאינה-מתרוקנת"/>
+    <w:bookmarkEnd w:id="61"/>
+    <w:bookmarkStart w:id="62" w:name="הקופסה-שאינה-מתרוקנת"/>
     <w:p>
       <w:pPr>
         <w:pStyle w:val="Heading3"/>
@@ -1166,8 +5147,8 @@
         <w:t xml:space="preserve">המציאות אומרת: לא היית רואה דבר אלמלא היה כבר פועל משהו שאינך רואה.</w:t>
       </w:r>
     </w:p>
-    <w:bookmarkEnd w:id="38"/>
-    <w:bookmarkStart w:id="39" w:name="פוטנציאל-ואידיאל"/>
+    <w:bookmarkEnd w:id="62"/>
+    <w:bookmarkStart w:id="63" w:name="פוטנציאל-ואידיאל"/>
     <w:p>
       <w:pPr>
         <w:pStyle w:val="Heading3"/>
@@ -1256,8 +5237,8 @@
         <w:t xml:space="preserve">האידיאל אינו בוגד בפוטנציאל שממנו בא.</w:t>
       </w:r>
     </w:p>
-    <w:bookmarkEnd w:id="39"/>
-    <w:bookmarkStart w:id="40" w:name="כבידה"/>
+    <w:bookmarkEnd w:id="63"/>
+    <w:bookmarkStart w:id="64" w:name="כבידה"/>
     <w:p>
       <w:pPr>
         <w:pStyle w:val="Heading3"/>
@@ -1330,8 +5311,8 @@
         <w:t xml:space="preserve">אבל כל תנאי שמאפשר עולם יכול, בקצהו, גם לסגור אותו.</w:t>
       </w:r>
     </w:p>
-    <w:bookmarkEnd w:id="40"/>
-    <w:bookmarkStart w:id="41" w:name="חור-שחור-וחור-לבן"/>
+    <w:bookmarkEnd w:id="64"/>
+    <w:bookmarkStart w:id="65" w:name="חור-שחור-וחור-לבן"/>
     <w:p>
       <w:pPr>
         <w:pStyle w:val="Heading3"/>
@@ -1458,8 +5439,8 @@
         <w:t xml:space="preserve">ובין שלושתם נמתחת אותה שאלה: כמה צמצום צריך הפוטנציאל כדי להפוך לעולם, ומתי אותו צמצום עצמו מתחיל למחוק את האפשרות שלשמה נולד.</w:t>
       </w:r>
     </w:p>
-    <w:bookmarkEnd w:id="41"/>
-    <w:bookmarkStart w:id="42" w:name="קרינת-החור-השחור"/>
+    <w:bookmarkEnd w:id="65"/>
+    <w:bookmarkStart w:id="66" w:name="קרינת-החור-השחור"/>
     <w:p>
       <w:pPr>
         <w:pStyle w:val="Heading3"/>
@@ -1534,8 +5515,8 @@
         <w:t xml:space="preserve">זה חשוב מפני שהאדם נוטה לזלזל בכל מה שעדיין לא נעשה מוצק. מחשבה שלא נוסחה עד הסוף נראית לו חלשה. תחושה שלא קיבלה הסבר נראית לו חשודה. אפשרות שלא התממשה נראית לו כמו כלום. אבל במעמקים, דווקא הדברים האלה הם לעיתים השכבה הפעילה ביותר. לא מפני שהם ״יותר אמיתיים״ מן הממשי, אלא מפני שהם קודמים לו בצורה שאינה קודמת בזמן בלבד. הם קודמים לו במבנה.</w:t>
       </w:r>
     </w:p>
-    <w:bookmarkEnd w:id="42"/>
-    <w:bookmarkStart w:id="43" w:name="אלוהים-השלם-והזהירות-בשם"/>
+    <w:bookmarkEnd w:id="66"/>
+    <w:bookmarkStart w:id="67" w:name="אלוהים-השלם-והזהירות-בשם"/>
     <w:p>
       <w:pPr>
         <w:pStyle w:val="Heading3"/>
@@ -1704,15 +5685,15 @@
         <w:t xml:space="preserve">אלא מוצדק במובן העמוק יותר: שהוא אינו בוגד בפוטנציאל שממנו בא.</w:t>
       </w:r>
     </w:p>
-    <w:bookmarkEnd w:id="43"/>
-    <w:bookmarkEnd w:id="44"/>
-    <w:bookmarkStart w:id="45" w:name="מסהאנרגיה-ותווך---דימוי-מדויק-לא-הוכחה"/>
+    <w:bookmarkEnd w:id="67"/>
+    <w:bookmarkEnd w:id="68"/>
+    <w:bookmarkStart w:id="69" w:name="מסהאנרגיה-ותווך---דימוי-מדויק-לא-הוכחה"/>
     <w:p>
       <w:pPr>
         <w:pStyle w:val="Heading2"/>
       </w:pPr>
       <w:r>
-        <w:t xml:space="preserve">9. מסה־אנרגיה ותווך - דימוי מדויק, לא הוכחה</w:t>
+        <w:t xml:space="preserve">10. מסה־אנרגיה ותווך - דימוי מדויק, לא הוכחה</w:t>
       </w:r>
     </w:p>
     <w:p>
@@ -1771,28 +5752,44 @@
         <w:t xml:space="preserve">אם מתרגמים את המבנה הזה לשפה הטלאולוגית של התאוריה, ולא כטענה עובדתית על היקום, אפשר לומר: השלם הופך את עצמו לכלי התיקון של עצמו. הוא נעשה גוף, תווך, חיכוך, זיכרון ואחריות, כדי שפוטנציאל לא יישאר רק אפשרי, וכדי שאור לא יישאר רק מפוזר.</w:t>
       </w:r>
     </w:p>
-    <w:bookmarkEnd w:id="45"/>
-    <w:bookmarkStart w:id="46" w:name="פרק"/>
+    <w:bookmarkEnd w:id="69"/>
+    <w:bookmarkStart w:id="70" w:name="פרק"/>
     <w:p>
       <w:pPr>
         <w:pStyle w:val="Heading2"/>
       </w:pPr>
-      <w:r>
-        <w:t xml:space="preserve">פרק ?: ↓</w:t>
-      </w:r>
-    </w:p>
-    <w:bookmarkEnd w:id="46"/>
-    <w:bookmarkStart w:id="47" w:name="פרק-1"/>
+      <w:r/>
+      <w:r>
+        <w:rPr>
+          <w:color w:val="17202D"/>
+        </w:rPr>
+        <w:t xml:space="preserve">פרק ?: </w:t>
+      </w:r>
+      <w:r>
+        <w:rPr/>
+        <w:t>↓</w:t>
+      </w:r>
+    </w:p>
+    <w:bookmarkEnd w:id="70"/>
+    <w:bookmarkStart w:id="71" w:name="פרק-1"/>
     <w:p>
       <w:pPr>
         <w:pStyle w:val="Heading2"/>
       </w:pPr>
-      <w:r>
-        <w:t xml:space="preserve">פרק ?: ↓</w:t>
-      </w:r>
-    </w:p>
-    <w:bookmarkEnd w:id="47"/>
-    <w:bookmarkStart w:id="48" w:name="section"/>
+      <w:r/>
+      <w:r>
+        <w:rPr>
+          <w:color w:val="17202D"/>
+        </w:rPr>
+        <w:t xml:space="preserve">פרק ?: </w:t>
+      </w:r>
+      <w:r>
+        <w:rPr/>
+        <w:t>↓</w:t>
+      </w:r>
+    </w:p>
+    <w:bookmarkEnd w:id="71"/>
+    <w:bookmarkStart w:id="72" w:name="section"/>
     <w:p>
       <w:pPr>
         <w:pStyle w:val="Heading2"/>
@@ -1801,8 +5798,8 @@
         <w:t xml:space="preserve">.</w:t>
       </w:r>
     </w:p>
-    <w:bookmarkEnd w:id="48"/>
-    <w:bookmarkStart w:id="49" w:name="section-1"/>
+    <w:bookmarkEnd w:id="72"/>
+    <w:bookmarkStart w:id="73" w:name="section-1"/>
     <w:p>
       <w:pPr>
         <w:pStyle w:val="Heading2"/>
@@ -1811,8 +5808,8 @@
         <w:t xml:space="preserve">.</w:t>
       </w:r>
     </w:p>
-    <w:bookmarkEnd w:id="49"/>
-    <w:bookmarkStart w:id="50" w:name="section-2"/>
+    <w:bookmarkEnd w:id="73"/>
+    <w:bookmarkStart w:id="74" w:name="section-2"/>
     <w:p>
       <w:pPr>
         <w:pStyle w:val="Heading2"/>
@@ -1821,38 +5818,62 @@
         <w:t xml:space="preserve">.</w:t>
       </w:r>
     </w:p>
-    <w:bookmarkEnd w:id="50"/>
-    <w:bookmarkStart w:id="51" w:name="פרק-2"/>
+    <w:bookmarkEnd w:id="74"/>
+    <w:bookmarkStart w:id="75" w:name="פרק-2"/>
     <w:p>
       <w:pPr>
         <w:pStyle w:val="Heading2"/>
       </w:pPr>
-      <w:r>
-        <w:t xml:space="preserve">פרק ?: ↓</w:t>
-      </w:r>
-    </w:p>
-    <w:bookmarkEnd w:id="51"/>
-    <w:bookmarkStart w:id="52" w:name="פרק-הבנה"/>
+      <w:r/>
+      <w:r>
+        <w:rPr>
+          <w:color w:val="17202D"/>
+        </w:rPr>
+        <w:t xml:space="preserve">פרק ?: </w:t>
+      </w:r>
+      <w:r>
+        <w:rPr/>
+        <w:t>↓</w:t>
+      </w:r>
+    </w:p>
+    <w:bookmarkEnd w:id="75"/>
+    <w:bookmarkStart w:id="76" w:name="פרק-הבנה"/>
     <w:p>
       <w:pPr>
         <w:pStyle w:val="Heading2"/>
       </w:pPr>
-      <w:r>
-        <w:t xml:space="preserve">פרק *: הבנה</w:t>
-      </w:r>
-    </w:p>
-    <w:bookmarkEnd w:id="52"/>
-    <w:bookmarkStart w:id="53" w:name="פרק-יישום"/>
+      <w:r/>
+      <w:r>
+        <w:rPr>
+          <w:color w:val="17202D"/>
+        </w:rPr>
+        <w:t xml:space="preserve">פרק *: </w:t>
+      </w:r>
+      <w:r>
+        <w:rPr/>
+        <w:t>הבנה</w:t>
+      </w:r>
+    </w:p>
+    <w:bookmarkEnd w:id="76"/>
+    <w:bookmarkStart w:id="77" w:name="פרק-יישום"/>
     <w:p>
       <w:pPr>
         <w:pStyle w:val="Heading2"/>
       </w:pPr>
-      <w:r>
-        <w:t xml:space="preserve">פרק •: יישום</w:t>
-      </w:r>
-    </w:p>
-    <w:bookmarkEnd w:id="53"/>
-    <w:bookmarkStart w:id="61" w:name="מקורות-השראות-רעיונות-ותודות"/>
+      <w:r/>
+      <w:r>
+        <w:rPr>
+          <w:color w:val="17202D"/>
+        </w:rPr>
+        <w:t xml:space="preserve">פרק •: </w:t>
+      </w:r>
+      <w:r>
+        <w:rPr/>
+        <w:t>יישום</w:t>
+      </w:r>
+    </w:p>
+    <w:bookmarkEnd w:id="77"/>
+    <w:bookmarkStart w:id="85" w:name="מקורות-השראות-רעיונות-ותודות"/>
     <w:p>
       <w:pPr>
         <w:pStyle w:val="Heading2"/>
@@ -1877,7 +5898,7 @@
         <w:t xml:space="preserve">הקרבה אל מקור אינה זהות איתו. אם שם מסוים מופיע כאן, אין פירוש הדבר שהתאוריה מקבלת את כל עמדתו. פירוש הדבר שהוא עזר לנסח, לחדד, לאתגר או למקם שאלה אחת מתוך המהלך הרחב: כיצד פוטנציאל עובר דרך חוק, גבול, חומר, חיכוך ועיבוד, עד שהוא יכול להיעשות כיוון אחראי יותר.</w:t>
       </w:r>
     </w:p>
-    <w:bookmarkStart w:id="54" w:name="השושלת-הפילוסופית"/>
+    <w:bookmarkStart w:id="78" w:name="השושלת-הפילוסופית"/>
     <w:p>
       <w:pPr>
         <w:pStyle w:val="Heading3"/>
@@ -2023,8 +6044,8 @@
         <w:t xml:space="preserve">הדאואיזם רלוונטי כרקע לרעיון של דרך שאינה נכפית מבחוץ, של פעולה שאינה כוחנית, ושל צורה שאינה שוברת את הזרימה. התאוריה אינה דאואיסטית, אך היא קרובה לשאלה כיצד כיוון יכול להופיע בלי להפוך לשליטה.</w:t>
       </w:r>
     </w:p>
-    <w:bookmarkEnd w:id="54"/>
-    <w:bookmarkStart w:id="55" w:name="מתמטיקה-לוגיקה-וצורות-מחשבה"/>
+    <w:bookmarkEnd w:id="78"/>
+    <w:bookmarkStart w:id="79" w:name="מתמטיקה-לוגיקה-וצורות-מחשבה"/>
     <w:p>
       <w:pPr>
         <w:pStyle w:val="Heading3"/>
@@ -2116,11 +6137,27 @@
         <w:pStyle w:val="BodyText"/>
       </w:pPr>
       <w:r>
+        <w:t xml:space="preserve">תורת הסיבוכיות, רדוקציות פולינומיות, (NP)-שלמות, (coNP), ההיררכיה הפולינומית ו־(QBF) רלוונטיות כאן כשפה מבנית בלבד: הן אינן מזהות את הפוטנציאל עם מחלקת סיבוכיות, אלא עוזרות להבחין בין מציאה, אימות, משאב, תרגום, אסטרטגיה וגבול.</w:t>
+      </w:r>
+    </w:p>
+    <w:p>
+      <w:pPr>
+        <w:pStyle w:val="BodyText"/>
+      </w:pPr>
+      <w:r>
+        <w:t xml:space="preserve">אלגברה ליניארית ולכסון מטריצות רלוונטיים כרקע לשפה של מרחב מצבים, פעולה ושינוי בסיס. גם כאן אין טענה שהקיום הוא מטריצה; יש רק דימוי מדויק לכך שלפעמים הבנת מערכת תלויה בבסיס שבו הפעולה נראית.</w:t>
+      </w:r>
+    </w:p>
+    <w:p>
+      <w:pPr>
+        <w:pStyle w:val="BodyText"/>
+      </w:pPr>
+      <w:r>
         <w:t xml:space="preserve">בֶּנוּאַ מנדלברוט והחשיבה הפרקטלית רלוונטיים כרקע לרקורסיה, דמיון עצמי ופירוק אינסופי של מבנים. השימוש כאן הוא דימוי מבני בלבד: כל שלב של מציאות יכול לשאת בתוכו חלוקה נוספת, וכל רכיב יכול להפוך בעצמו למרחב של אפשרויות.</w:t>
       </w:r>
     </w:p>
-    <w:bookmarkEnd w:id="55"/>
-    <w:bookmarkStart w:id="56" w:name="פיזיקה-קוסמולוגיה-ומידע"/>
+    <w:bookmarkEnd w:id="79"/>
+    <w:bookmarkStart w:id="80" w:name="פיזיקה-קוסמולוגיה-ומידע"/>
     <w:p>
       <w:pPr>
         <w:pStyle w:val="Heading3"/>
@@ -2237,8 +6274,8 @@
         <w:t xml:space="preserve">הדיון במולטי־וורס, ביקומים אפשריים ובשכבות כמו I‑Verse, Universe, Multiverse ו‑Omniverse נוגע ברקע רחב של עולמות אפשריים, קוסמולוגיה ספקולטיבית ורעיונות כמו אוורט, דייוויד לואיס ומקס טגמרק. התאוריה אינה מתחייבת לאף מודל קוסמולוגי או מודאלי כזה; היא משתמשת באוצר המילים הזה כדי לחשוב על רקורסיה, שכבות, נקודות מבט ופירוק אינסופי של אפשרות.</w:t>
       </w:r>
     </w:p>
-    <w:bookmarkEnd w:id="56"/>
-    <w:bookmarkStart w:id="57" w:name="בינה-מלאכותית-תודעה-ומראות-עכשוויות"/>
+    <w:bookmarkEnd w:id="80"/>
+    <w:bookmarkStart w:id="81" w:name="בינה-מלאכותית-תודעה-ומראות-עכשוויות"/>
     <w:p>
       <w:pPr>
         <w:pStyle w:val="Heading3"/>
@@ -2271,8 +6308,8 @@
         <w:t xml:space="preserve">שיחות עם מערכות בינה מלאכותית שימשו גם ככלי ניסוח, עיבוד וביקורת. אין בכך סמכות, ואין בכך מקור אמת. זהו כלי עבודה וראי רעיוני, לא מחבר נוסף של התאוריה.</w:t>
       </w:r>
     </w:p>
-    <w:bookmarkEnd w:id="57"/>
-    <w:bookmarkStart w:id="58" w:name="יצירות-סיפורים-ודימויי-קצה"/>
+    <w:bookmarkEnd w:id="81"/>
+    <w:bookmarkStart w:id="82" w:name="יצירות-סיפורים-ודימויי-קצה"/>
     <w:p>
       <w:pPr>
         <w:pStyle w:val="Heading3"/>
@@ -2333,8 +6370,8 @@
         <w:t xml:space="preserve">(Feed the Pig), רלוונטי כנקודת ייחוס לבחינת בחירת התודעה במצבי קצה מול סבל, ולזיהוי החסד לא רק כהמשך הטיפוס אלא גם כנכונות של השלם לוותר על מידע למען האדם. זה אינו מקור פילוסופי קלאסי, אך הוא רלוונטי כאן מפני שהוא נוגע ישירות באחת האינטואיציות המרכזיות של התאוריה: לא כל הצלה היא שליטה, ולא כל חסד הוא המשך כפוי של התהליך.</w:t>
       </w:r>
     </w:p>
-    <w:bookmarkEnd w:id="58"/>
-    <w:bookmarkStart w:id="59" w:name="תודות-והערת-מקור"/>
+    <w:bookmarkEnd w:id="82"/>
+    <w:bookmarkStart w:id="83" w:name="תודות-והערת-מקור"/>
     <w:p>
       <w:pPr>
         <w:pStyle w:val="Heading3"/>
@@ -2359,8 +6396,8 @@
         <w:t xml:space="preserve">הכותב של התאוריה אחראי לסינתזה, לבחירת המושגים, ולחיבור בין פוטנציאל, אידיאל, השלם, גבול, חיכוך, עיבוד וכיוון. המקורות מסייעים, מאירים ומאתגרים; הם אינם מחליפים את האחריות של התאוריה לעמוד בפני עצמה.</w:t>
       </w:r>
     </w:p>
-    <w:bookmarkEnd w:id="59"/>
-    <w:bookmarkStart w:id="60" w:name="ביבליוגרפיה-והערות-מקור"/>
+    <w:bookmarkEnd w:id="83"/>
+    <w:bookmarkStart w:id="84" w:name="ביבליוגרפיה-והערות-מקור"/>
     <w:p>
       <w:pPr>
         <w:pStyle w:val="Heading3"/>
@@ -2525,9 +6562,9 @@
         <w:t xml:space="preserve">הערה על ציטוטים ושושלת רעיונית: ההפניות הקצרות משמשות לאוריינטציה פילוסופית, מדעית וספרותית. התאוריה עצמה מוצגת כהצעה עצמאית, לא כנגזרת ממקור יחיד.</w:t>
       </w:r>
     </w:p>
-    <w:bookmarkEnd w:id="60"/>
-    <w:bookmarkEnd w:id="61"/>
-    <w:bookmarkEnd w:id="62"/>
+    <w:bookmarkEnd w:id="84"/>
+    <w:bookmarkEnd w:id="85"/>
+    <w:bookmarkEnd w:id="86"/>
     <w:sectPr/>
   </w:body>
 </w:document>
